--- a/Project_Docs_D7/Operations_Runbook.docx
+++ b/Project_Docs_D7/Operations_Runbook.docx
@@ -109,6 +109,11 @@
         <w:tblW w:type="pct" w:w="0.0"/>
         <w:tblLook w:firstRow="1"/>
       </w:tblPr>
+      <w:tblGrid>
+        <w:gridCol w:w="3120"/>
+        <w:gridCol w:w="3120"/>
+        <w:gridCol w:w="3120"/>
+      </w:tblGrid>
       <w:tblGrid/>
       <w:tr>
         <w:trPr>
@@ -560,6 +565,11 @@
         <w:tblW w:type="pct" w:w="0.0"/>
         <w:tblLook w:firstRow="1"/>
       </w:tblPr>
+      <w:tblGrid>
+        <w:gridCol w:w="3120"/>
+        <w:gridCol w:w="3120"/>
+        <w:gridCol w:w="3120"/>
+      </w:tblGrid>
       <w:tblGrid/>
       <w:tr>
         <w:trPr>
@@ -923,6 +933,11 @@
         <w:tblW w:type="pct" w:w="0.0"/>
         <w:tblLook w:firstRow="1"/>
       </w:tblPr>
+      <w:tblGrid>
+        <w:gridCol w:w="3120"/>
+        <w:gridCol w:w="3120"/>
+        <w:gridCol w:w="3120"/>
+      </w:tblGrid>
       <w:tblGrid/>
       <w:tr>
         <w:trPr>
@@ -3006,6 +3021,12 @@
         <w:tblW w:type="pct" w:w="0.0"/>
         <w:tblLook w:firstRow="1"/>
       </w:tblPr>
+      <w:tblGrid>
+        <w:gridCol w:w="2340"/>
+        <w:gridCol w:w="2340"/>
+        <w:gridCol w:w="2340"/>
+        <w:gridCol w:w="2340"/>
+      </w:tblGrid>
       <w:tblGrid/>
       <w:tr>
         <w:trPr>
@@ -3492,6 +3513,10 @@
         <w:tblW w:type="pct" w:w="0.0"/>
         <w:tblLook w:firstRow="1"/>
       </w:tblPr>
+      <w:tblGrid>
+        <w:gridCol w:w="4680"/>
+        <w:gridCol w:w="4680"/>
+      </w:tblGrid>
       <w:tblGrid/>
       <w:tr>
         <w:trPr>

--- a/Project_Docs_D7/Operations_Runbook.docx
+++ b/Project_Docs_D7/Operations_Runbook.docx
@@ -2,15 +2,14 @@
 <file path=word/document.xml><?xml version="1.0" encoding="utf-8"?>
 <w:document xmlns:w="http://schemas.openxmlformats.org/wordprocessingml/2006/main" xmlns:m="http://schemas.openxmlformats.org/officeDocument/2006/math" xmlns:r="http://schemas.openxmlformats.org/officeDocument/2006/relationships" xmlns:o="urn:schemas-microsoft-com:office:office" xmlns:v="urn:schemas-microsoft-com:vml" xmlns:w10="urn:schemas-microsoft-com:office:word" xmlns:a="http://schemas.openxmlformats.org/drawingml/2006/main" xmlns:pic="http://schemas.openxmlformats.org/drawingml/2006/picture" xmlns:wp="http://schemas.openxmlformats.org/drawingml/2006/wordprocessingDrawing">
   <w:body>
+    <w:bookmarkStart w:id="25" w:name="operations-runbook"/>
     <w:p>
       <w:pPr>
         <w:pStyle w:val="Heading1"/>
       </w:pPr>
-      <w:bookmarkStart w:id="20" w:name="operations-runbook"/>
       <w:r>
         <w:t xml:space="preserve">Operations Runbook</w:t>
       </w:r>
-      <w:bookmarkEnd w:id="20"/>
     </w:p>
     <w:p>
       <w:pPr>
@@ -19,6 +18,7 @@
       <w:r>
         <w:rPr>
           <w:b/>
+          <w:bCs/>
         </w:rPr>
         <w:t xml:space="preserve">Status date:</w:t>
       </w:r>
@@ -34,13 +34,14 @@
       <w:r>
         <w:rPr>
           <w:b/>
+          <w:bCs/>
         </w:rPr>
         <w:t xml:space="preserve">Live URL:</w:t>
       </w:r>
       <w:r>
         <w:t xml:space="preserve"> </w:t>
       </w:r>
-      <w:hyperlink r:id="rId21">
+      <w:hyperlink r:id="rId9">
         <w:r>
           <w:rPr>
             <w:rStyle w:val="Hyperlink"/>
@@ -54,6 +55,7 @@
       <w:r>
         <w:rPr>
           <w:b/>
+          <w:bCs/>
         </w:rPr>
         <w:t xml:space="preserve">Owner (post-handoff):</w:t>
       </w:r>
@@ -93,43 +95,35 @@
         <w:t xml:space="preserve">.</w:t>
       </w:r>
     </w:p>
+    <w:bookmarkStart w:id="10" w:name="X9c1405074a03fb2a7639eb4a687b2978dc75c77"/>
     <w:p>
       <w:pPr>
         <w:pStyle w:val="Heading2"/>
       </w:pPr>
-      <w:bookmarkStart w:id="22" w:name="X9c1405074a03fb2a7639eb4a687b2978dc75c77"/>
       <w:r>
         <w:t xml:space="preserve">1. Ownership and Access</w:t>
       </w:r>
-      <w:bookmarkEnd w:id="22"/>
     </w:p>
     <w:tbl>
       <w:tblPr>
         <w:tblStyle w:val="Table"/>
-        <w:tblW w:type="pct" w:w="0.0"/>
-        <w:tblLook w:firstRow="1"/>
+        <w:tblW w:type="auto" w:w="0"/>
+        <w:tblLook w:firstRow="1" w:lastRow="0" w:firstColumn="0" w:lastColumn="0" w:noHBand="0" w:noVBand="0" w:val="0020"/>
       </w:tblPr>
       <w:tblGrid>
-        <w:gridCol w:w="3120"/>
-        <w:gridCol w:w="3120"/>
-        <w:gridCol w:w="3120"/>
+        <w:gridCol w:w="2640"/>
+        <w:gridCol w:w="2640"/>
+        <w:gridCol w:w="2640"/>
       </w:tblGrid>
-      <w:tblGrid/>
       <w:tr>
         <w:trPr>
-          <w:cnfStyle w:firstRow="1"/>
+          <w:tblHeader w:val="on"/>
         </w:trPr>
         <w:tc>
-          <w:tcPr>
-            <w:tcBorders>
-              <w:bottom w:val="single"/>
-            </w:tcBorders>
-            <w:vAlign w:val="bottom"/>
-          </w:tcPr>
-          <w:p>
-            <w:pPr>
-              <w:pStyle w:val="Compact"/>
-              <w:jc w:val="left"/>
+          <w:tcPr/>
+          <w:p>
+            <w:pPr>
+              <w:pStyle w:val="Compact"/>
             </w:pPr>
             <w:r>
               <w:t xml:space="preserve">Asset</w:t>
@@ -137,16 +131,10 @@
           </w:p>
         </w:tc>
         <w:tc>
-          <w:tcPr>
-            <w:tcBorders>
-              <w:bottom w:val="single"/>
-            </w:tcBorders>
-            <w:vAlign w:val="bottom"/>
-          </w:tcPr>
-          <w:p>
-            <w:pPr>
-              <w:pStyle w:val="Compact"/>
-              <w:jc w:val="left"/>
+          <w:tcPr/>
+          <w:p>
+            <w:pPr>
+              <w:pStyle w:val="Compact"/>
             </w:pPr>
             <w:r>
               <w:t xml:space="preserve">Where it lives</w:t>
@@ -154,16 +142,10 @@
           </w:p>
         </w:tc>
         <w:tc>
-          <w:tcPr>
-            <w:tcBorders>
-              <w:bottom w:val="single"/>
-            </w:tcBorders>
-            <w:vAlign w:val="bottom"/>
-          </w:tcPr>
-          <w:p>
-            <w:pPr>
-              <w:pStyle w:val="Compact"/>
-              <w:jc w:val="left"/>
+          <w:tcPr/>
+          <w:p>
+            <w:pPr>
+              <w:pStyle w:val="Compact"/>
             </w:pPr>
             <w:r>
               <w:t xml:space="preserve">Who must own it post-handoff</w:t>
@@ -173,10 +155,10 @@
       </w:tr>
       <w:tr>
         <w:tc>
-          <w:p>
-            <w:pPr>
-              <w:pStyle w:val="Compact"/>
-              <w:jc w:val="left"/>
+          <w:tcPr/>
+          <w:p>
+            <w:pPr>
+              <w:pStyle w:val="Compact"/>
             </w:pPr>
             <w:r>
               <w:rPr>
@@ -193,10 +175,10 @@
           </w:p>
         </w:tc>
         <w:tc>
-          <w:p>
-            <w:pPr>
-              <w:pStyle w:val="Compact"/>
-              <w:jc w:val="left"/>
+          <w:tcPr/>
+          <w:p>
+            <w:pPr>
+              <w:pStyle w:val="Compact"/>
             </w:pPr>
             <w:r>
               <w:t xml:space="preserve">github.com</w:t>
@@ -204,10 +186,10 @@
           </w:p>
         </w:tc>
         <w:tc>
-          <w:p>
-            <w:pPr>
-              <w:pStyle w:val="Compact"/>
-              <w:jc w:val="left"/>
+          <w:tcPr/>
+          <w:p>
+            <w:pPr>
+              <w:pStyle w:val="Compact"/>
             </w:pPr>
             <w:r>
               <w:t xml:space="preserve">Stakeholder set as</w:t>
@@ -218,6 +200,7 @@
             <w:r>
               <w:rPr>
                 <w:b/>
+                <w:bCs/>
               </w:rPr>
               <w:t xml:space="preserve">Owner/Admin</w:t>
             </w:r>
@@ -232,10 +215,10 @@
       </w:tr>
       <w:tr>
         <w:tc>
-          <w:p>
-            <w:pPr>
-              <w:pStyle w:val="Compact"/>
-              <w:jc w:val="left"/>
+          <w:tcPr/>
+          <w:p>
+            <w:pPr>
+              <w:pStyle w:val="Compact"/>
             </w:pPr>
             <w:r>
               <w:t xml:space="preserve">GitHub Actions secrets</w:t>
@@ -243,10 +226,10 @@
           </w:p>
         </w:tc>
         <w:tc>
-          <w:p>
-            <w:pPr>
-              <w:pStyle w:val="Compact"/>
-              <w:jc w:val="left"/>
+          <w:tcPr/>
+          <w:p>
+            <w:pPr>
+              <w:pStyle w:val="Compact"/>
             </w:pPr>
             <w:r>
               <w:t xml:space="preserve">GitHub repo → Settings → Secrets</w:t>
@@ -254,10 +237,10 @@
           </w:p>
         </w:tc>
         <w:tc>
-          <w:p>
-            <w:pPr>
-              <w:pStyle w:val="Compact"/>
-              <w:jc w:val="left"/>
+          <w:tcPr/>
+          <w:p>
+            <w:pPr>
+              <w:pStyle w:val="Compact"/>
             </w:pPr>
             <w:r>
               <w:t xml:space="preserve">Set by stakeholder; rotated through stakeholder-controlled AWS account.</w:t>
@@ -267,10 +250,10 @@
       </w:tr>
       <w:tr>
         <w:tc>
-          <w:p>
-            <w:pPr>
-              <w:pStyle w:val="Compact"/>
-              <w:jc w:val="left"/>
+          <w:tcPr/>
+          <w:p>
+            <w:pPr>
+              <w:pStyle w:val="Compact"/>
             </w:pPr>
             <w:r>
               <w:t xml:space="preserve">AWS account / EC2 instance / security group</w:t>
@@ -278,10 +261,10 @@
           </w:p>
         </w:tc>
         <w:tc>
-          <w:p>
-            <w:pPr>
-              <w:pStyle w:val="Compact"/>
-              <w:jc w:val="left"/>
+          <w:tcPr/>
+          <w:p>
+            <w:pPr>
+              <w:pStyle w:val="Compact"/>
             </w:pPr>
             <w:r>
               <w:t xml:space="preserve">AWS console</w:t>
@@ -289,10 +272,10 @@
           </w:p>
         </w:tc>
         <w:tc>
-          <w:p>
-            <w:pPr>
-              <w:pStyle w:val="Compact"/>
-              <w:jc w:val="left"/>
+          <w:tcPr/>
+          <w:p>
+            <w:pPr>
+              <w:pStyle w:val="Compact"/>
             </w:pPr>
             <w:r>
               <w:t xml:space="preserve">Stakeholder. Student IAM user (if any) revoked after sign-off.</w:t>
@@ -302,10 +285,10 @@
       </w:tr>
       <w:tr>
         <w:tc>
-          <w:p>
-            <w:pPr>
-              <w:pStyle w:val="Compact"/>
-              <w:jc w:val="left"/>
+          <w:tcPr/>
+          <w:p>
+            <w:pPr>
+              <w:pStyle w:val="Compact"/>
             </w:pPr>
             <w:r>
               <w:t xml:space="preserve">EC2 SSH key (</w:t>
@@ -322,10 +305,10 @@
           </w:p>
         </w:tc>
         <w:tc>
-          <w:p>
-            <w:pPr>
-              <w:pStyle w:val="Compact"/>
-              <w:jc w:val="left"/>
+          <w:tcPr/>
+          <w:p>
+            <w:pPr>
+              <w:pStyle w:val="Compact"/>
             </w:pPr>
             <w:r>
               <w:t xml:space="preserve">Stakeholder password manager</w:t>
@@ -333,10 +316,10 @@
           </w:p>
         </w:tc>
         <w:tc>
-          <w:p>
-            <w:pPr>
-              <w:pStyle w:val="Compact"/>
-              <w:jc w:val="left"/>
+          <w:tcPr/>
+          <w:p>
+            <w:pPr>
+              <w:pStyle w:val="Compact"/>
             </w:pPr>
             <w:r>
               <w:t xml:space="preserve">Stakeholder. Public half is in</w:t>
@@ -373,10 +356,10 @@
       </w:tr>
       <w:tr>
         <w:tc>
-          <w:p>
-            <w:pPr>
-              <w:pStyle w:val="Compact"/>
-              <w:jc w:val="left"/>
+          <w:tcPr/>
+          <w:p>
+            <w:pPr>
+              <w:pStyle w:val="Compact"/>
             </w:pPr>
             <w:r>
               <w:t xml:space="preserve">DNS for</w:t>
@@ -393,10 +376,10 @@
           </w:p>
         </w:tc>
         <w:tc>
-          <w:p>
-            <w:pPr>
-              <w:pStyle w:val="Compact"/>
-              <w:jc w:val="left"/>
+          <w:tcPr/>
+          <w:p>
+            <w:pPr>
+              <w:pStyle w:val="Compact"/>
             </w:pPr>
             <w:r>
               <w:t xml:space="preserve">Omnilore's DNS provider</w:t>
@@ -404,10 +387,10 @@
           </w:p>
         </w:tc>
         <w:tc>
-          <w:p>
-            <w:pPr>
-              <w:pStyle w:val="Compact"/>
-              <w:jc w:val="left"/>
+          <w:tcPr/>
+          <w:p>
+            <w:pPr>
+              <w:pStyle w:val="Compact"/>
             </w:pPr>
             <w:r>
               <w:t xml:space="preserve">Stakeholder.</w:t>
@@ -417,10 +400,10 @@
       </w:tr>
       <w:tr>
         <w:tc>
-          <w:p>
-            <w:pPr>
-              <w:pStyle w:val="Compact"/>
-              <w:jc w:val="left"/>
+          <w:tcPr/>
+          <w:p>
+            <w:pPr>
+              <w:pStyle w:val="Compact"/>
             </w:pPr>
             <w:r>
               <w:t xml:space="preserve">Demo video file</w:t>
@@ -428,10 +411,10 @@
           </w:p>
         </w:tc>
         <w:tc>
-          <w:p>
-            <w:pPr>
-              <w:pStyle w:val="Compact"/>
-              <w:jc w:val="left"/>
+          <w:tcPr/>
+          <w:p>
+            <w:pPr>
+              <w:pStyle w:val="Compact"/>
             </w:pPr>
             <w:r>
               <w:rPr>
@@ -448,10 +431,10 @@
           </w:p>
         </w:tc>
         <w:tc>
-          <w:p>
-            <w:pPr>
-              <w:pStyle w:val="Compact"/>
-              <w:jc w:val="left"/>
+          <w:tcPr/>
+          <w:p>
+            <w:pPr>
+              <w:pStyle w:val="Compact"/>
             </w:pPr>
             <w:r>
               <w:t xml:space="preserve">Stakeholder.</w:t>
@@ -473,19 +456,20 @@
       <w:r>
         <w:rPr>
           <w:b/>
+          <w:bCs/>
         </w:rPr>
         <w:t xml:space="preserve">revoked, not just downgraded.</w:t>
       </w:r>
     </w:p>
+    <w:bookmarkEnd w:id="10"/>
+    <w:bookmarkStart w:id="11" w:name="X0e8f906f0126c3bfa1de7108b426f6801476d5a"/>
     <w:p>
       <w:pPr>
         <w:pStyle w:val="Heading2"/>
       </w:pPr>
-      <w:bookmarkStart w:id="23" w:name="X0e8f906f0126c3bfa1de7108b426f6801476d5a"/>
       <w:r>
         <w:t xml:space="preserve">2. Normal Operation</w:t>
       </w:r>
-      <w:bookmarkEnd w:id="23"/>
     </w:p>
     <w:p>
       <w:pPr>
@@ -549,43 +533,36 @@
         <w:t xml:space="preserve">from their machine, and run the entire scheduling pipeline in-browser. There is no backend, no database, no auth, and no PII at rest on the server. The site is otherwise idle.</w:t>
       </w:r>
     </w:p>
+    <w:bookmarkEnd w:id="11"/>
+    <w:bookmarkStart w:id="12" w:name="Xd72d268a912e915a3f08a0cbfb6e51c4063baa5"/>
     <w:p>
       <w:pPr>
         <w:pStyle w:val="Heading2"/>
       </w:pPr>
-      <w:bookmarkStart w:id="24" w:name="Xd72d268a912e915a3f08a0cbfb6e51c4063baa5"/>
       <w:r>
         <w:t xml:space="preserve">3. Monitoring and Logs</w:t>
       </w:r>
-      <w:bookmarkEnd w:id="24"/>
     </w:p>
     <w:tbl>
       <w:tblPr>
         <w:tblStyle w:val="Table"/>
-        <w:tblW w:type="pct" w:w="0.0"/>
-        <w:tblLook w:firstRow="1"/>
+        <w:tblW w:type="auto" w:w="0"/>
+        <w:tblLook w:firstRow="1" w:lastRow="0" w:firstColumn="0" w:lastColumn="0" w:noHBand="0" w:noVBand="0" w:val="0020"/>
       </w:tblPr>
       <w:tblGrid>
-        <w:gridCol w:w="3120"/>
-        <w:gridCol w:w="3120"/>
-        <w:gridCol w:w="3120"/>
+        <w:gridCol w:w="2640"/>
+        <w:gridCol w:w="2640"/>
+        <w:gridCol w:w="2640"/>
       </w:tblGrid>
-      <w:tblGrid/>
       <w:tr>
         <w:trPr>
-          <w:cnfStyle w:firstRow="1"/>
+          <w:tblHeader w:val="on"/>
         </w:trPr>
         <w:tc>
-          <w:tcPr>
-            <w:tcBorders>
-              <w:bottom w:val="single"/>
-            </w:tcBorders>
-            <w:vAlign w:val="bottom"/>
-          </w:tcPr>
-          <w:p>
-            <w:pPr>
-              <w:pStyle w:val="Compact"/>
-              <w:jc w:val="left"/>
+          <w:tcPr/>
+          <w:p>
+            <w:pPr>
+              <w:pStyle w:val="Compact"/>
             </w:pPr>
             <w:r>
               <w:t xml:space="preserve">What</w:t>
@@ -593,16 +570,10 @@
           </w:p>
         </w:tc>
         <w:tc>
-          <w:tcPr>
-            <w:tcBorders>
-              <w:bottom w:val="single"/>
-            </w:tcBorders>
-            <w:vAlign w:val="bottom"/>
-          </w:tcPr>
-          <w:p>
-            <w:pPr>
-              <w:pStyle w:val="Compact"/>
-              <w:jc w:val="left"/>
+          <w:tcPr/>
+          <w:p>
+            <w:pPr>
+              <w:pStyle w:val="Compact"/>
             </w:pPr>
             <w:r>
               <w:t xml:space="preserve">Where</w:t>
@@ -610,16 +581,10 @@
           </w:p>
         </w:tc>
         <w:tc>
-          <w:tcPr>
-            <w:tcBorders>
-              <w:bottom w:val="single"/>
-            </w:tcBorders>
-            <w:vAlign w:val="bottom"/>
-          </w:tcPr>
-          <w:p>
-            <w:pPr>
-              <w:pStyle w:val="Compact"/>
-              <w:jc w:val="left"/>
+          <w:tcPr/>
+          <w:p>
+            <w:pPr>
+              <w:pStyle w:val="Compact"/>
             </w:pPr>
             <w:r>
               <w:t xml:space="preserve">Who watches</w:t>
@@ -629,10 +594,10 @@
       </w:tr>
       <w:tr>
         <w:tc>
-          <w:p>
-            <w:pPr>
-              <w:pStyle w:val="Compact"/>
-              <w:jc w:val="left"/>
+          <w:tcPr/>
+          <w:p>
+            <w:pPr>
+              <w:pStyle w:val="Compact"/>
             </w:pPr>
             <w:r>
               <w:t xml:space="preserve">GitHub Actions test/deploy runs</w:t>
@@ -640,10 +605,10 @@
           </w:p>
         </w:tc>
         <w:tc>
-          <w:p>
-            <w:pPr>
-              <w:pStyle w:val="Compact"/>
-              <w:jc w:val="left"/>
+          <w:tcPr/>
+          <w:p>
+            <w:pPr>
+              <w:pStyle w:val="Compact"/>
             </w:pPr>
             <w:r>
               <w:t xml:space="preserve">github.com → Actions tab</w:t>
@@ -651,10 +616,10 @@
           </w:p>
         </w:tc>
         <w:tc>
-          <w:p>
-            <w:pPr>
-              <w:pStyle w:val="Compact"/>
-              <w:jc w:val="left"/>
+          <w:tcPr/>
+          <w:p>
+            <w:pPr>
+              <w:pStyle w:val="Compact"/>
             </w:pPr>
             <w:r>
               <w:t xml:space="preserve">On-call developer; required reading after every push to</w:t>
@@ -676,10 +641,10 @@
       </w:tr>
       <w:tr>
         <w:tc>
-          <w:p>
-            <w:pPr>
-              <w:pStyle w:val="Compact"/>
-              <w:jc w:val="left"/>
+          <w:tcPr/>
+          <w:p>
+            <w:pPr>
+              <w:pStyle w:val="Compact"/>
             </w:pPr>
             <w:r>
               <w:t xml:space="preserve">EC2 web-server logs</w:t>
@@ -687,10 +652,10 @@
           </w:p>
         </w:tc>
         <w:tc>
-          <w:p>
-            <w:pPr>
-              <w:pStyle w:val="Compact"/>
-              <w:jc w:val="left"/>
+          <w:tcPr/>
+          <w:p>
+            <w:pPr>
+              <w:pStyle w:val="Compact"/>
             </w:pPr>
             <w:r>
               <w:t xml:space="preserve">nginx:</w:t>
@@ -737,10 +702,10 @@
           </w:p>
         </w:tc>
         <w:tc>
-          <w:p>
-            <w:pPr>
-              <w:pStyle w:val="Compact"/>
-              <w:jc w:val="left"/>
+          <w:tcPr/>
+          <w:p>
+            <w:pPr>
+              <w:pStyle w:val="Compact"/>
             </w:pPr>
             <w:r>
               <w:t xml:space="preserve">On-call developer when triaging an incident.</w:t>
@@ -750,10 +715,10 @@
       </w:tr>
       <w:tr>
         <w:tc>
-          <w:p>
-            <w:pPr>
-              <w:pStyle w:val="Compact"/>
-              <w:jc w:val="left"/>
+          <w:tcPr/>
+          <w:p>
+            <w:pPr>
+              <w:pStyle w:val="Compact"/>
             </w:pPr>
             <w:r>
               <w:t xml:space="preserve">EC2 instance health</w:t>
@@ -761,10 +726,10 @@
           </w:p>
         </w:tc>
         <w:tc>
-          <w:p>
-            <w:pPr>
-              <w:pStyle w:val="Compact"/>
-              <w:jc w:val="left"/>
+          <w:tcPr/>
+          <w:p>
+            <w:pPr>
+              <w:pStyle w:val="Compact"/>
             </w:pPr>
             <w:r>
               <w:t xml:space="preserve">AWS console → EC2 → Instances;</w:t>
@@ -802,10 +767,10 @@
           </w:p>
         </w:tc>
         <w:tc>
-          <w:p>
-            <w:pPr>
-              <w:pStyle w:val="Compact"/>
-              <w:jc w:val="left"/>
+          <w:tcPr/>
+          <w:p>
+            <w:pPr>
+              <w:pStyle w:val="Compact"/>
             </w:pPr>
             <w:r>
               <w:t xml:space="preserve">On-call developer when triaging.</w:t>
@@ -815,10 +780,10 @@
       </w:tr>
       <w:tr>
         <w:tc>
-          <w:p>
-            <w:pPr>
-              <w:pStyle w:val="Compact"/>
-              <w:jc w:val="left"/>
+          <w:tcPr/>
+          <w:p>
+            <w:pPr>
+              <w:pStyle w:val="Compact"/>
             </w:pPr>
             <w:r>
               <w:t xml:space="preserve">Browser console</w:t>
@@ -826,10 +791,10 @@
           </w:p>
         </w:tc>
         <w:tc>
-          <w:p>
-            <w:pPr>
-              <w:pStyle w:val="Compact"/>
-              <w:jc w:val="left"/>
+          <w:tcPr/>
+          <w:p>
+            <w:pPr>
+              <w:pStyle w:val="Compact"/>
             </w:pPr>
             <w:r>
               <w:t xml:space="preserve">Chrome DevTools → Console</w:t>
@@ -837,10 +802,10 @@
           </w:p>
         </w:tc>
         <w:tc>
-          <w:p>
-            <w:pPr>
-              <w:pStyle w:val="Compact"/>
-              <w:jc w:val="left"/>
+          <w:tcPr/>
+          <w:p>
+            <w:pPr>
+              <w:pStyle w:val="Compact"/>
             </w:pPr>
             <w:r>
               <w:t xml:space="preserve">The reporting user, on request.</w:t>
@@ -856,6 +821,7 @@
       <w:r>
         <w:rPr>
           <w:b/>
+          <w:bCs/>
         </w:rPr>
         <w:t xml:space="preserve">Recommended additions</w:t>
       </w:r>
@@ -868,92 +834,85 @@
     </w:p>
     <w:p>
       <w:pPr>
+        <w:pStyle w:val="Compact"/>
         <w:numPr>
           <w:ilvl w:val="0"/>
           <w:numId w:val="1001"/>
         </w:numPr>
+      </w:pPr>
+      <w:r>
+        <w:t xml:space="preserve">Uptime monitoring on</w:t>
+      </w:r>
+      <w:r>
+        <w:t xml:space="preserve"> </w:t>
+      </w:r>
+      <w:r>
+        <w:rPr>
+          <w:rStyle w:val="VerbatimChar"/>
+        </w:rPr>
+        <w:t xml:space="preserve">http://scheduler.omnilore.org</w:t>
+      </w:r>
+      <w:r>
+        <w:t xml:space="preserve"> </w:t>
+      </w:r>
+      <w:r>
+        <w:t xml:space="preserve">(UptimeRobot, BetterStack, AWS Route 53 health check). Filed as P1 in the backlog.</w:t>
+      </w:r>
+    </w:p>
+    <w:p>
+      <w:pPr>
         <w:pStyle w:val="Compact"/>
-      </w:pPr>
-      <w:r>
-        <w:t xml:space="preserve">Uptime monitoring on</w:t>
-      </w:r>
-      <w:r>
-        <w:t xml:space="preserve"> </w:t>
-      </w:r>
-      <w:r>
-        <w:rPr>
-          <w:rStyle w:val="VerbatimChar"/>
-        </w:rPr>
-        <w:t xml:space="preserve">http://scheduler.omnilore.org</w:t>
-      </w:r>
-      <w:r>
-        <w:t xml:space="preserve"> </w:t>
-      </w:r>
-      <w:r>
-        <w:t xml:space="preserve">(UptimeRobot, BetterStack, AWS Route 53 health check). Filed as P1 in the backlog.</w:t>
-      </w:r>
-    </w:p>
-    <w:p>
-      <w:pPr>
         <w:numPr>
           <w:ilvl w:val="0"/>
           <w:numId w:val="1001"/>
         </w:numPr>
+      </w:pPr>
+      <w:r>
+        <w:t xml:space="preserve">CloudWatch alarms on the EC2 instance for CPU/disk/network anomalies.</w:t>
+      </w:r>
+    </w:p>
+    <w:p>
+      <w:pPr>
         <w:pStyle w:val="Compact"/>
-      </w:pPr>
-      <w:r>
-        <w:t xml:space="preserve">CloudWatch alarms on the EC2 instance for CPU/disk/network anomalies.</w:t>
-      </w:r>
-    </w:p>
-    <w:p>
-      <w:pPr>
         <w:numPr>
           <w:ilvl w:val="0"/>
           <w:numId w:val="1001"/>
         </w:numPr>
-        <w:pStyle w:val="Compact"/>
       </w:pPr>
       <w:r>
         <w:t xml:space="preserve">Log shipping to a centralized store if Omnilore plans multi-app hosting.</w:t>
       </w:r>
     </w:p>
+    <w:bookmarkEnd w:id="12"/>
+    <w:bookmarkStart w:id="13" w:name="X1b7a9ea43b28166189568b4c90a1d5274f63582"/>
     <w:p>
       <w:pPr>
         <w:pStyle w:val="Heading2"/>
       </w:pPr>
-      <w:bookmarkStart w:id="25" w:name="X1b7a9ea43b28166189568b4c90a1d5274f63582"/>
       <w:r>
         <w:t xml:space="preserve">4. Common Incidents</w:t>
       </w:r>
-      <w:bookmarkEnd w:id="25"/>
     </w:p>
     <w:tbl>
       <w:tblPr>
         <w:tblStyle w:val="Table"/>
-        <w:tblW w:type="pct" w:w="0.0"/>
-        <w:tblLook w:firstRow="1"/>
+        <w:tblW w:type="auto" w:w="0"/>
+        <w:tblLook w:firstRow="1" w:lastRow="0" w:firstColumn="0" w:lastColumn="0" w:noHBand="0" w:noVBand="0" w:val="0020"/>
       </w:tblPr>
       <w:tblGrid>
-        <w:gridCol w:w="3120"/>
-        <w:gridCol w:w="3120"/>
-        <w:gridCol w:w="3120"/>
+        <w:gridCol w:w="2640"/>
+        <w:gridCol w:w="2640"/>
+        <w:gridCol w:w="2640"/>
       </w:tblGrid>
-      <w:tblGrid/>
       <w:tr>
         <w:trPr>
-          <w:cnfStyle w:firstRow="1"/>
+          <w:tblHeader w:val="on"/>
         </w:trPr>
         <w:tc>
-          <w:tcPr>
-            <w:tcBorders>
-              <w:bottom w:val="single"/>
-            </w:tcBorders>
-            <w:vAlign w:val="bottom"/>
-          </w:tcPr>
-          <w:p>
-            <w:pPr>
-              <w:pStyle w:val="Compact"/>
-              <w:jc w:val="left"/>
+          <w:tcPr/>
+          <w:p>
+            <w:pPr>
+              <w:pStyle w:val="Compact"/>
             </w:pPr>
             <w:r>
               <w:t xml:space="preserve">Symptom</w:t>
@@ -961,16 +920,10 @@
           </w:p>
         </w:tc>
         <w:tc>
-          <w:tcPr>
-            <w:tcBorders>
-              <w:bottom w:val="single"/>
-            </w:tcBorders>
-            <w:vAlign w:val="bottom"/>
-          </w:tcPr>
-          <w:p>
-            <w:pPr>
-              <w:pStyle w:val="Compact"/>
-              <w:jc w:val="left"/>
+          <w:tcPr/>
+          <w:p>
+            <w:pPr>
+              <w:pStyle w:val="Compact"/>
             </w:pPr>
             <w:r>
               <w:t xml:space="preserve">Likely cause</w:t>
@@ -978,16 +931,10 @@
           </w:p>
         </w:tc>
         <w:tc>
-          <w:tcPr>
-            <w:tcBorders>
-              <w:bottom w:val="single"/>
-            </w:tcBorders>
-            <w:vAlign w:val="bottom"/>
-          </w:tcPr>
-          <w:p>
-            <w:pPr>
-              <w:pStyle w:val="Compact"/>
-              <w:jc w:val="left"/>
+          <w:tcPr/>
+          <w:p>
+            <w:pPr>
+              <w:pStyle w:val="Compact"/>
             </w:pPr>
             <w:r>
               <w:t xml:space="preserve">Fix</w:t>
@@ -997,10 +944,10 @@
       </w:tr>
       <w:tr>
         <w:tc>
-          <w:p>
-            <w:pPr>
-              <w:pStyle w:val="Compact"/>
-              <w:jc w:val="left"/>
+          <w:tcPr/>
+          <w:p>
+            <w:pPr>
+              <w:pStyle w:val="Compact"/>
             </w:pPr>
             <w:r>
               <w:t xml:space="preserve">Live URL returns connection refused or times out</w:t>
@@ -1008,10 +955,10 @@
           </w:p>
         </w:tc>
         <w:tc>
-          <w:p>
-            <w:pPr>
-              <w:pStyle w:val="Compact"/>
-              <w:jc w:val="left"/>
+          <w:tcPr/>
+          <w:p>
+            <w:pPr>
+              <w:pStyle w:val="Compact"/>
             </w:pPr>
             <w:r>
               <w:t xml:space="preserve">EC2 instance is stopped, or web server not running</w:t>
@@ -1019,10 +966,10 @@
           </w:p>
         </w:tc>
         <w:tc>
-          <w:p>
-            <w:pPr>
-              <w:pStyle w:val="Compact"/>
-              <w:jc w:val="left"/>
+          <w:tcPr/>
+          <w:p>
+            <w:pPr>
+              <w:pStyle w:val="Compact"/>
             </w:pPr>
             <w:r>
               <w:t xml:space="preserve">AWS console → start instance. SSH in:</w:t>
@@ -1071,10 +1018,10 @@
       </w:tr>
       <w:tr>
         <w:tc>
-          <w:p>
-            <w:pPr>
-              <w:pStyle w:val="Compact"/>
-              <w:jc w:val="left"/>
+          <w:tcPr/>
+          <w:p>
+            <w:pPr>
+              <w:pStyle w:val="Compact"/>
             </w:pPr>
             <w:r>
               <w:t xml:space="preserve">Live URL returns 404 / blank</w:t>
@@ -1091,10 +1038,10 @@
           </w:p>
         </w:tc>
         <w:tc>
-          <w:p>
-            <w:pPr>
-              <w:pStyle w:val="Compact"/>
-              <w:jc w:val="left"/>
+          <w:tcPr/>
+          <w:p>
+            <w:pPr>
+              <w:pStyle w:val="Compact"/>
             </w:pPr>
             <w:r>
               <w:rPr>
@@ -1111,10 +1058,10 @@
           </w:p>
         </w:tc>
         <w:tc>
-          <w:p>
-            <w:pPr>
-              <w:pStyle w:val="Compact"/>
-              <w:jc w:val="left"/>
+          <w:tcPr/>
+          <w:p>
+            <w:pPr>
+              <w:pStyle w:val="Compact"/>
             </w:pPr>
             <w:r>
               <w:t xml:space="preserve">Re-run</w:t>
@@ -1139,10 +1086,10 @@
       </w:tr>
       <w:tr>
         <w:tc>
-          <w:p>
-            <w:pPr>
-              <w:pStyle w:val="Compact"/>
-              <w:jc w:val="left"/>
+          <w:tcPr/>
+          <w:p>
+            <w:pPr>
+              <w:pStyle w:val="Compact"/>
             </w:pPr>
             <w:r>
               <w:t xml:space="preserve">Live URL serves an old build</w:t>
@@ -1150,10 +1097,10 @@
           </w:p>
         </w:tc>
         <w:tc>
-          <w:p>
-            <w:pPr>
-              <w:pStyle w:val="Compact"/>
-              <w:jc w:val="left"/>
+          <w:tcPr/>
+          <w:p>
+            <w:pPr>
+              <w:pStyle w:val="Compact"/>
             </w:pPr>
             <w:r>
               <w:t xml:space="preserve">Stale build artifacts;</w:t>
@@ -1176,10 +1123,10 @@
           </w:p>
         </w:tc>
         <w:tc>
-          <w:p>
-            <w:pPr>
-              <w:pStyle w:val="Compact"/>
-              <w:jc w:val="left"/>
+          <w:tcPr/>
+          <w:p>
+            <w:pPr>
+              <w:pStyle w:val="Compact"/>
             </w:pPr>
             <w:r>
               <w:t xml:space="preserve">Check Actions tab. If the workflow didn't run, push a no-op commit to</w:t>
@@ -1204,10 +1151,10 @@
       </w:tr>
       <w:tr>
         <w:tc>
-          <w:p>
-            <w:pPr>
-              <w:pStyle w:val="Compact"/>
-              <w:jc w:val="left"/>
+          <w:tcPr/>
+          <w:p>
+            <w:pPr>
+              <w:pStyle w:val="Compact"/>
             </w:pPr>
             <w:r>
               <w:rPr>
@@ -1224,10 +1171,10 @@
           </w:p>
         </w:tc>
         <w:tc>
-          <w:p>
-            <w:pPr>
-              <w:pStyle w:val="Compact"/>
-              <w:jc w:val="left"/>
+          <w:tcPr/>
+          <w:p>
+            <w:pPr>
+              <w:pStyle w:val="Compact"/>
             </w:pPr>
             <w:r>
               <w:t xml:space="preserve">Missing/expired</w:t>
@@ -1259,10 +1206,10 @@
           </w:p>
         </w:tc>
         <w:tc>
-          <w:p>
-            <w:pPr>
-              <w:pStyle w:val="Compact"/>
-              <w:jc w:val="left"/>
+          <w:tcPr/>
+          <w:p>
+            <w:pPr>
+              <w:pStyle w:val="Compact"/>
             </w:pPr>
             <w:r>
               <w:t xml:space="preserve">Re-issue keys in IAM, update the GitHub secret, re-run the workflow.</w:t>
@@ -1272,10 +1219,10 @@
       </w:tr>
       <w:tr>
         <w:tc>
-          <w:p>
-            <w:pPr>
-              <w:pStyle w:val="Compact"/>
-              <w:jc w:val="left"/>
+          <w:tcPr/>
+          <w:p>
+            <w:pPr>
+              <w:pStyle w:val="Compact"/>
             </w:pPr>
             <w:r>
               <w:rPr>
@@ -1292,10 +1239,10 @@
           </w:p>
         </w:tc>
         <w:tc>
-          <w:p>
-            <w:pPr>
-              <w:pStyle w:val="Compact"/>
-              <w:jc w:val="left"/>
+          <w:tcPr/>
+          <w:p>
+            <w:pPr>
+              <w:pStyle w:val="Compact"/>
             </w:pPr>
             <w:r>
               <w:t xml:space="preserve">IAM user lacks</w:t>
@@ -1330,10 +1277,10 @@
           </w:p>
         </w:tc>
         <w:tc>
-          <w:p>
-            <w:pPr>
-              <w:pStyle w:val="Compact"/>
-              <w:jc w:val="left"/>
+          <w:tcPr/>
+          <w:p>
+            <w:pPr>
+              <w:pStyle w:val="Compact"/>
             </w:pPr>
             <w:r>
               <w:t xml:space="preserve">Update IAM policy or fix</w:t>
@@ -1355,10 +1302,10 @@
       </w:tr>
       <w:tr>
         <w:tc>
-          <w:p>
-            <w:pPr>
-              <w:pStyle w:val="Compact"/>
-              <w:jc w:val="left"/>
+          <w:tcPr/>
+          <w:p>
+            <w:pPr>
+              <w:pStyle w:val="Compact"/>
             </w:pPr>
             <w:r>
               <w:rPr>
@@ -1375,10 +1322,10 @@
           </w:p>
         </w:tc>
         <w:tc>
-          <w:p>
-            <w:pPr>
-              <w:pStyle w:val="Compact"/>
-              <w:jc w:val="left"/>
+          <w:tcPr/>
+          <w:p>
+            <w:pPr>
+              <w:pStyle w:val="Compact"/>
             </w:pPr>
             <w:r>
               <w:t xml:space="preserve">SSH key/host/user mismatch, or runner IP not whitelisted in time (rare race)</w:t>
@@ -1386,10 +1333,10 @@
           </w:p>
         </w:tc>
         <w:tc>
-          <w:p>
-            <w:pPr>
-              <w:pStyle w:val="Compact"/>
-              <w:jc w:val="left"/>
+          <w:tcPr/>
+          <w:p>
+            <w:pPr>
+              <w:pStyle w:val="Compact"/>
             </w:pPr>
             <w:r>
               <w:t xml:space="preserve">Verify</w:t>
@@ -1465,10 +1412,10 @@
       </w:tr>
       <w:tr>
         <w:tc>
-          <w:p>
-            <w:pPr>
-              <w:pStyle w:val="Compact"/>
-              <w:jc w:val="left"/>
+          <w:tcPr/>
+          <w:p>
+            <w:pPr>
+              <w:pStyle w:val="Compact"/>
             </w:pPr>
             <w:r>
               <w:t xml:space="preserve">Whitelist step succeeded but revoke step failed</w:t>
@@ -1476,10 +1423,10 @@
           </w:p>
         </w:tc>
         <w:tc>
-          <w:p>
-            <w:pPr>
-              <w:pStyle w:val="Compact"/>
-              <w:jc w:val="left"/>
+          <w:tcPr/>
+          <w:p>
+            <w:pPr>
+              <w:pStyle w:val="Compact"/>
             </w:pPr>
             <w:r>
               <w:t xml:space="preserve">Transient AWS API hiccup</w:t>
@@ -1487,10 +1434,10 @@
           </w:p>
         </w:tc>
         <w:tc>
-          <w:p>
-            <w:pPr>
-              <w:pStyle w:val="Compact"/>
-              <w:jc w:val="left"/>
+          <w:tcPr/>
+          <w:p>
+            <w:pPr>
+              <w:pStyle w:val="Compact"/>
             </w:pPr>
             <w:r>
               <w:t xml:space="preserve">Manually delete the temporary ingress rule from</w:t>
@@ -1530,10 +1477,10 @@
       </w:tr>
       <w:tr>
         <w:tc>
-          <w:p>
-            <w:pPr>
-              <w:pStyle w:val="Compact"/>
-              <w:jc w:val="left"/>
+          <w:tcPr/>
+          <w:p>
+            <w:pPr>
+              <w:pStyle w:val="Compact"/>
             </w:pPr>
             <w:r>
               <w:t xml:space="preserve">Browser save dialog never appears on web</w:t>
@@ -1541,10 +1488,10 @@
           </w:p>
         </w:tc>
         <w:tc>
-          <w:p>
-            <w:pPr>
-              <w:pStyle w:val="Compact"/>
-              <w:jc w:val="left"/>
+          <w:tcPr/>
+          <w:p>
+            <w:pPr>
+              <w:pStyle w:val="Compact"/>
             </w:pPr>
             <w:r>
               <w:t xml:space="preserve">Browser does not support</w:t>
@@ -1567,10 +1514,10 @@
           </w:p>
         </w:tc>
         <w:tc>
-          <w:p>
-            <w:pPr>
-              <w:pStyle w:val="Compact"/>
-              <w:jc w:val="left"/>
+          <w:tcPr/>
+          <w:p>
+            <w:pPr>
+              <w:pStyle w:val="Compact"/>
             </w:pPr>
             <w:r>
               <w:t xml:space="preserve">Expected. The export falls back to a regular browser download — the file is in the browser's downloads folder. Document this for the user.</w:t>
@@ -1580,10 +1527,10 @@
       </w:tr>
       <w:tr>
         <w:tc>
-          <w:p>
-            <w:pPr>
-              <w:pStyle w:val="Compact"/>
-              <w:jc w:val="left"/>
+          <w:tcPr/>
+          <w:p>
+            <w:pPr>
+              <w:pStyle w:val="Compact"/>
             </w:pPr>
             <w:r>
               <w:t xml:space="preserve">Autosave restore prompt never appears</w:t>
@@ -1591,10 +1538,10 @@
           </w:p>
         </w:tc>
         <w:tc>
-          <w:p>
-            <w:pPr>
-              <w:pStyle w:val="Compact"/>
-              <w:jc w:val="left"/>
+          <w:tcPr/>
+          <w:p>
+            <w:pPr>
+              <w:pStyle w:val="Compact"/>
             </w:pPr>
             <w:r>
               <w:rPr>
@@ -1611,10 +1558,10 @@
           </w:p>
         </w:tc>
         <w:tc>
-          <w:p>
-            <w:pPr>
-              <w:pStyle w:val="Compact"/>
-              <w:jc w:val="left"/>
+          <w:tcPr/>
+          <w:p>
+            <w:pPr>
+              <w:pStyle w:val="Compact"/>
             </w:pPr>
             <w:r>
               <w:t xml:space="preserve">Tell the user that autosave is browser-local. Recovery path is</w:t>
@@ -1625,6 +1572,7 @@
             <w:r>
               <w:rPr>
                 <w:b/>
+                <w:bCs/>
               </w:rPr>
               <w:t xml:space="preserve">Save As</w:t>
             </w:r>
@@ -1640,6 +1588,7 @@
             <w:r>
               <w:rPr>
                 <w:b/>
+                <w:bCs/>
               </w:rPr>
               <w:t xml:space="preserve">Load</w:t>
             </w:r>
@@ -1651,10 +1600,10 @@
       </w:tr>
       <w:tr>
         <w:tc>
-          <w:p>
-            <w:pPr>
-              <w:pStyle w:val="Compact"/>
-              <w:jc w:val="left"/>
+          <w:tcPr/>
+          <w:p>
+            <w:pPr>
+              <w:pStyle w:val="Compact"/>
             </w:pPr>
             <w:r>
               <w:t xml:space="preserve">"Inconsistent" error on load</w:t>
@@ -1662,10 +1611,10 @@
           </w:p>
         </w:tc>
         <w:tc>
-          <w:p>
-            <w:pPr>
-              <w:pStyle w:val="Compact"/>
-              <w:jc w:val="left"/>
+          <w:tcPr/>
+          <w:p>
+            <w:pPr>
+              <w:pStyle w:val="Compact"/>
             </w:pPr>
             <w:r>
               <w:t xml:space="preserve">A person references a course code not in</w:t>
@@ -1682,10 +1631,10 @@
           </w:p>
         </w:tc>
         <w:tc>
-          <w:p>
-            <w:pPr>
-              <w:pStyle w:val="Compact"/>
-              <w:jc w:val="left"/>
+          <w:tcPr/>
+          <w:p>
+            <w:pPr>
+              <w:pStyle w:val="Compact"/>
             </w:pPr>
             <w:r>
               <w:t xml:space="preserve">Compare files. The exception message names the offending code/line.</w:t>
@@ -1695,10 +1644,10 @@
       </w:tr>
       <w:tr>
         <w:tc>
-          <w:p>
-            <w:pPr>
-              <w:pStyle w:val="Compact"/>
-              <w:jc w:val="left"/>
+          <w:tcPr/>
+          <w:p>
+            <w:pPr>
+              <w:pStyle w:val="Compact"/>
             </w:pPr>
             <w:r>
               <w:t xml:space="preserve">Malformed input exception on load</w:t>
@@ -1706,10 +1655,10 @@
           </w:p>
         </w:tc>
         <w:tc>
-          <w:p>
-            <w:pPr>
-              <w:pStyle w:val="Compact"/>
-              <w:jc w:val="left"/>
+          <w:tcPr/>
+          <w:p>
+            <w:pPr>
+              <w:pStyle w:val="Compact"/>
             </w:pPr>
             <w:r>
               <w:t xml:space="preserve">Wrong column count / availability value / number wanted</w:t>
@@ -1717,10 +1666,10 @@
           </w:p>
         </w:tc>
         <w:tc>
-          <w:p>
-            <w:pPr>
-              <w:pStyle w:val="Compact"/>
-              <w:jc w:val="left"/>
+          <w:tcPr/>
+          <w:p>
+            <w:pPr>
+              <w:pStyle w:val="Compact"/>
             </w:pPr>
             <w:r>
               <w:t xml:space="preserve">The exception message identifies the line. Compare to</w:t>
@@ -1760,10 +1709,10 @@
       </w:tr>
       <w:tr>
         <w:tc>
-          <w:p>
-            <w:pPr>
-              <w:pStyle w:val="Compact"/>
-              <w:jc w:val="left"/>
+          <w:tcPr/>
+          <w:p>
+            <w:pPr>
+              <w:pStyle w:val="Compact"/>
             </w:pPr>
             <w:r>
               <w:t xml:space="preserve">Coordinator buttons feel "stuck" on a previous selection</w:t>
@@ -1771,10 +1720,10 @@
           </w:p>
         </w:tc>
         <w:tc>
-          <w:p>
-            <w:pPr>
-              <w:pStyle w:val="Compact"/>
-              <w:jc w:val="left"/>
+          <w:tcPr/>
+          <w:p>
+            <w:pPr>
+              <w:pStyle w:val="Compact"/>
             </w:pPr>
             <w:r>
               <w:t xml:space="preserve">Pre-D5 behavior</w:t>
@@ -1782,10 +1731,10 @@
           </w:p>
         </w:tc>
         <w:tc>
-          <w:p>
-            <w:pPr>
-              <w:pStyle w:val="Compact"/>
-              <w:jc w:val="left"/>
+          <w:tcPr/>
+          <w:p>
+            <w:pPr>
+              <w:pStyle w:val="Compact"/>
             </w:pPr>
             <w:r>
               <w:t xml:space="preserve">This was fixed in D5/D6:</w:t>
@@ -1824,15 +1773,15 @@
         </w:tc>
       </w:tr>
     </w:tbl>
+    <w:bookmarkEnd w:id="13"/>
+    <w:bookmarkStart w:id="15" w:name="X2670675c9858911341c310e09a8439ff6b7caa1"/>
     <w:p>
       <w:pPr>
         <w:pStyle w:val="Heading2"/>
       </w:pPr>
-      <w:bookmarkStart w:id="26" w:name="X2670675c9858911341c310e09a8439ff6b7caa1"/>
       <w:r>
         <w:t xml:space="preserve">5. Backup and Restore</w:t>
       </w:r>
-      <w:bookmarkEnd w:id="26"/>
     </w:p>
     <w:p>
       <w:pPr>
@@ -1852,48 +1801,50 @@
       <w:r>
         <w:rPr>
           <w:b/>
+          <w:bCs/>
         </w:rPr>
         <w:t xml:space="preserve">The deployed build artifacts on EC2.</w:t>
       </w:r>
     </w:p>
     <w:p>
       <w:pPr>
+        <w:pStyle w:val="Compact"/>
         <w:numPr>
           <w:ilvl w:val="1"/>
           <w:numId w:val="1003"/>
         </w:numPr>
+      </w:pPr>
+      <w:r>
+        <w:t xml:space="preserve">Today there is no automated build archive. If</w:t>
+      </w:r>
+      <w:r>
+        <w:t xml:space="preserve"> </w:t>
+      </w:r>
+      <w:r>
+        <w:rPr>
+          <w:rStyle w:val="VerbatimChar"/>
+        </w:rPr>
+        <w:t xml:space="preserve">/var/www/html</w:t>
+      </w:r>
+      <w:r>
+        <w:t xml:space="preserve"> </w:t>
+      </w:r>
+      <w:r>
+        <w:t xml:space="preserve">is corrupted, the recovery path is "redeploy a known-good commit." That re-creates the build from source.</w:t>
+      </w:r>
+    </w:p>
+    <w:p>
+      <w:pPr>
         <w:pStyle w:val="Compact"/>
-      </w:pPr>
-      <w:r>
-        <w:t xml:space="preserve">Today there is no automated build archive. If</w:t>
-      </w:r>
-      <w:r>
-        <w:t xml:space="preserve"> </w:t>
-      </w:r>
-      <w:r>
-        <w:rPr>
-          <w:rStyle w:val="VerbatimChar"/>
-        </w:rPr>
-        <w:t xml:space="preserve">/var/www/html</w:t>
-      </w:r>
-      <w:r>
-        <w:t xml:space="preserve"> </w:t>
-      </w:r>
-      <w:r>
-        <w:t xml:space="preserve">is corrupted, the recovery path is "redeploy a known-good commit." That re-creates the build from source.</w:t>
-      </w:r>
-    </w:p>
-    <w:p>
-      <w:pPr>
         <w:numPr>
           <w:ilvl w:val="1"/>
           <w:numId w:val="1003"/>
         </w:numPr>
-        <w:pStyle w:val="Compact"/>
       </w:pPr>
       <w:r>
         <w:rPr>
           <w:b/>
+          <w:bCs/>
         </w:rPr>
         <w:t xml:space="preserve">Recommended improvement (P1):</w:t>
       </w:r>
@@ -1968,1035 +1919,1087 @@
       <w:r>
         <w:rPr>
           <w:b/>
+          <w:bCs/>
         </w:rPr>
         <w:t xml:space="preserve">User session data.</w:t>
       </w:r>
     </w:p>
     <w:p>
       <w:pPr>
+        <w:pStyle w:val="Compact"/>
         <w:numPr>
           <w:ilvl w:val="1"/>
           <w:numId w:val="1004"/>
         </w:numPr>
+      </w:pPr>
+      <w:r>
+        <w:t xml:space="preserve">Users are responsible for keeping copies of their original</w:t>
+      </w:r>
+      <w:r>
+        <w:t xml:space="preserve"> </w:t>
+      </w:r>
+      <w:r>
+        <w:rPr>
+          <w:rStyle w:val="VerbatimChar"/>
+        </w:rPr>
+        <w:t xml:space="preserve">course.txt</w:t>
+      </w:r>
+      <w:r>
+        <w:t xml:space="preserve"> </w:t>
+      </w:r>
+      <w:r>
+        <w:t xml:space="preserve">and</w:t>
+      </w:r>
+      <w:r>
+        <w:t xml:space="preserve"> </w:t>
+      </w:r>
+      <w:r>
+        <w:rPr>
+          <w:rStyle w:val="VerbatimChar"/>
+        </w:rPr>
+        <w:t xml:space="preserve">people.txt</w:t>
+      </w:r>
+      <w:r>
+        <w:t xml:space="preserve">.</w:t>
+      </w:r>
+    </w:p>
+    <w:p>
+      <w:pPr>
         <w:pStyle w:val="Compact"/>
-      </w:pPr>
-      <w:r>
-        <w:t xml:space="preserve">Users are responsible for keeping copies of their original</w:t>
-      </w:r>
-      <w:r>
-        <w:t xml:space="preserve"> </w:t>
-      </w:r>
-      <w:r>
-        <w:rPr>
-          <w:rStyle w:val="VerbatimChar"/>
-        </w:rPr>
-        <w:t xml:space="preserve">course.txt</w:t>
-      </w:r>
-      <w:r>
-        <w:t xml:space="preserve"> </w:t>
-      </w:r>
-      <w:r>
-        <w:t xml:space="preserve">and</w:t>
-      </w:r>
-      <w:r>
-        <w:t xml:space="preserve"> </w:t>
-      </w:r>
-      <w:r>
-        <w:rPr>
-          <w:rStyle w:val="VerbatimChar"/>
-        </w:rPr>
-        <w:t xml:space="preserve">people.txt</w:t>
-      </w:r>
-      <w:r>
-        <w:t xml:space="preserve">.</w:t>
-      </w:r>
-    </w:p>
-    <w:p>
-      <w:pPr>
         <w:numPr>
           <w:ilvl w:val="1"/>
           <w:numId w:val="1004"/>
         </w:numPr>
+      </w:pPr>
+      <w:r>
+        <w:rPr>
+          <w:b/>
+          <w:bCs/>
+        </w:rPr>
+        <w:t xml:space="preserve">Save As</w:t>
+      </w:r>
+      <w:r>
+        <w:t xml:space="preserve"> </w:t>
+      </w:r>
+      <w:r>
+        <w:t xml:space="preserve">produces a single self-contained bundle (</w:t>
+      </w:r>
+      <w:r>
+        <w:rPr>
+          <w:rStyle w:val="VerbatimChar"/>
+        </w:rPr>
+        <w:t xml:space="preserve">CourseFile:</w:t>
+      </w:r>
+      <w:r>
+        <w:t xml:space="preserve"> </w:t>
+      </w:r>
+      <w:r>
+        <w:t xml:space="preserve">+</w:t>
+      </w:r>
+      <w:r>
+        <w:t xml:space="preserve"> </w:t>
+      </w:r>
+      <w:r>
+        <w:rPr>
+          <w:rStyle w:val="VerbatimChar"/>
+        </w:rPr>
+        <w:t xml:space="preserve">PeopleFile:</w:t>
+      </w:r>
+      <w:r>
+        <w:t xml:space="preserve"> </w:t>
+      </w:r>
+      <w:r>
+        <w:t xml:space="preserve">+</w:t>
+      </w:r>
+      <w:r>
+        <w:t xml:space="preserve"> </w:t>
+      </w:r>
+      <w:r>
+        <w:rPr>
+          <w:rStyle w:val="VerbatimChar"/>
+        </w:rPr>
+        <w:t xml:space="preserve">Setting:</w:t>
+      </w:r>
+      <w:r>
+        <w:t xml:space="preserve">). This is the only operational backup of in-progress work.</w:t>
+      </w:r>
+    </w:p>
+    <w:p>
+      <w:pPr>
         <w:pStyle w:val="Compact"/>
-      </w:pPr>
-      <w:r>
-        <w:rPr>
-          <w:b/>
-        </w:rPr>
-        <w:t xml:space="preserve">Save As</w:t>
-      </w:r>
-      <w:r>
-        <w:t xml:space="preserve"> </w:t>
-      </w:r>
-      <w:r>
-        <w:t xml:space="preserve">produces a single self-contained bundle (</w:t>
-      </w:r>
-      <w:r>
-        <w:rPr>
-          <w:rStyle w:val="VerbatimChar"/>
-        </w:rPr>
-        <w:t xml:space="preserve">CourseFile:</w:t>
-      </w:r>
-      <w:r>
-        <w:t xml:space="preserve"> </w:t>
-      </w:r>
-      <w:r>
-        <w:t xml:space="preserve">+</w:t>
-      </w:r>
-      <w:r>
-        <w:t xml:space="preserve"> </w:t>
-      </w:r>
-      <w:r>
-        <w:rPr>
-          <w:rStyle w:val="VerbatimChar"/>
-        </w:rPr>
-        <w:t xml:space="preserve">PeopleFile:</w:t>
-      </w:r>
-      <w:r>
-        <w:t xml:space="preserve"> </w:t>
-      </w:r>
-      <w:r>
-        <w:t xml:space="preserve">+</w:t>
-      </w:r>
-      <w:r>
-        <w:t xml:space="preserve"> </w:t>
-      </w:r>
-      <w:r>
-        <w:rPr>
-          <w:rStyle w:val="VerbatimChar"/>
-        </w:rPr>
-        <w:t xml:space="preserve">Setting:</w:t>
-      </w:r>
-      <w:r>
-        <w:t xml:space="preserve">). This is the only operational backup of in-progress work.</w:t>
-      </w:r>
-    </w:p>
-    <w:p>
-      <w:pPr>
         <w:numPr>
           <w:ilvl w:val="1"/>
           <w:numId w:val="1004"/>
         </w:numPr>
+      </w:pPr>
+      <w:r>
+        <w:t xml:space="preserve">Browser autosave is browser-profile-local and is convenience-only. Treat it as ephemeral.</w:t>
+      </w:r>
+    </w:p>
+    <w:bookmarkStart w:id="14" w:name="restore-drill-do-this-once-after-handoff"/>
+    <w:p>
+      <w:pPr>
+        <w:pStyle w:val="Heading3"/>
+      </w:pPr>
+      <w:r>
+        <w:t xml:space="preserve">Restore drill (do this once after handoff)</w:t>
+      </w:r>
+    </w:p>
+    <w:p>
+      <w:pPr>
+        <w:pStyle w:val="SourceCode"/>
+      </w:pPr>
+      <w:r>
+        <w:rPr>
+          <w:rStyle w:val="CommentTok"/>
+        </w:rPr>
+        <w:t xml:space="preserve"># On a developer machine, with the live URL up:</w:t>
+      </w:r>
+      <w:r>
+        <w:br/>
+      </w:r>
+      <w:r>
+        <w:rPr>
+          <w:rStyle w:val="CommentTok"/>
+        </w:rPr>
+        <w:t xml:space="preserve"># 1. Open http://scheduler.omnilore.org</w:t>
+      </w:r>
+      <w:r>
+        <w:br/>
+      </w:r>
+      <w:r>
+        <w:rPr>
+          <w:rStyle w:val="CommentTok"/>
+        </w:rPr>
+        <w:t xml:space="preserve"># 2. Load test/resources/course.txt + people.txt</w:t>
+      </w:r>
+      <w:r>
+        <w:br/>
+      </w:r>
+      <w:r>
+        <w:rPr>
+          <w:rStyle w:val="CommentTok"/>
+        </w:rPr>
+        <w:t xml:space="preserve"># 3. Walk to coordinator stage, assign a few coordinators</w:t>
+      </w:r>
+      <w:r>
+        <w:br/>
+      </w:r>
+      <w:r>
+        <w:rPr>
+          <w:rStyle w:val="CommentTok"/>
+        </w:rPr>
+        <w:t xml:space="preserve"># 4. Save As → save the bundle to disk</w:t>
+      </w:r>
+      <w:r>
+        <w:br/>
+      </w:r>
+      <w:r>
+        <w:rPr>
+          <w:rStyle w:val="CommentTok"/>
+        </w:rPr>
+        <w:t xml:space="preserve"># 5. Refresh the tab; decline the autosave prompt</w:t>
+      </w:r>
+      <w:r>
+        <w:br/>
+      </w:r>
+      <w:r>
+        <w:rPr>
+          <w:rStyle w:val="CommentTok"/>
+        </w:rPr>
+        <w:t xml:space="preserve"># 6. Load the saved bundle → confirm the entire state restores</w:t>
+      </w:r>
+    </w:p>
+    <w:p>
+      <w:pPr>
+        <w:pStyle w:val="FirstParagraph"/>
+      </w:pPr>
+      <w:r>
+        <w:t xml:space="preserve">If step 6 fails, treat as a P0 incident — bundled-state save/load is the only durable session backup.</w:t>
+      </w:r>
+    </w:p>
+    <w:bookmarkEnd w:id="14"/>
+    <w:bookmarkEnd w:id="15"/>
+    <w:bookmarkStart w:id="19" w:name="X87bba724dbdec7c970d9233df512c2370fd36bf"/>
+    <w:p>
+      <w:pPr>
+        <w:pStyle w:val="Heading2"/>
+      </w:pPr>
+      <w:r>
+        <w:t xml:space="preserve">6. Key Rotation</w:t>
+      </w:r>
+    </w:p>
+    <w:p>
+      <w:pPr>
+        <w:pStyle w:val="FirstParagraph"/>
+      </w:pPr>
+      <w:r>
+        <w:t xml:space="preserve">Rotate quarterly, and immediately on any suspicion of compromise. The seven secrets are documented in</w:t>
+      </w:r>
+      <w:r>
+        <w:t xml:space="preserve"> </w:t>
+      </w:r>
+      <w:r>
+        <w:rPr>
+          <w:rStyle w:val="VerbatimChar"/>
+        </w:rPr>
+        <w:t xml:space="preserve">.env.example</w:t>
+      </w:r>
+      <w:r>
+        <w:t xml:space="preserve"> </w:t>
+      </w:r>
+      <w:r>
+        <w:t xml:space="preserve">and in</w:t>
+      </w:r>
+      <w:r>
+        <w:t xml:space="preserve"> </w:t>
+      </w:r>
+      <w:r>
+        <w:rPr>
+          <w:rStyle w:val="VerbatimChar"/>
+        </w:rPr>
+        <w:t xml:space="preserve">Setup_and_Deployment_Guide.md</w:t>
+      </w:r>
+      <w:r>
+        <w:t xml:space="preserve"> </w:t>
+      </w:r>
+      <w:r>
+        <w:t xml:space="preserve">§6.</w:t>
+      </w:r>
+    </w:p>
+    <w:bookmarkStart w:id="16" w:name="X4ee2d1f194759dbc8b05a440bc68c4166631ee8"/>
+    <w:p>
+      <w:pPr>
+        <w:pStyle w:val="Heading3"/>
+      </w:pPr>
+      <w:r>
+        <w:t xml:space="preserve">AWS access keys (</w:t>
+      </w:r>
+      <w:r>
+        <w:rPr>
+          <w:rStyle w:val="VerbatimChar"/>
+        </w:rPr>
+        <w:t xml:space="preserve">AWS_ACCESS_KEY_ID</w:t>
+      </w:r>
+      <w:r>
+        <w:t xml:space="preserve">,</w:t>
+      </w:r>
+      <w:r>
+        <w:t xml:space="preserve"> </w:t>
+      </w:r>
+      <w:r>
+        <w:rPr>
+          <w:rStyle w:val="VerbatimChar"/>
+        </w:rPr>
+        <w:t xml:space="preserve">AWS_SECRET_ACCESS_KEY</w:t>
+      </w:r>
+      <w:r>
+        <w:t xml:space="preserve">)</w:t>
+      </w:r>
+    </w:p>
+    <w:p>
+      <w:pPr>
+        <w:pStyle w:val="SourceCode"/>
+      </w:pPr>
+      <w:r>
+        <w:rPr>
+          <w:rStyle w:val="CommentTok"/>
+        </w:rPr>
+        <w:t xml:space="preserve"># AWS console → IAM → Users → &lt;deploy user&gt; → Security credentials</w:t>
+      </w:r>
+      <w:r>
+        <w:br/>
+      </w:r>
+      <w:r>
+        <w:rPr>
+          <w:rStyle w:val="CommentTok"/>
+        </w:rPr>
+        <w:t xml:space="preserve"># 1. Create access key.</w:t>
+      </w:r>
+      <w:r>
+        <w:br/>
+      </w:r>
+      <w:r>
+        <w:rPr>
+          <w:rStyle w:val="CommentTok"/>
+        </w:rPr>
+        <w:t xml:space="preserve"># 2. Update GitHub secrets AWS_ACCESS_KEY_ID and AWS_SECRET_ACCESS_KEY.</w:t>
+      </w:r>
+      <w:r>
+        <w:br/>
+      </w:r>
+      <w:r>
+        <w:rPr>
+          <w:rStyle w:val="CommentTok"/>
+        </w:rPr>
+        <w:t xml:space="preserve"># 3. Push a small no-op commit (e.g., bump comment in deploy.yml) → confirm green deploy.</w:t>
+      </w:r>
+      <w:r>
+        <w:br/>
+      </w:r>
+      <w:r>
+        <w:rPr>
+          <w:rStyle w:val="CommentTok"/>
+        </w:rPr>
+        <w:t xml:space="preserve"># 4. Disable the previous key (do not delete yet).</w:t>
+      </w:r>
+      <w:r>
+        <w:br/>
+      </w:r>
+      <w:r>
+        <w:rPr>
+          <w:rStyle w:val="CommentTok"/>
+        </w:rPr>
+        <w:t xml:space="preserve"># 5. After 24 hours of clean deploys, delete the previous key.</w:t>
+      </w:r>
+    </w:p>
+    <w:bookmarkEnd w:id="16"/>
+    <w:bookmarkStart w:id="17" w:name="ec2-ssh-key-ec2_ssh_key"/>
+    <w:p>
+      <w:pPr>
+        <w:pStyle w:val="Heading3"/>
+      </w:pPr>
+      <w:r>
+        <w:t xml:space="preserve">EC2 SSH key (</w:t>
+      </w:r>
+      <w:r>
+        <w:rPr>
+          <w:rStyle w:val="VerbatimChar"/>
+        </w:rPr>
+        <w:t xml:space="preserve">EC2_SSH_KEY</w:t>
+      </w:r>
+      <w:r>
+        <w:t xml:space="preserve">)</w:t>
+      </w:r>
+    </w:p>
+    <w:p>
+      <w:pPr>
+        <w:pStyle w:val="SourceCode"/>
+      </w:pPr>
+      <w:r>
+        <w:rPr>
+          <w:rStyle w:val="CommentTok"/>
+        </w:rPr>
+        <w:t xml:space="preserve"># Generate a new key locally:</w:t>
+      </w:r>
+      <w:r>
+        <w:br/>
+      </w:r>
+      <w:r>
+        <w:rPr>
+          <w:rStyle w:val="FunctionTok"/>
+        </w:rPr>
+        <w:t xml:space="preserve">ssh-keygen</w:t>
+      </w:r>
+      <w:r>
+        <w:rPr>
+          <w:rStyle w:val="NormalTok"/>
+        </w:rPr>
+        <w:t xml:space="preserve"> </w:t>
+      </w:r>
+      <w:r>
+        <w:rPr>
+          <w:rStyle w:val="AttributeTok"/>
+        </w:rPr>
+        <w:t xml:space="preserve">-t</w:t>
+      </w:r>
+      <w:r>
+        <w:rPr>
+          <w:rStyle w:val="NormalTok"/>
+        </w:rPr>
+        <w:t xml:space="preserve"> ed25519 </w:t>
+      </w:r>
+      <w:r>
+        <w:rPr>
+          <w:rStyle w:val="AttributeTok"/>
+        </w:rPr>
+        <w:t xml:space="preserve">-C</w:t>
+      </w:r>
+      <w:r>
+        <w:rPr>
+          <w:rStyle w:val="NormalTok"/>
+        </w:rPr>
+        <w:t xml:space="preserve"> </w:t>
+      </w:r>
+      <w:r>
+        <w:rPr>
+          <w:rStyle w:val="StringTok"/>
+        </w:rPr>
+        <w:t xml:space="preserve">"omnilore-deploy-</w:t>
+      </w:r>
+      <w:r>
+        <w:rPr>
+          <w:rStyle w:val="VariableTok"/>
+        </w:rPr>
+        <w:t xml:space="preserve">$(</w:t>
+      </w:r>
+      <w:r>
+        <w:rPr>
+          <w:rStyle w:val="FunctionTok"/>
+        </w:rPr>
+        <w:t xml:space="preserve">date</w:t>
+      </w:r>
+      <w:r>
+        <w:rPr>
+          <w:rStyle w:val="NormalTok"/>
+        </w:rPr>
+        <w:t xml:space="preserve"> +%Y%m</w:t>
+      </w:r>
+      <w:r>
+        <w:rPr>
+          <w:rStyle w:val="VariableTok"/>
+        </w:rPr>
+        <w:t xml:space="preserve">)</w:t>
+      </w:r>
+      <w:r>
+        <w:rPr>
+          <w:rStyle w:val="StringTok"/>
+        </w:rPr>
+        <w:t xml:space="preserve">"</w:t>
+      </w:r>
+      <w:r>
+        <w:rPr>
+          <w:rStyle w:val="NormalTok"/>
+        </w:rPr>
+        <w:t xml:space="preserve"> </w:t>
+      </w:r>
+      <w:r>
+        <w:rPr>
+          <w:rStyle w:val="AttributeTok"/>
+        </w:rPr>
+        <w:t xml:space="preserve">-f</w:t>
+      </w:r>
+      <w:r>
+        <w:rPr>
+          <w:rStyle w:val="NormalTok"/>
+        </w:rPr>
+        <w:t xml:space="preserve"> ./omnilore_deploy_new</w:t>
+      </w:r>
+      <w:r>
+        <w:br/>
+      </w:r>
+      <w:r>
+        <w:br/>
+      </w:r>
+      <w:r>
+        <w:rPr>
+          <w:rStyle w:val="CommentTok"/>
+        </w:rPr>
+        <w:t xml:space="preserve"># On the EC2 host, append the new public key to authorized_keys (do NOT replace the old one yet):</w:t>
+      </w:r>
+      <w:r>
+        <w:br/>
+      </w:r>
+      <w:r>
+        <w:rPr>
+          <w:rStyle w:val="FunctionTok"/>
+        </w:rPr>
+        <w:t xml:space="preserve">ssh</w:t>
+      </w:r>
+      <w:r>
+        <w:rPr>
+          <w:rStyle w:val="NormalTok"/>
+        </w:rPr>
+        <w:t xml:space="preserve"> </w:t>
+      </w:r>
+      <w:r>
+        <w:rPr>
+          <w:rStyle w:val="AttributeTok"/>
+        </w:rPr>
+        <w:t xml:space="preserve">-i</w:t>
+      </w:r>
+      <w:r>
+        <w:rPr>
+          <w:rStyle w:val="NormalTok"/>
+        </w:rPr>
+        <w:t xml:space="preserve"> </w:t>
+      </w:r>
+      <w:r>
+        <w:rPr>
+          <w:rStyle w:val="OperatorTok"/>
+        </w:rPr>
+        <w:t xml:space="preserve">&lt;</w:t>
+      </w:r>
+      <w:r>
+        <w:rPr>
+          <w:rStyle w:val="NormalTok"/>
+        </w:rPr>
+        <w:t xml:space="preserve">old_key</w:t>
+      </w:r>
+      <w:r>
+        <w:rPr>
+          <w:rStyle w:val="OperatorTok"/>
+        </w:rPr>
+        <w:t xml:space="preserve">&gt;</w:t>
+      </w:r>
+      <w:r>
+        <w:rPr>
+          <w:rStyle w:val="NormalTok"/>
+        </w:rPr>
+        <w:t xml:space="preserve"> </w:t>
+      </w:r>
+      <w:r>
+        <w:rPr>
+          <w:rStyle w:val="VariableTok"/>
+        </w:rPr>
+        <w:t xml:space="preserve">$EC2_USERNAME</w:t>
+      </w:r>
+      <w:r>
+        <w:rPr>
+          <w:rStyle w:val="NormalTok"/>
+        </w:rPr>
+        <w:t xml:space="preserve">@</w:t>
+      </w:r>
+      <w:r>
+        <w:rPr>
+          <w:rStyle w:val="VariableTok"/>
+        </w:rPr>
+        <w:t xml:space="preserve">$EC2_HOST</w:t>
+      </w:r>
+      <w:r>
+        <w:rPr>
+          <w:rStyle w:val="NormalTok"/>
+        </w:rPr>
+        <w:t xml:space="preserve"> </w:t>
+      </w:r>
+      <w:r>
+        <w:rPr>
+          <w:rStyle w:val="StringTok"/>
+        </w:rPr>
+        <w:t xml:space="preserve">'cat &gt;&gt; ~/.ssh/authorized_keys'</w:t>
+      </w:r>
+      <w:r>
+        <w:rPr>
+          <w:rStyle w:val="NormalTok"/>
+        </w:rPr>
+        <w:t xml:space="preserve"> </w:t>
+      </w:r>
+      <w:r>
+        <w:rPr>
+          <w:rStyle w:val="OperatorTok"/>
+        </w:rPr>
+        <w:t xml:space="preserve">&lt;</w:t>
+      </w:r>
+      <w:r>
+        <w:rPr>
+          <w:rStyle w:val="NormalTok"/>
+        </w:rPr>
+        <w:t xml:space="preserve"> ./omnilore_deploy_new.pub</w:t>
+      </w:r>
+      <w:r>
+        <w:br/>
+      </w:r>
+      <w:r>
+        <w:br/>
+      </w:r>
+      <w:r>
+        <w:rPr>
+          <w:rStyle w:val="CommentTok"/>
+        </w:rPr>
+        <w:t xml:space="preserve"># Update the GitHub secret EC2_SSH_KEY with the contents of ./omnilore_deploy_new (the PRIVATE key, full PEM).</w:t>
+      </w:r>
+      <w:r>
+        <w:br/>
+      </w:r>
+      <w:r>
+        <w:rPr>
+          <w:rStyle w:val="CommentTok"/>
+        </w:rPr>
+        <w:t xml:space="preserve"># Trigger a deploy → confirm green.</w:t>
+      </w:r>
+      <w:r>
+        <w:br/>
+      </w:r>
+      <w:r>
+        <w:rPr>
+          <w:rStyle w:val="CommentTok"/>
+        </w:rPr>
+        <w:t xml:space="preserve"># Once green, remove the OLD public key from authorized_keys on EC2 and securely destroy ./omnilore_deploy_new.</w:t>
+      </w:r>
+    </w:p>
+    <w:bookmarkEnd w:id="17"/>
+    <w:bookmarkStart w:id="18" w:name="X030369cbc20b198055a1fca36837566e0734a18"/>
+    <w:p>
+      <w:pPr>
+        <w:pStyle w:val="Heading3"/>
+      </w:pPr>
+      <w:r>
+        <w:t xml:space="preserve">Networking secrets (</w:t>
+      </w:r>
+      <w:r>
+        <w:rPr>
+          <w:rStyle w:val="VerbatimChar"/>
+        </w:rPr>
+        <w:t xml:space="preserve">AWS_REGION</w:t>
+      </w:r>
+      <w:r>
+        <w:t xml:space="preserve">,</w:t>
+      </w:r>
+      <w:r>
+        <w:t xml:space="preserve"> </w:t>
+      </w:r>
+      <w:r>
+        <w:rPr>
+          <w:rStyle w:val="VerbatimChar"/>
+        </w:rPr>
+        <w:t xml:space="preserve">AWS_SG_ID</w:t>
+      </w:r>
+      <w:r>
+        <w:t xml:space="preserve">,</w:t>
+      </w:r>
+      <w:r>
+        <w:t xml:space="preserve"> </w:t>
+      </w:r>
+      <w:r>
+        <w:rPr>
+          <w:rStyle w:val="VerbatimChar"/>
+        </w:rPr>
+        <w:t xml:space="preserve">EC2_HOST</w:t>
+      </w:r>
+      <w:r>
+        <w:t xml:space="preserve">,</w:t>
+      </w:r>
+      <w:r>
+        <w:t xml:space="preserve"> </w:t>
+      </w:r>
+      <w:r>
+        <w:rPr>
+          <w:rStyle w:val="VerbatimChar"/>
+        </w:rPr>
+        <w:t xml:space="preserve">EC2_USERNAME</w:t>
+      </w:r>
+      <w:r>
+        <w:t xml:space="preserve">)</w:t>
+      </w:r>
+    </w:p>
+    <w:p>
+      <w:pPr>
+        <w:pStyle w:val="FirstParagraph"/>
+      </w:pPr>
+      <w:r>
+        <w:t xml:space="preserve">These rarely change. If they do, update GitHub secrets and re-run a deploy from the latest commit.</w:t>
+      </w:r>
+      <w:r>
+        <w:t xml:space="preserve"> </w:t>
+      </w:r>
+      <w:r>
+        <w:rPr>
+          <w:rStyle w:val="VerbatimChar"/>
+        </w:rPr>
+        <w:t xml:space="preserve">EC2_HOST</w:t>
+      </w:r>
+      <w:r>
+        <w:t xml:space="preserve"> </w:t>
+      </w:r>
+      <w:r>
+        <w:t xml:space="preserve">may also require a DNS update.</w:t>
+      </w:r>
+    </w:p>
+    <w:p>
+      <w:pPr>
+        <w:pStyle w:val="BodyText"/>
+      </w:pPr>
+      <w:r>
+        <w:t xml:space="preserve">After every rotation, update the table in §10 below.</w:t>
+      </w:r>
+    </w:p>
+    <w:bookmarkEnd w:id="18"/>
+    <w:bookmarkEnd w:id="19"/>
+    <w:bookmarkStart w:id="20" w:name="X560bf7702cd1cd92fe07d33158d8a332d8e4460"/>
+    <w:p>
+      <w:pPr>
+        <w:pStyle w:val="Heading2"/>
+      </w:pPr>
+      <w:r>
+        <w:t xml:space="preserve">7. Scaling</w:t>
+      </w:r>
+    </w:p>
+    <w:p>
+      <w:pPr>
+        <w:pStyle w:val="FirstParagraph"/>
+      </w:pPr>
+      <w:r>
+        <w:t xml:space="preserve">The app is static-asset hosting plus client-side computation. There is no server-side load to scale.</w:t>
+      </w:r>
+    </w:p>
+    <w:p>
+      <w:pPr>
+        <w:pStyle w:val="BodyText"/>
+      </w:pPr>
+      <w:r>
+        <w:t xml:space="preserve">If usage grows or Omnilore wants higher availability:</w:t>
+      </w:r>
+    </w:p>
+    <w:p>
+      <w:pPr>
         <w:pStyle w:val="Compact"/>
-      </w:pPr>
-      <w:r>
-        <w:t xml:space="preserve">Browser autosave is browser-profile-local and is convenience-only. Treat it as ephemeral.</w:t>
-      </w:r>
-    </w:p>
-    <w:p>
-      <w:pPr>
-        <w:pStyle w:val="Heading3"/>
-      </w:pPr>
-      <w:bookmarkStart w:id="27" w:name="restore-drill-do-this-once-after-handoff"/>
-      <w:r>
-        <w:t xml:space="preserve">Restore drill (do this once after handoff)</w:t>
-      </w:r>
-      <w:bookmarkEnd w:id="27"/>
-    </w:p>
-    <w:p>
-      <w:pPr>
-        <w:pStyle w:val="SourceCode"/>
-      </w:pPr>
-      <w:r>
-        <w:rPr>
-          <w:rStyle w:val="CommentTok"/>
-        </w:rPr>
-        <w:t xml:space="preserve"># On a developer machine, with the live URL up:</w:t>
-      </w:r>
-      <w:r>
-        <w:br/>
-      </w:r>
-      <w:r>
-        <w:rPr>
-          <w:rStyle w:val="CommentTok"/>
-        </w:rPr>
-        <w:t xml:space="preserve"># 1. Open http://scheduler.omnilore.org</w:t>
-      </w:r>
-      <w:r>
-        <w:br/>
-      </w:r>
-      <w:r>
-        <w:rPr>
-          <w:rStyle w:val="CommentTok"/>
-        </w:rPr>
-        <w:t xml:space="preserve"># 2. Load test/resources/course.txt + people.txt</w:t>
-      </w:r>
-      <w:r>
-        <w:br/>
-      </w:r>
-      <w:r>
-        <w:rPr>
-          <w:rStyle w:val="CommentTok"/>
-        </w:rPr>
-        <w:t xml:space="preserve"># 3. Walk to coordinator stage, assign a few coordinators</w:t>
-      </w:r>
-      <w:r>
-        <w:br/>
-      </w:r>
-      <w:r>
-        <w:rPr>
-          <w:rStyle w:val="CommentTok"/>
-        </w:rPr>
-        <w:t xml:space="preserve"># 4. Save As → save the bundle to disk</w:t>
-      </w:r>
-      <w:r>
-        <w:br/>
-      </w:r>
-      <w:r>
-        <w:rPr>
-          <w:rStyle w:val="CommentTok"/>
-        </w:rPr>
-        <w:t xml:space="preserve"># 5. Refresh the tab; decline the autosave prompt</w:t>
-      </w:r>
-      <w:r>
-        <w:br/>
-      </w:r>
-      <w:r>
-        <w:rPr>
-          <w:rStyle w:val="CommentTok"/>
-        </w:rPr>
-        <w:t xml:space="preserve"># 6. Load the saved bundle → confirm the entire state restores</w:t>
-      </w:r>
-    </w:p>
-    <w:p>
-      <w:pPr>
-        <w:pStyle w:val="FirstParagraph"/>
-      </w:pPr>
-      <w:r>
-        <w:t xml:space="preserve">If step 6 fails, treat as a P0 incident — bundled-state save/load is the only durable session backup.</w:t>
-      </w:r>
-    </w:p>
-    <w:p>
-      <w:pPr>
-        <w:pStyle w:val="Heading2"/>
-      </w:pPr>
-      <w:bookmarkStart w:id="28" w:name="X87bba724dbdec7c970d9233df512c2370fd36bf"/>
-      <w:r>
-        <w:t xml:space="preserve">6. Key Rotation</w:t>
-      </w:r>
-      <w:bookmarkEnd w:id="28"/>
-    </w:p>
-    <w:p>
-      <w:pPr>
-        <w:pStyle w:val="FirstParagraph"/>
-      </w:pPr>
-      <w:r>
-        <w:t xml:space="preserve">Rotate quarterly, and immediately on any suspicion of compromise. The seven secrets are documented in</w:t>
-      </w:r>
-      <w:r>
-        <w:t xml:space="preserve"> </w:t>
-      </w:r>
-      <w:r>
-        <w:rPr>
-          <w:rStyle w:val="VerbatimChar"/>
-        </w:rPr>
-        <w:t xml:space="preserve">.env.example</w:t>
-      </w:r>
-      <w:r>
-        <w:t xml:space="preserve"> </w:t>
-      </w:r>
-      <w:r>
-        <w:t xml:space="preserve">and in</w:t>
-      </w:r>
-      <w:r>
-        <w:t xml:space="preserve"> </w:t>
-      </w:r>
-      <w:r>
-        <w:rPr>
-          <w:rStyle w:val="VerbatimChar"/>
-        </w:rPr>
-        <w:t xml:space="preserve">Setup_and_Deployment_Guide.md</w:t>
-      </w:r>
-      <w:r>
-        <w:t xml:space="preserve"> </w:t>
-      </w:r>
-      <w:r>
-        <w:t xml:space="preserve">§6.</w:t>
-      </w:r>
-    </w:p>
-    <w:p>
-      <w:pPr>
-        <w:pStyle w:val="Heading3"/>
-      </w:pPr>
-      <w:bookmarkStart w:id="29" w:name="X4ee2d1f194759dbc8b05a440bc68c4166631ee8"/>
-      <w:r>
-        <w:t xml:space="preserve">AWS access keys (</w:t>
-      </w:r>
-      <w:r>
-        <w:rPr>
-          <w:rStyle w:val="VerbatimChar"/>
-        </w:rPr>
-        <w:t xml:space="preserve">AWS_ACCESS_KEY_ID</w:t>
-      </w:r>
-      <w:r>
-        <w:t xml:space="preserve">,</w:t>
-      </w:r>
-      <w:r>
-        <w:t xml:space="preserve"> </w:t>
-      </w:r>
-      <w:r>
-        <w:rPr>
-          <w:rStyle w:val="VerbatimChar"/>
-        </w:rPr>
-        <w:t xml:space="preserve">AWS_SECRET_ACCESS_KEY</w:t>
-      </w:r>
-      <w:r>
-        <w:t xml:space="preserve">)</w:t>
-      </w:r>
-      <w:bookmarkEnd w:id="29"/>
-    </w:p>
-    <w:p>
-      <w:pPr>
-        <w:pStyle w:val="SourceCode"/>
-      </w:pPr>
-      <w:r>
-        <w:rPr>
-          <w:rStyle w:val="CommentTok"/>
-        </w:rPr>
-        <w:t xml:space="preserve"># AWS console → IAM → Users → &lt;deploy user&gt; → Security credentials</w:t>
-      </w:r>
-      <w:r>
-        <w:br/>
-      </w:r>
-      <w:r>
-        <w:rPr>
-          <w:rStyle w:val="CommentTok"/>
-        </w:rPr>
-        <w:t xml:space="preserve"># 1. Create access key.</w:t>
-      </w:r>
-      <w:r>
-        <w:br/>
-      </w:r>
-      <w:r>
-        <w:rPr>
-          <w:rStyle w:val="CommentTok"/>
-        </w:rPr>
-        <w:t xml:space="preserve"># 2. Update GitHub secrets AWS_ACCESS_KEY_ID and AWS_SECRET_ACCESS_KEY.</w:t>
-      </w:r>
-      <w:r>
-        <w:br/>
-      </w:r>
-      <w:r>
-        <w:rPr>
-          <w:rStyle w:val="CommentTok"/>
-        </w:rPr>
-        <w:t xml:space="preserve"># 3. Push a small no-op commit (e.g., bump comment in deploy.yml) → confirm green deploy.</w:t>
-      </w:r>
-      <w:r>
-        <w:br/>
-      </w:r>
-      <w:r>
-        <w:rPr>
-          <w:rStyle w:val="CommentTok"/>
-        </w:rPr>
-        <w:t xml:space="preserve"># 4. Disable the previous key (do not delete yet).</w:t>
-      </w:r>
-      <w:r>
-        <w:br/>
-      </w:r>
-      <w:r>
-        <w:rPr>
-          <w:rStyle w:val="CommentTok"/>
-        </w:rPr>
-        <w:t xml:space="preserve"># 5. After 24 hours of clean deploys, delete the previous key.</w:t>
-      </w:r>
-    </w:p>
-    <w:p>
-      <w:pPr>
-        <w:pStyle w:val="Heading3"/>
-      </w:pPr>
-      <w:bookmarkStart w:id="30" w:name="ec2-ssh-key-ec2_ssh_key"/>
-      <w:r>
-        <w:t xml:space="preserve">EC2 SSH key (</w:t>
-      </w:r>
-      <w:r>
-        <w:rPr>
-          <w:rStyle w:val="VerbatimChar"/>
-        </w:rPr>
-        <w:t xml:space="preserve">EC2_SSH_KEY</w:t>
-      </w:r>
-      <w:r>
-        <w:t xml:space="preserve">)</w:t>
-      </w:r>
-      <w:bookmarkEnd w:id="30"/>
-    </w:p>
-    <w:p>
-      <w:pPr>
-        <w:pStyle w:val="SourceCode"/>
-      </w:pPr>
-      <w:r>
-        <w:rPr>
-          <w:rStyle w:val="CommentTok"/>
-        </w:rPr>
-        <w:t xml:space="preserve"># Generate a new key locally:</w:t>
-      </w:r>
-      <w:r>
-        <w:br/>
-      </w:r>
-      <w:r>
-        <w:rPr>
-          <w:rStyle w:val="FunctionTok"/>
-        </w:rPr>
-        <w:t xml:space="preserve">ssh-keygen</w:t>
-      </w:r>
-      <w:r>
-        <w:rPr>
-          <w:rStyle w:val="NormalTok"/>
-        </w:rPr>
-        <w:t xml:space="preserve"> -t ed25519 -C </w:t>
-      </w:r>
-      <w:r>
-        <w:rPr>
-          <w:rStyle w:val="StringTok"/>
-        </w:rPr>
-        <w:t xml:space="preserve">"omnilore-deploy-</w:t>
-      </w:r>
-      <w:r>
-        <w:rPr>
-          <w:rStyle w:val="VariableTok"/>
-        </w:rPr>
-        <w:t xml:space="preserve">$(</w:t>
-      </w:r>
-      <w:r>
-        <w:rPr>
-          <w:rStyle w:val="FunctionTok"/>
-        </w:rPr>
-        <w:t xml:space="preserve">date</w:t>
-      </w:r>
-      <w:r>
-        <w:rPr>
-          <w:rStyle w:val="NormalTok"/>
-        </w:rPr>
-        <w:t xml:space="preserve"> +%Y%m</w:t>
-      </w:r>
-      <w:r>
-        <w:rPr>
-          <w:rStyle w:val="VariableTok"/>
-        </w:rPr>
-        <w:t xml:space="preserve">)</w:t>
-      </w:r>
-      <w:r>
-        <w:rPr>
-          <w:rStyle w:val="StringTok"/>
-        </w:rPr>
-        <w:t xml:space="preserve">"</w:t>
-      </w:r>
-      <w:r>
-        <w:rPr>
-          <w:rStyle w:val="NormalTok"/>
-        </w:rPr>
-        <w:t xml:space="preserve"> -f ./omnilore_deploy_new</w:t>
-      </w:r>
-      <w:r>
-        <w:br/>
-      </w:r>
-      <w:r>
-        <w:br/>
-      </w:r>
-      <w:r>
-        <w:rPr>
-          <w:rStyle w:val="CommentTok"/>
-        </w:rPr>
-        <w:t xml:space="preserve"># On the EC2 host, append the new public key to authorized_keys (do NOT replace the old one yet):</w:t>
-      </w:r>
-      <w:r>
-        <w:br/>
-      </w:r>
-      <w:r>
-        <w:rPr>
-          <w:rStyle w:val="FunctionTok"/>
-        </w:rPr>
-        <w:t xml:space="preserve">ssh</w:t>
-      </w:r>
-      <w:r>
-        <w:rPr>
-          <w:rStyle w:val="NormalTok"/>
-        </w:rPr>
-        <w:t xml:space="preserve"> -i </w:t>
-      </w:r>
-      <w:r>
-        <w:rPr>
-          <w:rStyle w:val="OperatorTok"/>
-        </w:rPr>
-        <w:t xml:space="preserve">&lt;</w:t>
-      </w:r>
-      <w:r>
-        <w:rPr>
-          <w:rStyle w:val="NormalTok"/>
-        </w:rPr>
-        <w:t xml:space="preserve">old_key</w:t>
-      </w:r>
-      <w:r>
-        <w:rPr>
-          <w:rStyle w:val="OperatorTok"/>
-        </w:rPr>
-        <w:t xml:space="preserve">&gt;</w:t>
-      </w:r>
-      <w:r>
-        <w:rPr>
-          <w:rStyle w:val="NormalTok"/>
-        </w:rPr>
-        <w:t xml:space="preserve"> </w:t>
-      </w:r>
-      <w:r>
-        <w:rPr>
-          <w:rStyle w:val="VariableTok"/>
-        </w:rPr>
-        <w:t xml:space="preserve">$EC2_USERNAME</w:t>
-      </w:r>
-      <w:r>
-        <w:rPr>
-          <w:rStyle w:val="NormalTok"/>
-        </w:rPr>
-        <w:t xml:space="preserve">@</w:t>
-      </w:r>
-      <w:r>
-        <w:rPr>
-          <w:rStyle w:val="VariableTok"/>
-        </w:rPr>
-        <w:t xml:space="preserve">$EC2_HOST</w:t>
-      </w:r>
-      <w:r>
-        <w:rPr>
-          <w:rStyle w:val="NormalTok"/>
-        </w:rPr>
-        <w:t xml:space="preserve"> </w:t>
-      </w:r>
-      <w:r>
-        <w:rPr>
-          <w:rStyle w:val="StringTok"/>
-        </w:rPr>
-        <w:t xml:space="preserve">'cat &gt;&gt; ~/.ssh/authorized_keys'</w:t>
-      </w:r>
-      <w:r>
-        <w:rPr>
-          <w:rStyle w:val="NormalTok"/>
-        </w:rPr>
-        <w:t xml:space="preserve"> </w:t>
-      </w:r>
-      <w:r>
-        <w:rPr>
-          <w:rStyle w:val="OperatorTok"/>
-        </w:rPr>
-        <w:t xml:space="preserve">&lt;</w:t>
-      </w:r>
-      <w:r>
-        <w:rPr>
-          <w:rStyle w:val="NormalTok"/>
-        </w:rPr>
-        <w:t xml:space="preserve"> ./omnilore_deploy_new.pub</w:t>
-      </w:r>
-      <w:r>
-        <w:br/>
-      </w:r>
-      <w:r>
-        <w:br/>
-      </w:r>
-      <w:r>
-        <w:rPr>
-          <w:rStyle w:val="CommentTok"/>
-        </w:rPr>
-        <w:t xml:space="preserve"># Update the GitHub secret EC2_SSH_KEY with the contents of ./omnilore_deploy_new (the PRIVATE key, full PEM).</w:t>
-      </w:r>
-      <w:r>
-        <w:br/>
-      </w:r>
-      <w:r>
-        <w:rPr>
-          <w:rStyle w:val="CommentTok"/>
-        </w:rPr>
-        <w:t xml:space="preserve"># Trigger a deploy → confirm green.</w:t>
-      </w:r>
-      <w:r>
-        <w:br/>
-      </w:r>
-      <w:r>
-        <w:rPr>
-          <w:rStyle w:val="CommentTok"/>
-        </w:rPr>
-        <w:t xml:space="preserve"># Once green, remove the OLD public key from authorized_keys on EC2 and securely destroy ./omnilore_deploy_new.</w:t>
-      </w:r>
-    </w:p>
-    <w:p>
-      <w:pPr>
-        <w:pStyle w:val="Heading3"/>
-      </w:pPr>
-      <w:bookmarkStart w:id="31" w:name="X030369cbc20b198055a1fca36837566e0734a18"/>
-      <w:r>
-        <w:t xml:space="preserve">Networking secrets (</w:t>
-      </w:r>
-      <w:r>
-        <w:rPr>
-          <w:rStyle w:val="VerbatimChar"/>
-        </w:rPr>
-        <w:t xml:space="preserve">AWS_REGION</w:t>
-      </w:r>
-      <w:r>
-        <w:t xml:space="preserve">,</w:t>
-      </w:r>
-      <w:r>
-        <w:t xml:space="preserve"> </w:t>
-      </w:r>
-      <w:r>
-        <w:rPr>
-          <w:rStyle w:val="VerbatimChar"/>
-        </w:rPr>
-        <w:t xml:space="preserve">AWS_SG_ID</w:t>
-      </w:r>
-      <w:r>
-        <w:t xml:space="preserve">,</w:t>
-      </w:r>
-      <w:r>
-        <w:t xml:space="preserve"> </w:t>
-      </w:r>
-      <w:r>
-        <w:rPr>
-          <w:rStyle w:val="VerbatimChar"/>
-        </w:rPr>
-        <w:t xml:space="preserve">EC2_HOST</w:t>
-      </w:r>
-      <w:r>
-        <w:t xml:space="preserve">,</w:t>
-      </w:r>
-      <w:r>
-        <w:t xml:space="preserve"> </w:t>
-      </w:r>
-      <w:r>
-        <w:rPr>
-          <w:rStyle w:val="VerbatimChar"/>
-        </w:rPr>
-        <w:t xml:space="preserve">EC2_USERNAME</w:t>
-      </w:r>
-      <w:r>
-        <w:t xml:space="preserve">)</w:t>
-      </w:r>
-      <w:bookmarkEnd w:id="31"/>
-    </w:p>
-    <w:p>
-      <w:pPr>
-        <w:pStyle w:val="FirstParagraph"/>
-      </w:pPr>
-      <w:r>
-        <w:t xml:space="preserve">These rarely change. If they do, update GitHub secrets and re-run a deploy from the latest commit.</w:t>
-      </w:r>
-      <w:r>
-        <w:t xml:space="preserve"> </w:t>
-      </w:r>
-      <w:r>
-        <w:rPr>
-          <w:rStyle w:val="VerbatimChar"/>
-        </w:rPr>
-        <w:t xml:space="preserve">EC2_HOST</w:t>
-      </w:r>
-      <w:r>
-        <w:t xml:space="preserve"> </w:t>
-      </w:r>
-      <w:r>
-        <w:t xml:space="preserve">may also require a DNS update.</w:t>
-      </w:r>
-    </w:p>
-    <w:p>
-      <w:pPr>
-        <w:pStyle w:val="BodyText"/>
-      </w:pPr>
-      <w:r>
-        <w:t xml:space="preserve">After every rotation, update the table in §10 below.</w:t>
-      </w:r>
-    </w:p>
-    <w:p>
-      <w:pPr>
-        <w:pStyle w:val="Heading2"/>
-      </w:pPr>
-      <w:bookmarkStart w:id="32" w:name="X560bf7702cd1cd92fe07d33158d8a332d8e4460"/>
-      <w:r>
-        <w:t xml:space="preserve">7. Scaling</w:t>
-      </w:r>
-      <w:bookmarkEnd w:id="32"/>
-    </w:p>
-    <w:p>
-      <w:pPr>
-        <w:pStyle w:val="FirstParagraph"/>
-      </w:pPr>
-      <w:r>
-        <w:t xml:space="preserve">The app is static-asset hosting plus client-side computation. There is no server-side load to scale.</w:t>
-      </w:r>
-    </w:p>
-    <w:p>
-      <w:pPr>
-        <w:pStyle w:val="BodyText"/>
-      </w:pPr>
-      <w:r>
-        <w:t xml:space="preserve">If usage grows or Omnilore wants higher availability:</w:t>
-      </w:r>
-    </w:p>
-    <w:p>
-      <w:pPr>
         <w:numPr>
           <w:ilvl w:val="0"/>
           <w:numId w:val="1005"/>
         </w:numPr>
+      </w:pPr>
+      <w:r>
+        <w:rPr>
+          <w:b/>
+          <w:bCs/>
+        </w:rPr>
+        <w:t xml:space="preserve">Recommended:</w:t>
+      </w:r>
+      <w:r>
+        <w:t xml:space="preserve"> </w:t>
+      </w:r>
+      <w:r>
+        <w:t xml:space="preserve">migrate</w:t>
+      </w:r>
+      <w:r>
+        <w:t xml:space="preserve"> </w:t>
+      </w:r>
+      <w:r>
+        <w:rPr>
+          <w:rStyle w:val="VerbatimChar"/>
+        </w:rPr>
+        <w:t xml:space="preserve">deploy.yml</w:t>
+      </w:r>
+      <w:r>
+        <w:t xml:space="preserve"> </w:t>
+      </w:r>
+      <w:r>
+        <w:t xml:space="preserve">to publish to S3 + CloudFront. The Flutter web build is well-suited to CDN delivery. This eliminates the EC2 maintenance burden, gives free TLS via ACM, and trivializes rollback (versioned S3 prefixes). Filed as P2 in the backlog.</w:t>
+      </w:r>
+    </w:p>
+    <w:p>
+      <w:pPr>
         <w:pStyle w:val="Compact"/>
-      </w:pPr>
-      <w:r>
-        <w:rPr>
-          <w:b/>
-        </w:rPr>
-        <w:t xml:space="preserve">Recommended:</w:t>
-      </w:r>
-      <w:r>
-        <w:t xml:space="preserve"> </w:t>
-      </w:r>
-      <w:r>
-        <w:t xml:space="preserve">migrate</w:t>
-      </w:r>
-      <w:r>
-        <w:t xml:space="preserve"> </w:t>
-      </w:r>
-      <w:r>
-        <w:rPr>
-          <w:rStyle w:val="VerbatimChar"/>
-        </w:rPr>
-        <w:t xml:space="preserve">deploy.yml</w:t>
-      </w:r>
-      <w:r>
-        <w:t xml:space="preserve"> </w:t>
-      </w:r>
-      <w:r>
-        <w:t xml:space="preserve">to publish to S3 + CloudFront. The Flutter web build is well-suited to CDN delivery. This eliminates the EC2 maintenance burden, gives free TLS via ACM, and trivializes rollback (versioned S3 prefixes). Filed as P2 in the backlog.</w:t>
-      </w:r>
-    </w:p>
-    <w:p>
-      <w:pPr>
         <w:numPr>
           <w:ilvl w:val="0"/>
           <w:numId w:val="1005"/>
         </w:numPr>
+      </w:pPr>
+      <w:r>
+        <w:t xml:space="preserve">If staying on EC2: enable an Elastic IP, configure CloudWatch alarms, and keep a known-good AMI snapshot.</w:t>
+      </w:r>
+    </w:p>
+    <w:p>
+      <w:pPr>
         <w:pStyle w:val="Compact"/>
-      </w:pPr>
-      <w:r>
-        <w:t xml:space="preserve">If staying on EC2: enable an Elastic IP, configure CloudWatch alarms, and keep a known-good AMI snapshot.</w:t>
-      </w:r>
-    </w:p>
-    <w:p>
-      <w:pPr>
         <w:numPr>
           <w:ilvl w:val="0"/>
           <w:numId w:val="1005"/>
         </w:numPr>
+      </w:pPr>
+      <w:r>
+        <w:t xml:space="preserve">The compute side does not scale by adding capacity — it scales by improving the algorithm. See</w:t>
+      </w:r>
+      <w:r>
+        <w:t xml:space="preserve"> </w:t>
+      </w:r>
+      <w:r>
+        <w:rPr>
+          <w:rStyle w:val="VerbatimChar"/>
+        </w:rPr>
+        <w:t xml:space="preserve">Backlog_Known_Issues_Roadmap.md</w:t>
+      </w:r>
+      <w:r>
+        <w:t xml:space="preserve"> </w:t>
+      </w:r>
+      <w:r>
+        <w:t xml:space="preserve">for performance notes if data volumes grow.</w:t>
+      </w:r>
+    </w:p>
+    <w:bookmarkEnd w:id="20"/>
+    <w:bookmarkStart w:id="21" w:name="X9c89d3dd38a5fb2cb6cb10fa408ab8cf3397072"/>
+    <w:p>
+      <w:pPr>
+        <w:pStyle w:val="Heading2"/>
+      </w:pPr>
+      <w:r>
+        <w:t xml:space="preserve">8. Scheduled Tasks</w:t>
+      </w:r>
+    </w:p>
+    <w:p>
+      <w:pPr>
+        <w:pStyle w:val="FirstParagraph"/>
+      </w:pPr>
+      <w:r>
+        <w:t xml:space="preserve">There are no application-level scheduled tasks (no cron, no Lambda, no SQS). The only recurring system events are GitHub Actions runs, which are event-driven (push/PR), not scheduled.</w:t>
+      </w:r>
+    </w:p>
+    <w:p>
+      <w:pPr>
+        <w:pStyle w:val="BodyText"/>
+      </w:pPr>
+      <w:r>
+        <w:t xml:space="preserve">If TLS via Let's Encrypt is added (recommended),</w:t>
+      </w:r>
+      <w:r>
+        <w:t xml:space="preserve"> </w:t>
+      </w:r>
+      <w:r>
+        <w:rPr>
+          <w:rStyle w:val="VerbatimChar"/>
+        </w:rPr>
+        <w:t xml:space="preserve">certbot</w:t>
+      </w:r>
+      <w:r>
+        <w:t xml:space="preserve"> </w:t>
+      </w:r>
+      <w:r>
+        <w:t xml:space="preserve">will install a renewal cron. Document its path here when it lands.</w:t>
+      </w:r>
+    </w:p>
+    <w:bookmarkEnd w:id="21"/>
+    <w:bookmarkStart w:id="22" w:name="X886632b0e66e81d7e7fa18bb5e82dcda54f6f4a"/>
+    <w:p>
+      <w:pPr>
+        <w:pStyle w:val="Heading2"/>
+      </w:pPr>
+      <w:r>
+        <w:t xml:space="preserve">9. Recovery Checklist (P0)</w:t>
+      </w:r>
+    </w:p>
+    <w:p>
+      <w:pPr>
+        <w:pStyle w:val="FirstParagraph"/>
+      </w:pPr>
+      <w:r>
+        <w:t xml:space="preserve">When the live site is hard-down:</w:t>
+      </w:r>
+    </w:p>
+    <w:p>
+      <w:pPr>
         <w:pStyle w:val="Compact"/>
-      </w:pPr>
-      <w:r>
-        <w:t xml:space="preserve">The compute side does not scale by adding capacity — it scales by improving the algorithm. See</w:t>
-      </w:r>
-      <w:r>
-        <w:t xml:space="preserve"> </w:t>
-      </w:r>
-      <w:r>
-        <w:rPr>
-          <w:rStyle w:val="VerbatimChar"/>
-        </w:rPr>
-        <w:t xml:space="preserve">Backlog_Known_Issues_Roadmap.md</w:t>
-      </w:r>
-      <w:r>
-        <w:t xml:space="preserve"> </w:t>
-      </w:r>
-      <w:r>
-        <w:t xml:space="preserve">for performance notes if data volumes grow.</w:t>
-      </w:r>
-    </w:p>
-    <w:p>
-      <w:pPr>
-        <w:pStyle w:val="Heading2"/>
-      </w:pPr>
-      <w:bookmarkStart w:id="33" w:name="X9c89d3dd38a5fb2cb6cb10fa408ab8cf3397072"/>
-      <w:r>
-        <w:t xml:space="preserve">8. Scheduled Tasks</w:t>
-      </w:r>
-      <w:bookmarkEnd w:id="33"/>
-    </w:p>
-    <w:p>
-      <w:pPr>
-        <w:pStyle w:val="FirstParagraph"/>
-      </w:pPr>
-      <w:r>
-        <w:t xml:space="preserve">There are no application-level scheduled tasks (no cron, no Lambda, no SQS). The only recurring system events are GitHub Actions runs, which are event-driven (push/PR), not scheduled.</w:t>
-      </w:r>
-    </w:p>
-    <w:p>
-      <w:pPr>
-        <w:pStyle w:val="BodyText"/>
-      </w:pPr>
-      <w:r>
-        <w:t xml:space="preserve">If TLS via Let's Encrypt is added (recommended),</w:t>
-      </w:r>
-      <w:r>
-        <w:t xml:space="preserve"> </w:t>
-      </w:r>
-      <w:r>
-        <w:rPr>
-          <w:rStyle w:val="VerbatimChar"/>
-        </w:rPr>
-        <w:t xml:space="preserve">certbot</w:t>
-      </w:r>
-      <w:r>
-        <w:t xml:space="preserve"> </w:t>
-      </w:r>
-      <w:r>
-        <w:t xml:space="preserve">will install a renewal cron. Document its path here when it lands.</w:t>
-      </w:r>
-    </w:p>
-    <w:p>
-      <w:pPr>
-        <w:pStyle w:val="Heading2"/>
-      </w:pPr>
-      <w:bookmarkStart w:id="34" w:name="X886632b0e66e81d7e7fa18bb5e82dcda54f6f4a"/>
-      <w:r>
-        <w:t xml:space="preserve">9. Recovery Checklist (P0)</w:t>
-      </w:r>
-      <w:bookmarkEnd w:id="34"/>
-    </w:p>
-    <w:p>
-      <w:pPr>
-        <w:pStyle w:val="FirstParagraph"/>
-      </w:pPr>
-      <w:r>
-        <w:t xml:space="preserve">When the live site is hard-down:</w:t>
-      </w:r>
-    </w:p>
-    <w:p>
-      <w:pPr>
         <w:numPr>
           <w:ilvl w:val="0"/>
           <w:numId w:val="1006"/>
         </w:numPr>
+      </w:pPr>
+      <w:r>
+        <w:t xml:space="preserve">Confirm scope: is this one user (browser issue) or all users (server/build issue)?</w:t>
+      </w:r>
+      <w:r>
+        <w:t xml:space="preserve"> </w:t>
+      </w:r>
+      <w:r>
+        <w:rPr>
+          <w:rStyle w:val="VerbatimChar"/>
+        </w:rPr>
+        <w:t xml:space="preserve">curl -I http://scheduler.omnilore.org</w:t>
+      </w:r>
+      <w:r>
+        <w:t xml:space="preserve"> </w:t>
+      </w:r>
+      <w:r>
+        <w:t xml:space="preserve">from an outside network.</w:t>
+      </w:r>
+    </w:p>
+    <w:p>
+      <w:pPr>
         <w:pStyle w:val="Compact"/>
-      </w:pPr>
-      <w:r>
-        <w:t xml:space="preserve">Confirm scope: is this one user (browser issue) or all users (server/build issue)?</w:t>
-      </w:r>
-      <w:r>
-        <w:t xml:space="preserve"> </w:t>
-      </w:r>
-      <w:r>
-        <w:rPr>
-          <w:rStyle w:val="VerbatimChar"/>
-        </w:rPr>
-        <w:t xml:space="preserve">curl -I http://scheduler.omnilore.org</w:t>
-      </w:r>
-      <w:r>
-        <w:t xml:space="preserve"> </w:t>
-      </w:r>
-      <w:r>
-        <w:t xml:space="preserve">from an outside network.</w:t>
-      </w:r>
-    </w:p>
-    <w:p>
-      <w:pPr>
         <w:numPr>
           <w:ilvl w:val="0"/>
           <w:numId w:val="1006"/>
         </w:numPr>
+      </w:pPr>
+      <w:r>
+        <w:t xml:space="preserve">Check GitHub Actions for the last</w:t>
+      </w:r>
+      <w:r>
+        <w:t xml:space="preserve"> </w:t>
+      </w:r>
+      <w:r>
+        <w:rPr>
+          <w:rStyle w:val="VerbatimChar"/>
+        </w:rPr>
+        <w:t xml:space="preserve">deploy.yml</w:t>
+      </w:r>
+      <w:r>
+        <w:t xml:space="preserve"> </w:t>
+      </w:r>
+      <w:r>
+        <w:t xml:space="preserve">result.</w:t>
+      </w:r>
+    </w:p>
+    <w:p>
+      <w:pPr>
         <w:pStyle w:val="Compact"/>
-      </w:pPr>
-      <w:r>
-        <w:t xml:space="preserve">Check GitHub Actions for the last</w:t>
-      </w:r>
-      <w:r>
-        <w:t xml:space="preserve"> </w:t>
-      </w:r>
-      <w:r>
-        <w:rPr>
-          <w:rStyle w:val="VerbatimChar"/>
-        </w:rPr>
-        <w:t xml:space="preserve">deploy.yml</w:t>
-      </w:r>
-      <w:r>
-        <w:t xml:space="preserve"> </w:t>
-      </w:r>
-      <w:r>
-        <w:t xml:space="preserve">result.</w:t>
-      </w:r>
-    </w:p>
-    <w:p>
-      <w:pPr>
         <w:numPr>
           <w:ilvl w:val="0"/>
           <w:numId w:val="1006"/>
         </w:numPr>
+      </w:pPr>
+      <w:r>
+        <w:t xml:space="preserve">AWS console → EC2 → confirm the instance is running and reachable.</w:t>
+      </w:r>
+    </w:p>
+    <w:p>
+      <w:pPr>
         <w:pStyle w:val="Compact"/>
-      </w:pPr>
-      <w:r>
-        <w:t xml:space="preserve">AWS console → EC2 → confirm the instance is running and reachable.</w:t>
-      </w:r>
-    </w:p>
-    <w:p>
-      <w:pPr>
         <w:numPr>
           <w:ilvl w:val="0"/>
           <w:numId w:val="1006"/>
         </w:numPr>
+      </w:pPr>
+      <w:r>
+        <w:t xml:space="preserve">SSH to the host:</w:t>
+      </w:r>
+      <w:r>
+        <w:t xml:space="preserve"> </w:t>
+      </w:r>
+      <w:r>
+        <w:rPr>
+          <w:rStyle w:val="VerbatimChar"/>
+        </w:rPr>
+        <w:t xml:space="preserve">sudo systemctl status nginx</w:t>
+      </w:r>
+      <w:r>
+        <w:t xml:space="preserve"> </w:t>
+      </w:r>
+      <w:r>
+        <w:t xml:space="preserve">(or</w:t>
+      </w:r>
+      <w:r>
+        <w:t xml:space="preserve"> </w:t>
+      </w:r>
+      <w:r>
+        <w:rPr>
+          <w:rStyle w:val="VerbatimChar"/>
+        </w:rPr>
+        <w:t xml:space="preserve">apache2</w:t>
+      </w:r>
+      <w:r>
+        <w:t xml:space="preserve">);</w:t>
+      </w:r>
+      <w:r>
+        <w:t xml:space="preserve"> </w:t>
+      </w:r>
+      <w:r>
+        <w:rPr>
+          <w:rStyle w:val="VerbatimChar"/>
+        </w:rPr>
+        <w:t xml:space="preserve">tail -200 /var/log/nginx/error.log</w:t>
+      </w:r>
+      <w:r>
+        <w:t xml:space="preserve">.</w:t>
+      </w:r>
+    </w:p>
+    <w:p>
+      <w:pPr>
         <w:pStyle w:val="Compact"/>
-      </w:pPr>
-      <w:r>
-        <w:t xml:space="preserve">SSH to the host:</w:t>
-      </w:r>
-      <w:r>
-        <w:t xml:space="preserve"> </w:t>
-      </w:r>
-      <w:r>
-        <w:rPr>
-          <w:rStyle w:val="VerbatimChar"/>
-        </w:rPr>
-        <w:t xml:space="preserve">sudo systemctl status nginx</w:t>
-      </w:r>
-      <w:r>
-        <w:t xml:space="preserve"> </w:t>
-      </w:r>
-      <w:r>
-        <w:t xml:space="preserve">(or</w:t>
-      </w:r>
-      <w:r>
-        <w:t xml:space="preserve"> </w:t>
-      </w:r>
-      <w:r>
-        <w:rPr>
-          <w:rStyle w:val="VerbatimChar"/>
-        </w:rPr>
-        <w:t xml:space="preserve">apache2</w:t>
-      </w:r>
-      <w:r>
-        <w:t xml:space="preserve">);</w:t>
-      </w:r>
-      <w:r>
-        <w:t xml:space="preserve"> </w:t>
-      </w:r>
-      <w:r>
-        <w:rPr>
-          <w:rStyle w:val="VerbatimChar"/>
-        </w:rPr>
-        <w:t xml:space="preserve">tail -200 /var/log/nginx/error.log</w:t>
-      </w:r>
-      <w:r>
-        <w:t xml:space="preserve">.</w:t>
-      </w:r>
-    </w:p>
-    <w:p>
-      <w:pPr>
         <w:numPr>
           <w:ilvl w:val="0"/>
           <w:numId w:val="1006"/>
         </w:numPr>
+      </w:pPr>
+      <w:r>
+        <w:rPr>
+          <w:rStyle w:val="VerbatimChar"/>
+        </w:rPr>
+        <w:t xml:space="preserve">ls -la /var/www/html</w:t>
+      </w:r>
+      <w:r>
+        <w:t xml:space="preserve"> </w:t>
+      </w:r>
+      <w:r>
+        <w:t xml:space="preserve">— confirm there is an</w:t>
+      </w:r>
+      <w:r>
+        <w:t xml:space="preserve"> </w:t>
+      </w:r>
+      <w:r>
+        <w:rPr>
+          <w:rStyle w:val="VerbatimChar"/>
+        </w:rPr>
+        <w:t xml:space="preserve">index.html</w:t>
+      </w:r>
+      <w:r>
+        <w:t xml:space="preserve">. If empty, the last deploy didn't write artifacts.</w:t>
+      </w:r>
+    </w:p>
+    <w:p>
+      <w:pPr>
         <w:pStyle w:val="Compact"/>
-      </w:pPr>
-      <w:r>
-        <w:rPr>
-          <w:rStyle w:val="VerbatimChar"/>
-        </w:rPr>
-        <w:t xml:space="preserve">ls -la /var/www/html</w:t>
-      </w:r>
-      <w:r>
-        <w:t xml:space="preserve"> </w:t>
-      </w:r>
-      <w:r>
-        <w:t xml:space="preserve">— confirm there is an</w:t>
-      </w:r>
-      <w:r>
-        <w:t xml:space="preserve"> </w:t>
-      </w:r>
-      <w:r>
-        <w:rPr>
-          <w:rStyle w:val="VerbatimChar"/>
-        </w:rPr>
-        <w:t xml:space="preserve">index.html</w:t>
-      </w:r>
-      <w:r>
-        <w:t xml:space="preserve">. If empty, the last deploy didn't write artifacts.</w:t>
-      </w:r>
-    </w:p>
-    <w:p>
-      <w:pPr>
         <w:numPr>
           <w:ilvl w:val="0"/>
           <w:numId w:val="1006"/>
         </w:numPr>
+      </w:pPr>
+      <w:r>
+        <w:rPr>
+          <w:b/>
+          <w:bCs/>
+        </w:rPr>
+        <w:t xml:space="preserve">Recovery action:</w:t>
+      </w:r>
+      <w:r>
+        <w:t xml:space="preserve"> </w:t>
+      </w:r>
+      <w:r>
+        <w:t xml:space="preserve">push a no-op commit to</w:t>
+      </w:r>
+      <w:r>
+        <w:t xml:space="preserve"> </w:t>
+      </w:r>
+      <w:r>
+        <w:rPr>
+          <w:rStyle w:val="VerbatimChar"/>
+        </w:rPr>
+        <w:t xml:space="preserve">main</w:t>
+      </w:r>
+      <w:r>
+        <w:t xml:space="preserve"> </w:t>
+      </w:r>
+      <w:r>
+        <w:t xml:space="preserve">from a known-good revision, or click "Re-run all jobs" on the last green</w:t>
+      </w:r>
+      <w:r>
+        <w:t xml:space="preserve"> </w:t>
+      </w:r>
+      <w:r>
+        <w:rPr>
+          <w:rStyle w:val="VerbatimChar"/>
+        </w:rPr>
+        <w:t xml:space="preserve">deploy.yml</w:t>
+      </w:r>
+      <w:r>
+        <w:t xml:space="preserve"> </w:t>
+      </w:r>
+      <w:r>
+        <w:t xml:space="preserve">run.</w:t>
+      </w:r>
+    </w:p>
+    <w:p>
+      <w:pPr>
         <w:pStyle w:val="Compact"/>
-      </w:pPr>
-      <w:r>
-        <w:rPr>
-          <w:b/>
-        </w:rPr>
-        <w:t xml:space="preserve">Recovery action:</w:t>
-      </w:r>
-      <w:r>
-        <w:t xml:space="preserve"> </w:t>
-      </w:r>
-      <w:r>
-        <w:t xml:space="preserve">push a no-op commit to</w:t>
-      </w:r>
-      <w:r>
-        <w:t xml:space="preserve"> </w:t>
-      </w:r>
-      <w:r>
-        <w:rPr>
-          <w:rStyle w:val="VerbatimChar"/>
-        </w:rPr>
-        <w:t xml:space="preserve">main</w:t>
-      </w:r>
-      <w:r>
-        <w:t xml:space="preserve"> </w:t>
-      </w:r>
-      <w:r>
-        <w:t xml:space="preserve">from a known-good revision, or click "Re-run all jobs" on the last green</w:t>
-      </w:r>
-      <w:r>
-        <w:t xml:space="preserve"> </w:t>
-      </w:r>
-      <w:r>
-        <w:rPr>
-          <w:rStyle w:val="VerbatimChar"/>
-        </w:rPr>
-        <w:t xml:space="preserve">deploy.yml</w:t>
-      </w:r>
-      <w:r>
-        <w:t xml:space="preserve"> </w:t>
-      </w:r>
-      <w:r>
-        <w:t xml:space="preserve">run.</w:t>
-      </w:r>
-    </w:p>
-    <w:p>
-      <w:pPr>
         <w:numPr>
           <w:ilvl w:val="0"/>
           <w:numId w:val="1006"/>
         </w:numPr>
+      </w:pPr>
+      <w:r>
+        <w:t xml:space="preserve">After the deploy succeeds, run the deployment smoke test (Setup guide §7).</w:t>
+      </w:r>
+    </w:p>
+    <w:p>
+      <w:pPr>
         <w:pStyle w:val="Compact"/>
-      </w:pPr>
-      <w:r>
-        <w:t xml:space="preserve">After the deploy succeeds, run the deployment smoke test (Setup guide §7).</w:t>
-      </w:r>
-    </w:p>
-    <w:p>
-      <w:pPr>
         <w:numPr>
           <w:ilvl w:val="0"/>
           <w:numId w:val="1006"/>
         </w:numPr>
-        <w:pStyle w:val="Compact"/>
       </w:pPr>
       <w:r>
         <w:t xml:space="preserve">Post-mortem: open a backlog item with root cause, time-to-detect, time-to-recover, and the preventive fix.</w:t>
       </w:r>
     </w:p>
+    <w:bookmarkEnd w:id="22"/>
+    <w:bookmarkStart w:id="23" w:name="Xea30caaa9348e0ad5a41b7fdccd33bdc28694d7"/>
     <w:p>
       <w:pPr>
         <w:pStyle w:val="Heading2"/>
       </w:pPr>
-      <w:bookmarkStart w:id="35" w:name="Xea30caaa9348e0ad5a41b7fdccd33bdc28694d7"/>
       <w:r>
         <w:t xml:space="preserve">10. Expiration and Deactivation Dates</w:t>
       </w:r>
-      <w:bookmarkEnd w:id="35"/>
     </w:p>
     <w:p>
       <w:pPr>
@@ -3011,6 +3014,7 @@
       <w:r>
         <w:rPr>
           <w:b/>
+          <w:bCs/>
         </w:rPr>
         <w:t xml:space="preserve">Empty rows are blocking handoff items.</w:t>
       </w:r>
@@ -3018,31 +3022,24 @@
     <w:tbl>
       <w:tblPr>
         <w:tblStyle w:val="Table"/>
-        <w:tblW w:type="pct" w:w="0.0"/>
-        <w:tblLook w:firstRow="1"/>
+        <w:tblW w:type="auto" w:w="0"/>
+        <w:tblLook w:firstRow="1" w:lastRow="0" w:firstColumn="0" w:lastColumn="0" w:noHBand="0" w:noVBand="0" w:val="0020"/>
       </w:tblPr>
       <w:tblGrid>
-        <w:gridCol w:w="2340"/>
-        <w:gridCol w:w="2340"/>
-        <w:gridCol w:w="2340"/>
-        <w:gridCol w:w="2340"/>
+        <w:gridCol w:w="1980"/>
+        <w:gridCol w:w="1980"/>
+        <w:gridCol w:w="1980"/>
+        <w:gridCol w:w="1980"/>
       </w:tblGrid>
-      <w:tblGrid/>
       <w:tr>
         <w:trPr>
-          <w:cnfStyle w:firstRow="1"/>
+          <w:tblHeader w:val="on"/>
         </w:trPr>
         <w:tc>
-          <w:tcPr>
-            <w:tcBorders>
-              <w:bottom w:val="single"/>
-            </w:tcBorders>
-            <w:vAlign w:val="bottom"/>
-          </w:tcPr>
-          <w:p>
-            <w:pPr>
-              <w:pStyle w:val="Compact"/>
-              <w:jc w:val="left"/>
+          <w:tcPr/>
+          <w:p>
+            <w:pPr>
+              <w:pStyle w:val="Compact"/>
             </w:pPr>
             <w:r>
               <w:t xml:space="preserve">Item</w:t>
@@ -3050,16 +3047,10 @@
           </w:p>
         </w:tc>
         <w:tc>
-          <w:tcPr>
-            <w:tcBorders>
-              <w:bottom w:val="single"/>
-            </w:tcBorders>
-            <w:vAlign w:val="bottom"/>
-          </w:tcPr>
-          <w:p>
-            <w:pPr>
-              <w:pStyle w:val="Compact"/>
-              <w:jc w:val="left"/>
+          <w:tcPr/>
+          <w:p>
+            <w:pPr>
+              <w:pStyle w:val="Compact"/>
             </w:pPr>
             <w:r>
               <w:t xml:space="preserve">Expires / Renews</w:t>
@@ -3067,16 +3058,10 @@
           </w:p>
         </w:tc>
         <w:tc>
-          <w:tcPr>
-            <w:tcBorders>
-              <w:bottom w:val="single"/>
-            </w:tcBorders>
-            <w:vAlign w:val="bottom"/>
-          </w:tcPr>
-          <w:p>
-            <w:pPr>
-              <w:pStyle w:val="Compact"/>
-              <w:jc w:val="left"/>
+          <w:tcPr/>
+          <w:p>
+            <w:pPr>
+              <w:pStyle w:val="Compact"/>
             </w:pPr>
             <w:r>
               <w:t xml:space="preserve">Owner</w:t>
@@ -3084,16 +3069,10 @@
           </w:p>
         </w:tc>
         <w:tc>
-          <w:tcPr>
-            <w:tcBorders>
-              <w:bottom w:val="single"/>
-            </w:tcBorders>
-            <w:vAlign w:val="bottom"/>
-          </w:tcPr>
-          <w:p>
-            <w:pPr>
-              <w:pStyle w:val="Compact"/>
-              <w:jc w:val="left"/>
+          <w:tcPr/>
+          <w:p>
+            <w:pPr>
+              <w:pStyle w:val="Compact"/>
             </w:pPr>
             <w:r>
               <w:t xml:space="preserve">Notes</w:t>
@@ -3103,10 +3082,10 @@
       </w:tr>
       <w:tr>
         <w:tc>
-          <w:p>
-            <w:pPr>
-              <w:pStyle w:val="Compact"/>
-              <w:jc w:val="left"/>
+          <w:tcPr/>
+          <w:p>
+            <w:pPr>
+              <w:pStyle w:val="Compact"/>
             </w:pPr>
             <w:r>
               <w:t xml:space="preserve">AWS account / billing</w:t>
@@ -3114,10 +3093,10 @@
           </w:p>
         </w:tc>
         <w:tc>
-          <w:p>
-            <w:pPr>
-              <w:pStyle w:val="Compact"/>
-              <w:jc w:val="left"/>
+          <w:tcPr/>
+          <w:p>
+            <w:pPr>
+              <w:pStyle w:val="Compact"/>
             </w:pPr>
             <w:r>
               <w:t xml:space="preserve">Stakeholder org plan</w:t>
@@ -3125,10 +3104,10 @@
           </w:p>
         </w:tc>
         <w:tc>
-          <w:p>
-            <w:pPr>
-              <w:pStyle w:val="Compact"/>
-              <w:jc w:val="left"/>
+          <w:tcPr/>
+          <w:p>
+            <w:pPr>
+              <w:pStyle w:val="Compact"/>
             </w:pPr>
             <w:r>
               <w:t xml:space="preserve">Stakeholder</w:t>
@@ -3136,10 +3115,10 @@
           </w:p>
         </w:tc>
         <w:tc>
-          <w:p>
-            <w:pPr>
-              <w:pStyle w:val="Compact"/>
-              <w:jc w:val="left"/>
+          <w:tcPr/>
+          <w:p>
+            <w:pPr>
+              <w:pStyle w:val="Compact"/>
             </w:pPr>
             <w:r>
               <w:t xml:space="preserve">Confirm payment method on file.</w:t>
@@ -3149,10 +3128,10 @@
       </w:tr>
       <w:tr>
         <w:tc>
-          <w:p>
-            <w:pPr>
-              <w:pStyle w:val="Compact"/>
-              <w:jc w:val="left"/>
+          <w:tcPr/>
+          <w:p>
+            <w:pPr>
+              <w:pStyle w:val="Compact"/>
             </w:pPr>
             <w:r>
               <w:t xml:space="preserve">AWS deploy IAM access keys</w:t>
@@ -3160,10 +3139,10 @@
           </w:p>
         </w:tc>
         <w:tc>
-          <w:p>
-            <w:pPr>
-              <w:pStyle w:val="Compact"/>
-              <w:jc w:val="left"/>
+          <w:tcPr/>
+          <w:p>
+            <w:pPr>
+              <w:pStyle w:val="Compact"/>
             </w:pPr>
             <w:r>
               <w:t xml:space="preserve">Recommend 90-day rotation</w:t>
@@ -3171,10 +3150,10 @@
           </w:p>
         </w:tc>
         <w:tc>
-          <w:p>
-            <w:pPr>
-              <w:pStyle w:val="Compact"/>
-              <w:jc w:val="left"/>
+          <w:tcPr/>
+          <w:p>
+            <w:pPr>
+              <w:pStyle w:val="Compact"/>
             </w:pPr>
             <w:r>
               <w:t xml:space="preserve">Stakeholder</w:t>
@@ -3182,10 +3161,10 @@
           </w:p>
         </w:tc>
         <w:tc>
-          <w:p>
-            <w:pPr>
-              <w:pStyle w:val="Compact"/>
-              <w:jc w:val="left"/>
+          <w:tcPr/>
+          <w:p>
+            <w:pPr>
+              <w:pStyle w:val="Compact"/>
             </w:pPr>
             <w:r>
               <w:t xml:space="preserve">See §6 above.</w:t>
@@ -3195,10 +3174,10 @@
       </w:tr>
       <w:tr>
         <w:tc>
-          <w:p>
-            <w:pPr>
-              <w:pStyle w:val="Compact"/>
-              <w:jc w:val="left"/>
+          <w:tcPr/>
+          <w:p>
+            <w:pPr>
+              <w:pStyle w:val="Compact"/>
             </w:pPr>
             <w:r>
               <w:t xml:space="preserve">EC2 SSH key (</w:t>
@@ -3215,10 +3194,10 @@
           </w:p>
         </w:tc>
         <w:tc>
-          <w:p>
-            <w:pPr>
-              <w:pStyle w:val="Compact"/>
-              <w:jc w:val="left"/>
+          <w:tcPr/>
+          <w:p>
+            <w:pPr>
+              <w:pStyle w:val="Compact"/>
             </w:pPr>
             <w:r>
               <w:t xml:space="preserve">Recommend annual rotation</w:t>
@@ -3226,10 +3205,10 @@
           </w:p>
         </w:tc>
         <w:tc>
-          <w:p>
-            <w:pPr>
-              <w:pStyle w:val="Compact"/>
-              <w:jc w:val="left"/>
+          <w:tcPr/>
+          <w:p>
+            <w:pPr>
+              <w:pStyle w:val="Compact"/>
             </w:pPr>
             <w:r>
               <w:t xml:space="preserve">Stakeholder</w:t>
@@ -3237,10 +3216,10 @@
           </w:p>
         </w:tc>
         <w:tc>
-          <w:p>
-            <w:pPr>
-              <w:pStyle w:val="Compact"/>
-              <w:jc w:val="left"/>
+          <w:tcPr/>
+          <w:p>
+            <w:pPr>
+              <w:pStyle w:val="Compact"/>
             </w:pPr>
             <w:r>
               <w:t xml:space="preserve">See §6 above.</w:t>
@@ -3250,10 +3229,10 @@
       </w:tr>
       <w:tr>
         <w:tc>
-          <w:p>
-            <w:pPr>
-              <w:pStyle w:val="Compact"/>
-              <w:jc w:val="left"/>
+          <w:tcPr/>
+          <w:p>
+            <w:pPr>
+              <w:pStyle w:val="Compact"/>
             </w:pPr>
             <w:r>
               <w:t xml:space="preserve">EC2 instance (</w:t>
@@ -3270,10 +3249,10 @@
           </w:p>
         </w:tc>
         <w:tc>
-          <w:p>
-            <w:pPr>
-              <w:pStyle w:val="Compact"/>
-              <w:jc w:val="left"/>
+          <w:tcPr/>
+          <w:p>
+            <w:pPr>
+              <w:pStyle w:val="Compact"/>
             </w:pPr>
             <w:r>
               <w:t xml:space="preserve">n/a — until decommissioned</w:t>
@@ -3281,10 +3260,10 @@
           </w:p>
         </w:tc>
         <w:tc>
-          <w:p>
-            <w:pPr>
-              <w:pStyle w:val="Compact"/>
-              <w:jc w:val="left"/>
+          <w:tcPr/>
+          <w:p>
+            <w:pPr>
+              <w:pStyle w:val="Compact"/>
             </w:pPr>
             <w:r>
               <w:t xml:space="preserve">Stakeholder</w:t>
@@ -3292,10 +3271,10 @@
           </w:p>
         </w:tc>
         <w:tc>
-          <w:p>
-            <w:pPr>
-              <w:pStyle w:val="Compact"/>
-              <w:jc w:val="left"/>
+          <w:tcPr/>
+          <w:p>
+            <w:pPr>
+              <w:pStyle w:val="Compact"/>
             </w:pPr>
             <w:r>
               <w:t xml:space="preserve">If Omnilore reserves capacity, note the term.</w:t>
@@ -3305,10 +3284,10 @@
       </w:tr>
       <w:tr>
         <w:tc>
-          <w:p>
-            <w:pPr>
-              <w:pStyle w:val="Compact"/>
-              <w:jc w:val="left"/>
+          <w:tcPr/>
+          <w:p>
+            <w:pPr>
+              <w:pStyle w:val="Compact"/>
             </w:pPr>
             <w:r>
               <w:t xml:space="preserve">Domain</w:t>
@@ -3325,10 +3304,10 @@
           </w:p>
         </w:tc>
         <w:tc>
-          <w:p>
-            <w:pPr>
-              <w:pStyle w:val="Compact"/>
-              <w:jc w:val="left"/>
+          <w:tcPr/>
+          <w:p>
+            <w:pPr>
+              <w:pStyle w:val="Compact"/>
             </w:pPr>
             <w:r>
               <w:t xml:space="preserve">Per Omnilore registrar</w:t>
@@ -3336,10 +3315,10 @@
           </w:p>
         </w:tc>
         <w:tc>
-          <w:p>
-            <w:pPr>
-              <w:pStyle w:val="Compact"/>
-              <w:jc w:val="left"/>
+          <w:tcPr/>
+          <w:p>
+            <w:pPr>
+              <w:pStyle w:val="Compact"/>
             </w:pPr>
             <w:r>
               <w:t xml:space="preserve">Stakeholder</w:t>
@@ -3347,10 +3326,10 @@
           </w:p>
         </w:tc>
         <w:tc>
-          <w:p>
-            <w:pPr>
-              <w:pStyle w:val="Compact"/>
-              <w:jc w:val="left"/>
+          <w:tcPr/>
+          <w:p>
+            <w:pPr>
+              <w:pStyle w:val="Compact"/>
             </w:pPr>
             <w:r>
               <w:t xml:space="preserve">Renew before expiry to avoid DNS outage.</w:t>
@@ -3360,10 +3339,10 @@
       </w:tr>
       <w:tr>
         <w:tc>
-          <w:p>
-            <w:pPr>
-              <w:pStyle w:val="Compact"/>
-              <w:jc w:val="left"/>
+          <w:tcPr/>
+          <w:p>
+            <w:pPr>
+              <w:pStyle w:val="Compact"/>
             </w:pPr>
             <w:r>
               <w:t xml:space="preserve">TLS certificate (when added)</w:t>
@@ -3371,10 +3350,10 @@
           </w:p>
         </w:tc>
         <w:tc>
-          <w:p>
-            <w:pPr>
-              <w:pStyle w:val="Compact"/>
-              <w:jc w:val="left"/>
+          <w:tcPr/>
+          <w:p>
+            <w:pPr>
+              <w:pStyle w:val="Compact"/>
             </w:pPr>
             <w:r>
               <w:t xml:space="preserve">90 days, auto-renew via certbot</w:t>
@@ -3382,10 +3361,10 @@
           </w:p>
         </w:tc>
         <w:tc>
-          <w:p>
-            <w:pPr>
-              <w:pStyle w:val="Compact"/>
-              <w:jc w:val="left"/>
+          <w:tcPr/>
+          <w:p>
+            <w:pPr>
+              <w:pStyle w:val="Compact"/>
             </w:pPr>
             <w:r>
               <w:t xml:space="preserve">Stakeholder</w:t>
@@ -3393,10 +3372,10 @@
           </w:p>
         </w:tc>
         <w:tc>
-          <w:p>
-            <w:pPr>
-              <w:pStyle w:val="Compact"/>
-              <w:jc w:val="left"/>
+          <w:tcPr/>
+          <w:p>
+            <w:pPr>
+              <w:pStyle w:val="Compact"/>
             </w:pPr>
             <w:r>
               <w:t xml:space="preserve">After cert install, document renewal cron path here.</w:t>
@@ -3406,10 +3385,10 @@
       </w:tr>
       <w:tr>
         <w:tc>
-          <w:p>
-            <w:pPr>
-              <w:pStyle w:val="Compact"/>
-              <w:jc w:val="left"/>
+          <w:tcPr/>
+          <w:p>
+            <w:pPr>
+              <w:pStyle w:val="Compact"/>
             </w:pPr>
             <w:r>
               <w:t xml:space="preserve">Free-tier / student credits used during D1–D7</w:t>
@@ -3417,10 +3396,10 @@
           </w:p>
         </w:tc>
         <w:tc>
-          <w:p>
-            <w:pPr>
-              <w:pStyle w:val="Compact"/>
-              <w:jc w:val="left"/>
+          <w:tcPr/>
+          <w:p>
+            <w:pPr>
+              <w:pStyle w:val="Compact"/>
             </w:pPr>
             <w:r>
               <w:t xml:space="preserve">All consumed prior to handoff</w:t>
@@ -3428,10 +3407,10 @@
           </w:p>
         </w:tc>
         <w:tc>
-          <w:p>
-            <w:pPr>
-              <w:pStyle w:val="Compact"/>
-              <w:jc w:val="left"/>
+          <w:tcPr/>
+          <w:p>
+            <w:pPr>
+              <w:pStyle w:val="Compact"/>
             </w:pPr>
             <w:r>
               <w:t xml:space="preserve">Team 34</w:t>
@@ -3439,10 +3418,10 @@
           </w:p>
         </w:tc>
         <w:tc>
-          <w:p>
-            <w:pPr>
-              <w:pStyle w:val="Compact"/>
-              <w:jc w:val="left"/>
+          <w:tcPr/>
+          <w:p>
+            <w:pPr>
+              <w:pStyle w:val="Compact"/>
             </w:pPr>
             <w:r>
               <w:t xml:space="preserve">None of these gated production.</w:t>
@@ -3452,10 +3431,10 @@
       </w:tr>
       <w:tr>
         <w:tc>
-          <w:p>
-            <w:pPr>
-              <w:pStyle w:val="Compact"/>
-              <w:jc w:val="left"/>
+          <w:tcPr/>
+          <w:p>
+            <w:pPr>
+              <w:pStyle w:val="Compact"/>
             </w:pPr>
             <w:r>
               <w:t xml:space="preserve">Demo video link (if hosted on a third-party service)</w:t>
@@ -3463,10 +3442,10 @@
           </w:p>
         </w:tc>
         <w:tc>
-          <w:p>
-            <w:pPr>
-              <w:pStyle w:val="Compact"/>
-              <w:jc w:val="left"/>
+          <w:tcPr/>
+          <w:p>
+            <w:pPr>
+              <w:pStyle w:val="Compact"/>
             </w:pPr>
             <w:r>
               <w:t xml:space="preserve">Per host</w:t>
@@ -3474,10 +3453,10 @@
           </w:p>
         </w:tc>
         <w:tc>
-          <w:p>
-            <w:pPr>
-              <w:pStyle w:val="Compact"/>
-              <w:jc w:val="left"/>
+          <w:tcPr/>
+          <w:p>
+            <w:pPr>
+              <w:pStyle w:val="Compact"/>
             </w:pPr>
             <w:r>
               <w:t xml:space="preserve">Stakeholder</w:t>
@@ -3485,10 +3464,10 @@
           </w:p>
         </w:tc>
         <w:tc>
-          <w:p>
-            <w:pPr>
-              <w:pStyle w:val="Compact"/>
-              <w:jc w:val="left"/>
+          <w:tcPr/>
+          <w:p>
+            <w:pPr>
+              <w:pStyle w:val="Compact"/>
             </w:pPr>
             <w:r>
               <w:t xml:space="preserve">Move to stakeholder-controlled storage if hosted on a student account.</w:t>
@@ -3497,42 +3476,35 @@
         </w:tc>
       </w:tr>
     </w:tbl>
+    <w:bookmarkEnd w:id="23"/>
+    <w:bookmarkStart w:id="24" w:name="X5d5324a695227002e5af8d8c929bcfc6d20acce"/>
     <w:p>
       <w:pPr>
         <w:pStyle w:val="Heading2"/>
       </w:pPr>
-      <w:bookmarkStart w:id="36" w:name="X5d5324a695227002e5af8d8c929bcfc6d20acce"/>
       <w:r>
         <w:t xml:space="preserve">11. Post-handoff playbook (first 90 days)</w:t>
       </w:r>
-      <w:bookmarkEnd w:id="36"/>
     </w:p>
     <w:tbl>
       <w:tblPr>
         <w:tblStyle w:val="Table"/>
-        <w:tblW w:type="pct" w:w="0.0"/>
-        <w:tblLook w:firstRow="1"/>
+        <w:tblW w:type="auto" w:w="0"/>
+        <w:tblLook w:firstRow="1" w:lastRow="0" w:firstColumn="0" w:lastColumn="0" w:noHBand="0" w:noVBand="0" w:val="0020"/>
       </w:tblPr>
       <w:tblGrid>
-        <w:gridCol w:w="4680"/>
-        <w:gridCol w:w="4680"/>
+        <w:gridCol w:w="3960"/>
+        <w:gridCol w:w="3960"/>
       </w:tblGrid>
-      <w:tblGrid/>
       <w:tr>
         <w:trPr>
-          <w:cnfStyle w:firstRow="1"/>
+          <w:tblHeader w:val="on"/>
         </w:trPr>
         <w:tc>
-          <w:tcPr>
-            <w:tcBorders>
-              <w:bottom w:val="single"/>
-            </w:tcBorders>
-            <w:vAlign w:val="bottom"/>
-          </w:tcPr>
-          <w:p>
-            <w:pPr>
-              <w:pStyle w:val="Compact"/>
-              <w:jc w:val="left"/>
+          <w:tcPr/>
+          <w:p>
+            <w:pPr>
+              <w:pStyle w:val="Compact"/>
             </w:pPr>
             <w:r>
               <w:t xml:space="preserve">When</w:t>
@@ -3540,16 +3512,10 @@
           </w:p>
         </w:tc>
         <w:tc>
-          <w:tcPr>
-            <w:tcBorders>
-              <w:bottom w:val="single"/>
-            </w:tcBorders>
-            <w:vAlign w:val="bottom"/>
-          </w:tcPr>
-          <w:p>
-            <w:pPr>
-              <w:pStyle w:val="Compact"/>
-              <w:jc w:val="left"/>
+          <w:tcPr/>
+          <w:p>
+            <w:pPr>
+              <w:pStyle w:val="Compact"/>
             </w:pPr>
             <w:r>
               <w:t xml:space="preserve">Action</w:t>
@@ -3559,10 +3525,10 @@
       </w:tr>
       <w:tr>
         <w:tc>
-          <w:p>
-            <w:pPr>
-              <w:pStyle w:val="Compact"/>
-              <w:jc w:val="left"/>
+          <w:tcPr/>
+          <w:p>
+            <w:pPr>
+              <w:pStyle w:val="Compact"/>
             </w:pPr>
             <w:r>
               <w:t xml:space="preserve">T+0</w:t>
@@ -3570,10 +3536,10 @@
           </w:p>
         </w:tc>
         <w:tc>
-          <w:p>
-            <w:pPr>
-              <w:pStyle w:val="Compact"/>
-              <w:jc w:val="left"/>
+          <w:tcPr/>
+          <w:p>
+            <w:pPr>
+              <w:pStyle w:val="Compact"/>
             </w:pPr>
             <w:r>
               <w:t xml:space="preserve">Stakeholder confirms Owner/Admin on GitHub repo and AWS. Student access revoked.</w:t>
@@ -3583,10 +3549,10 @@
       </w:tr>
       <w:tr>
         <w:tc>
-          <w:p>
-            <w:pPr>
-              <w:pStyle w:val="Compact"/>
-              <w:jc w:val="left"/>
+          <w:tcPr/>
+          <w:p>
+            <w:pPr>
+              <w:pStyle w:val="Compact"/>
             </w:pPr>
             <w:r>
               <w:t xml:space="preserve">T+0</w:t>
@@ -3594,10 +3560,10 @@
           </w:p>
         </w:tc>
         <w:tc>
-          <w:p>
-            <w:pPr>
-              <w:pStyle w:val="Compact"/>
-              <w:jc w:val="left"/>
+          <w:tcPr/>
+          <w:p>
+            <w:pPr>
+              <w:pStyle w:val="Compact"/>
             </w:pPr>
             <w:r>
               <w:t xml:space="preserve">Rotate AWS access keys and</w:t>
@@ -3622,10 +3588,10 @@
       </w:tr>
       <w:tr>
         <w:tc>
-          <w:p>
-            <w:pPr>
-              <w:pStyle w:val="Compact"/>
-              <w:jc w:val="left"/>
+          <w:tcPr/>
+          <w:p>
+            <w:pPr>
+              <w:pStyle w:val="Compact"/>
             </w:pPr>
             <w:r>
               <w:t xml:space="preserve">T+1 week</w:t>
@@ -3633,10 +3599,10 @@
           </w:p>
         </w:tc>
         <w:tc>
-          <w:p>
-            <w:pPr>
-              <w:pStyle w:val="Compact"/>
-              <w:jc w:val="left"/>
+          <w:tcPr/>
+          <w:p>
+            <w:pPr>
+              <w:pStyle w:val="Compact"/>
             </w:pPr>
             <w:r>
               <w:t xml:space="preserve">Add uptime monitoring on</w:t>
@@ -3661,10 +3627,10 @@
       </w:tr>
       <w:tr>
         <w:tc>
-          <w:p>
-            <w:pPr>
-              <w:pStyle w:val="Compact"/>
-              <w:jc w:val="left"/>
+          <w:tcPr/>
+          <w:p>
+            <w:pPr>
+              <w:pStyle w:val="Compact"/>
             </w:pPr>
             <w:r>
               <w:t xml:space="preserve">T+1 week</w:t>
@@ -3672,10 +3638,10 @@
           </w:p>
         </w:tc>
         <w:tc>
-          <w:p>
-            <w:pPr>
-              <w:pStyle w:val="Compact"/>
-              <w:jc w:val="left"/>
+          <w:tcPr/>
+          <w:p>
+            <w:pPr>
+              <w:pStyle w:val="Compact"/>
             </w:pPr>
             <w:r>
               <w:t xml:space="preserve">Tag final D7 release:</w:t>
@@ -3712,10 +3678,10 @@
       </w:tr>
       <w:tr>
         <w:tc>
-          <w:p>
-            <w:pPr>
-              <w:pStyle w:val="Compact"/>
-              <w:jc w:val="left"/>
+          <w:tcPr/>
+          <w:p>
+            <w:pPr>
+              <w:pStyle w:val="Compact"/>
             </w:pPr>
             <w:r>
               <w:t xml:space="preserve">T+30 days</w:t>
@@ -3723,10 +3689,10 @@
           </w:p>
         </w:tc>
         <w:tc>
-          <w:p>
-            <w:pPr>
-              <w:pStyle w:val="Compact"/>
-              <w:jc w:val="left"/>
+          <w:tcPr/>
+          <w:p>
+            <w:pPr>
+              <w:pStyle w:val="Compact"/>
             </w:pPr>
             <w:r>
               <w:t xml:space="preserve">Add TLS via certbot; switch references to</w:t>
@@ -3748,10 +3714,10 @@
       </w:tr>
       <w:tr>
         <w:tc>
-          <w:p>
-            <w:pPr>
-              <w:pStyle w:val="Compact"/>
-              <w:jc w:val="left"/>
+          <w:tcPr/>
+          <w:p>
+            <w:pPr>
+              <w:pStyle w:val="Compact"/>
             </w:pPr>
             <w:r>
               <w:t xml:space="preserve">T+60 days</w:t>
@@ -3759,10 +3725,10 @@
           </w:p>
         </w:tc>
         <w:tc>
-          <w:p>
-            <w:pPr>
-              <w:pStyle w:val="Compact"/>
-              <w:jc w:val="left"/>
+          <w:tcPr/>
+          <w:p>
+            <w:pPr>
+              <w:pStyle w:val="Compact"/>
             </w:pPr>
             <w:r>
               <w:t xml:space="preserve">Decide whether to migrate hosting to S3 + CloudFront (P2).</w:t>
@@ -3772,10 +3738,10 @@
       </w:tr>
       <w:tr>
         <w:tc>
-          <w:p>
-            <w:pPr>
-              <w:pStyle w:val="Compact"/>
-              <w:jc w:val="left"/>
+          <w:tcPr/>
+          <w:p>
+            <w:pPr>
+              <w:pStyle w:val="Compact"/>
             </w:pPr>
             <w:r>
               <w:t xml:space="preserve">T+90 days</w:t>
@@ -3783,10 +3749,10 @@
           </w:p>
         </w:tc>
         <w:tc>
-          <w:p>
-            <w:pPr>
-              <w:pStyle w:val="Compact"/>
-              <w:jc w:val="left"/>
+          <w:tcPr/>
+          <w:p>
+            <w:pPr>
+              <w:pStyle w:val="Compact"/>
             </w:pPr>
             <w:r>
               <w:t xml:space="preserve">Quarterly key rotation cycle; first run.</w:t>
@@ -3795,7 +3761,13 @@
         </w:tc>
       </w:tr>
     </w:tbl>
-    <w:sectPr/>
+    <w:bookmarkEnd w:id="24"/>
+    <w:bookmarkEnd w:id="25"/>
+    <w:sectPr>
+      <w:footnotePr>
+        <w:numRestart w:val="eachSect"/>
+      </w:footnotePr>
+    </w:sectPr>
   </w:body>
 </w:document>
 </file>
@@ -3826,17 +3798,14 @@
 <file path=word/numbering.xml><?xml version="1.0" encoding="utf-8"?>
 <w:numbering xmlns:w="http://schemas.openxmlformats.org/wordprocessingml/2006/main">
   <w:abstractNum w:abstractNumId="990">
-    <w:nsid w:val="2c1ae401"/>
+    <w:nsid w:val="0000A990"/>
     <w:multiLevelType w:val="multilevel"/>
     <w:lvl w:ilvl="0">
       <w:numFmt w:val="bullet"/>
       <w:lvlText w:val=" "/>
       <w:lvlJc w:val="left"/>
       <w:pPr>
-        <w:tabs>
-          <w:tab w:val="num" w:pos="0"/>
-        </w:tabs>
-        <w:ind w:left="480" w:hanging="480"/>
+        <w:ind w:left="720" w:hanging="360"/>
       </w:pPr>
     </w:lvl>
     <w:lvl w:ilvl="1">
@@ -3844,10 +3813,7 @@
       <w:lvlText w:val=" "/>
       <w:lvlJc w:val="left"/>
       <w:pPr>
-        <w:tabs>
-          <w:tab w:val="num" w:pos="720"/>
-        </w:tabs>
-        <w:ind w:left="1200" w:hanging="480"/>
+        <w:ind w:left="1440" w:hanging="360"/>
       </w:pPr>
     </w:lvl>
     <w:lvl w:ilvl="2">
@@ -3855,10 +3821,7 @@
       <w:lvlText w:val=" "/>
       <w:lvlJc w:val="left"/>
       <w:pPr>
-        <w:tabs>
-          <w:tab w:val="num" w:pos="1440"/>
-        </w:tabs>
-        <w:ind w:left="1920" w:hanging="480"/>
+        <w:ind w:left="2160" w:hanging="360"/>
       </w:pPr>
     </w:lvl>
     <w:lvl w:ilvl="3">
@@ -3866,10 +3829,7 @@
       <w:lvlText w:val=" "/>
       <w:lvlJc w:val="left"/>
       <w:pPr>
-        <w:tabs>
-          <w:tab w:val="num" w:pos="2160"/>
-        </w:tabs>
-        <w:ind w:left="2640" w:hanging="480"/>
+        <w:ind w:left="2880" w:hanging="360"/>
       </w:pPr>
     </w:lvl>
     <w:lvl w:ilvl="4">
@@ -3877,10 +3837,7 @@
       <w:lvlText w:val=" "/>
       <w:lvlJc w:val="left"/>
       <w:pPr>
-        <w:tabs>
-          <w:tab w:val="num" w:pos="2880"/>
-        </w:tabs>
-        <w:ind w:left="3360" w:hanging="480"/>
+        <w:ind w:left="3600" w:hanging="360"/>
       </w:pPr>
     </w:lvl>
     <w:lvl w:ilvl="5">
@@ -3888,10 +3845,7 @@
       <w:lvlText w:val=" "/>
       <w:lvlJc w:val="left"/>
       <w:pPr>
-        <w:tabs>
-          <w:tab w:val="num" w:pos="3600"/>
-        </w:tabs>
-        <w:ind w:left="4080" w:hanging="480"/>
+        <w:ind w:left="4320" w:hanging="360"/>
       </w:pPr>
     </w:lvl>
     <w:lvl w:ilvl="6">
@@ -3899,10 +3853,7 @@
       <w:lvlText w:val=" "/>
       <w:lvlJc w:val="left"/>
       <w:pPr>
-        <w:tabs>
-          <w:tab w:val="num" w:pos="4320"/>
-        </w:tabs>
-        <w:ind w:left="4800" w:hanging="480"/>
+        <w:ind w:left="5040" w:hanging="360"/>
       </w:pPr>
     </w:lvl>
     <w:lvl w:ilvl="7">
@@ -3910,10 +3861,7 @@
       <w:lvlText w:val=" "/>
       <w:lvlJc w:val="left"/>
       <w:pPr>
-        <w:tabs>
-          <w:tab w:val="num" w:pos="5040"/>
-        </w:tabs>
-        <w:ind w:left="5520" w:hanging="480"/>
+        <w:ind w:left="5760" w:hanging="360"/>
       </w:pPr>
     </w:lvl>
     <w:lvl w:ilvl="8">
@@ -3921,118 +3869,115 @@
       <w:lvlText w:val=" "/>
       <w:lvlJc w:val="left"/>
       <w:pPr>
-        <w:tabs>
-          <w:tab w:val="num" w:pos="5760"/>
-        </w:tabs>
-        <w:ind w:left="6240" w:hanging="480"/>
+        <w:ind w:left="6480" w:hanging="360"/>
       </w:pPr>
     </w:lvl>
   </w:abstractNum>
   <w:abstractNum w:abstractNumId="991">
-    <w:nsid w:val="ea454b4c"/>
+    <w:nsid w:val="0000A991"/>
     <w:multiLevelType w:val="multilevel"/>
     <w:lvl w:ilvl="0">
       <w:numFmt w:val="bullet"/>
-      <w:lvlText w:val="•"/>
+      <w:lvlText w:val=""/>
       <w:lvlJc w:val="left"/>
       <w:pPr>
-        <w:tabs>
-          <w:tab w:val="num" w:pos="0"/>
-        </w:tabs>
-        <w:ind w:left="480" w:hanging="480"/>
-      </w:pPr>
+        <w:ind w:left="720" w:hanging="360"/>
+      </w:pPr>
+      <w:rPr>
+        <w:rFonts w:ascii="Symbol" w:hAnsi="Symbol" w:cs="Symbol" w:hint="default"/>
+      </w:rPr>
     </w:lvl>
     <w:lvl w:ilvl="1">
       <w:numFmt w:val="bullet"/>
-      <w:lvlText w:val="–"/>
+      <w:lvlText w:val="o"/>
       <w:lvlJc w:val="left"/>
       <w:pPr>
-        <w:tabs>
-          <w:tab w:val="num" w:pos="720"/>
-        </w:tabs>
-        <w:ind w:left="1200" w:hanging="480"/>
-      </w:pPr>
+        <w:ind w:left="1440" w:hanging="360"/>
+      </w:pPr>
+      <w:rPr>
+        <w:rFonts w:ascii="Courier New" w:hAnsi="Courier New" w:cs="Courier New" w:hint="default"/>
+      </w:rPr>
     </w:lvl>
     <w:lvl w:ilvl="2">
       <w:numFmt w:val="bullet"/>
-      <w:lvlText w:val="•"/>
+      <w:lvlText w:val=""/>
       <w:lvlJc w:val="left"/>
       <w:pPr>
-        <w:tabs>
-          <w:tab w:val="num" w:pos="1440"/>
-        </w:tabs>
-        <w:ind w:left="1920" w:hanging="480"/>
-      </w:pPr>
+        <w:ind w:left="2160" w:hanging="360"/>
+      </w:pPr>
+      <w:rPr>
+        <w:rFonts w:ascii="Wingdings" w:hAnsi="Wingdings" w:cs="Wingdings" w:hint="default"/>
+      </w:rPr>
     </w:lvl>
     <w:lvl w:ilvl="3">
       <w:numFmt w:val="bullet"/>
-      <w:lvlText w:val="–"/>
+      <w:lvlText w:val=""/>
       <w:lvlJc w:val="left"/>
       <w:pPr>
-        <w:tabs>
-          <w:tab w:val="num" w:pos="2160"/>
-        </w:tabs>
-        <w:ind w:left="2640" w:hanging="480"/>
-      </w:pPr>
+        <w:ind w:left="2880" w:hanging="360"/>
+      </w:pPr>
+      <w:rPr>
+        <w:rFonts w:ascii="Symbol" w:hAnsi="Symbol" w:cs="Symbol" w:hint="default"/>
+      </w:rPr>
     </w:lvl>
     <w:lvl w:ilvl="4">
       <w:numFmt w:val="bullet"/>
-      <w:lvlText w:val="•"/>
+      <w:lvlText w:val="o"/>
       <w:lvlJc w:val="left"/>
       <w:pPr>
-        <w:tabs>
-          <w:tab w:val="num" w:pos="2880"/>
-        </w:tabs>
-        <w:ind w:left="3360" w:hanging="480"/>
-      </w:pPr>
+        <w:ind w:left="3600" w:hanging="360"/>
+      </w:pPr>
+      <w:rPr>
+        <w:rFonts w:ascii="Courier New" w:hAnsi="Courier New" w:cs="Courier New" w:hint="default"/>
+      </w:rPr>
     </w:lvl>
     <w:lvl w:ilvl="5">
       <w:numFmt w:val="bullet"/>
-      <w:lvlText w:val="–"/>
+      <w:lvlText w:val=""/>
       <w:lvlJc w:val="left"/>
       <w:pPr>
-        <w:tabs>
-          <w:tab w:val="num" w:pos="3600"/>
-        </w:tabs>
-        <w:ind w:left="4080" w:hanging="480"/>
-      </w:pPr>
+        <w:ind w:left="4320" w:hanging="360"/>
+      </w:pPr>
+      <w:rPr>
+        <w:rFonts w:ascii="Wingdings" w:hAnsi="Wingdings" w:cs="Wingdings" w:hint="default"/>
+      </w:rPr>
     </w:lvl>
     <w:lvl w:ilvl="6">
       <w:numFmt w:val="bullet"/>
-      <w:lvlText w:val="•"/>
+      <w:lvlText w:val=""/>
       <w:lvlJc w:val="left"/>
       <w:pPr>
-        <w:tabs>
-          <w:tab w:val="num" w:pos="4320"/>
-        </w:tabs>
-        <w:ind w:left="4800" w:hanging="480"/>
-      </w:pPr>
+        <w:ind w:left="5040" w:hanging="360"/>
+      </w:pPr>
+      <w:rPr>
+        <w:rFonts w:ascii="Symbol" w:hAnsi="Symbol" w:cs="Symbol" w:hint="default"/>
+      </w:rPr>
     </w:lvl>
     <w:lvl w:ilvl="7">
       <w:numFmt w:val="bullet"/>
-      <w:lvlText w:val="–"/>
+      <w:lvlText w:val="o"/>
       <w:lvlJc w:val="left"/>
       <w:pPr>
-        <w:tabs>
-          <w:tab w:val="num" w:pos="5040"/>
-        </w:tabs>
-        <w:ind w:left="5520" w:hanging="480"/>
-      </w:pPr>
+        <w:ind w:left="5760" w:hanging="360"/>
+      </w:pPr>
+      <w:rPr>
+        <w:rFonts w:ascii="Courier New" w:hAnsi="Courier New" w:cs="Courier New" w:hint="default"/>
+      </w:rPr>
     </w:lvl>
     <w:lvl w:ilvl="8">
       <w:numFmt w:val="bullet"/>
-      <w:lvlText w:val="•"/>
+      <w:lvlText w:val=""/>
       <w:lvlJc w:val="left"/>
       <w:pPr>
-        <w:tabs>
-          <w:tab w:val="num" w:pos="5760"/>
-        </w:tabs>
-        <w:ind w:left="6240" w:hanging="480"/>
-      </w:pPr>
+        <w:ind w:left="6480" w:hanging="360"/>
+      </w:pPr>
+      <w:rPr>
+        <w:rFonts w:ascii="Wingdings" w:hAnsi="Wingdings" w:cs="Wingdings" w:hint="default"/>
+      </w:rPr>
     </w:lvl>
   </w:abstractNum>
-  <w:abstractNum w:abstractNumId="99211">
-    <w:nsid w:val="71315dca"/>
+  <w:abstractNum w:abstractNumId="99411">
+    <w:nsid w:val="00A99411"/>
     <w:multiLevelType w:val="multilevel"/>
     <w:lvl w:ilvl="0">
       <w:start w:val="1"/>
@@ -4040,34 +3985,25 @@
       <w:lvlText w:val="%1."/>
       <w:lvlJc w:val="left"/>
       <w:pPr>
-        <w:tabs>
-          <w:tab w:val="num" w:pos="0"/>
-        </w:tabs>
-        <w:ind w:left="480" w:hanging="480"/>
+        <w:ind w:left="720" w:hanging="360"/>
       </w:pPr>
     </w:lvl>
     <w:lvl w:ilvl="1">
       <w:start w:val="1"/>
-      <w:numFmt w:val="lowerLetter"/>
+      <w:numFmt w:val="decimal"/>
       <w:lvlText w:val="%2."/>
       <w:lvlJc w:val="left"/>
       <w:pPr>
-        <w:tabs>
-          <w:tab w:val="num" w:pos="720"/>
-        </w:tabs>
-        <w:ind w:left="1200" w:hanging="480"/>
+        <w:ind w:left="1440" w:hanging="360"/>
       </w:pPr>
     </w:lvl>
     <w:lvl w:ilvl="2">
       <w:start w:val="1"/>
-      <w:numFmt w:val="lowerRoman"/>
+      <w:numFmt w:val="decimal"/>
       <w:lvlText w:val="%3."/>
       <w:lvlJc w:val="left"/>
       <w:pPr>
-        <w:tabs>
-          <w:tab w:val="num" w:pos="1440"/>
-        </w:tabs>
-        <w:ind w:left="1920" w:hanging="480"/>
+        <w:ind w:left="2160" w:hanging="360"/>
       </w:pPr>
     </w:lvl>
     <w:lvl w:ilvl="3">
@@ -4076,34 +4012,25 @@
       <w:lvlText w:val="%4."/>
       <w:lvlJc w:val="left"/>
       <w:pPr>
-        <w:tabs>
-          <w:tab w:val="num" w:pos="2160"/>
-        </w:tabs>
-        <w:ind w:left="2640" w:hanging="480"/>
+        <w:ind w:left="2880" w:hanging="360"/>
       </w:pPr>
     </w:lvl>
     <w:lvl w:ilvl="4">
       <w:start w:val="1"/>
-      <w:numFmt w:val="lowerLetter"/>
+      <w:numFmt w:val="decimal"/>
       <w:lvlText w:val="%5."/>
       <w:lvlJc w:val="left"/>
       <w:pPr>
-        <w:tabs>
-          <w:tab w:val="num" w:pos="2880"/>
-        </w:tabs>
-        <w:ind w:left="3360" w:hanging="480"/>
+        <w:ind w:left="3600" w:hanging="360"/>
       </w:pPr>
     </w:lvl>
     <w:lvl w:ilvl="5">
       <w:start w:val="1"/>
-      <w:numFmt w:val="lowerRoman"/>
+      <w:numFmt w:val="decimal"/>
       <w:lvlText w:val="%6."/>
       <w:lvlJc w:val="left"/>
       <w:pPr>
-        <w:tabs>
-          <w:tab w:val="num" w:pos="3600"/>
-        </w:tabs>
-        <w:ind w:left="4080" w:hanging="480"/>
+        <w:ind w:left="4320" w:hanging="360"/>
       </w:pPr>
     </w:lvl>
     <w:lvl w:ilvl="6">
@@ -4112,34 +4039,25 @@
       <w:lvlText w:val="%7."/>
       <w:lvlJc w:val="left"/>
       <w:pPr>
-        <w:tabs>
-          <w:tab w:val="num" w:pos="4320"/>
-        </w:tabs>
-        <w:ind w:left="4800" w:hanging="480"/>
+        <w:ind w:left="5040" w:hanging="360"/>
       </w:pPr>
     </w:lvl>
     <w:lvl w:ilvl="7">
       <w:start w:val="1"/>
-      <w:numFmt w:val="lowerLetter"/>
+      <w:numFmt w:val="decimal"/>
       <w:lvlText w:val="%8."/>
       <w:lvlJc w:val="left"/>
       <w:pPr>
-        <w:tabs>
-          <w:tab w:val="num" w:pos="5040"/>
-        </w:tabs>
-        <w:ind w:left="5520" w:hanging="480"/>
+        <w:ind w:left="5760" w:hanging="360"/>
       </w:pPr>
     </w:lvl>
     <w:lvl w:ilvl="8">
       <w:start w:val="1"/>
-      <w:numFmt w:val="lowerRoman"/>
+      <w:numFmt w:val="decimal"/>
       <w:lvlText w:val="%9."/>
       <w:lvlJc w:val="left"/>
       <w:pPr>
-        <w:tabs>
-          <w:tab w:val="num" w:pos="5760"/>
-        </w:tabs>
-        <w:ind w:left="6240" w:hanging="480"/>
+        <w:ind w:left="6480" w:hanging="360"/>
       </w:pPr>
     </w:lvl>
   </w:abstractNum>
@@ -4150,7 +4068,7 @@
     <w:abstractNumId w:val="991"/>
   </w:num>
   <w:num w:numId="1002">
-    <w:abstractNumId w:val="99211"/>
+    <w:abstractNumId w:val="99411"/>
     <w:lvlOverride w:ilvl="0">
       <w:startOverride w:val="1"/>
     </w:lvlOverride>
@@ -4189,7 +4107,7 @@
     <w:abstractNumId w:val="991"/>
   </w:num>
   <w:num w:numId="1006">
-    <w:abstractNumId w:val="99211"/>
+    <w:abstractNumId w:val="99411"/>
     <w:lvlOverride w:ilvl="0">
       <w:startOverride w:val="1"/>
     </w:lvlOverride>
@@ -4226,10 +4144,10 @@
   <w:docDefaults>
     <w:rPrDefault>
       <w:rPr>
-        <w:rFonts w:asciiTheme="minorHAnsi" w:eastAsiaTheme="minorHAnsi" w:hAnsiTheme="minorHAnsi" w:cstheme="minorBidi"/>
+        <w:rFonts w:asciiTheme="minorHAnsi" w:cstheme="minorBidi" w:eastAsiaTheme="minorEastAsia" w:hAnsiTheme="minorHAnsi"/>
         <w:sz w:val="24"/>
         <w:szCs w:val="24"/>
-        <w:lang w:val="en-US" w:eastAsia="en-US" w:bidi="ar-SA"/>
+        <w:lang w:bidi="ar-SA" w:eastAsia="zh-CN" w:val="en-US"/>
       </w:rPr>
     </w:rPrDefault>
     <w:pPrDefault>
@@ -4238,91 +4156,145 @@
       </w:pPr>
     </w:pPrDefault>
   </w:docDefaults>
-  <w:latentStyles w:defLockedState="0" w:defUIPriority="0" w:defSemiHidden="0" w:defUnhideWhenUsed="0" w:defQFormat="0" w:count="276"/>
-  <w:style w:type="paragraph" w:default="1" w:styleId="Normal">
+  <w:latentStyles w:count="276" w:defLockedState="0" w:defQFormat="0" w:defSemiHidden="0" w:defUIPriority="0" w:defUnhideWhenUsed="0"/>
+  <w:style w:default="1" w:styleId="Normal" w:type="paragraph">
     <w:name w:val="Normal"/>
     <w:qFormat/>
   </w:style>
-  <w:style w:type="paragraph" w:styleId="BodyText">
+  <w:style w:styleId="BodyText" w:type="paragraph">
     <w:name w:val="Body Text"/>
     <w:basedOn w:val="Normal"/>
     <w:link w:val="BodyTextChar"/>
+    <w:qFormat/>
     <w:pPr>
-      <w:spacing w:before="180" w:after="180"/>
+      <w:spacing w:after="180" w:before="180"/>
     </w:pPr>
-    <w:qFormat/>
-  </w:style>
-  <w:style w:type="paragraph" w:customStyle="1" w:styleId="FirstParagraph">
+  </w:style>
+  <w:style w:customStyle="1" w:styleId="FirstParagraph" w:type="paragraph">
     <w:name w:val="First Paragraph"/>
     <w:basedOn w:val="BodyText"/>
     <w:next w:val="BodyText"/>
     <w:qFormat/>
   </w:style>
-  <w:style w:type="paragraph" w:customStyle="1" w:styleId="Compact">
+  <w:style w:customStyle="1" w:styleId="Compact" w:type="paragraph">
     <w:name w:val="Compact"/>
     <w:basedOn w:val="BodyText"/>
     <w:qFormat/>
     <w:pPr>
-      <w:spacing w:before="36" w:after="36"/>
+      <w:spacing w:after="36" w:before="36"/>
     </w:pPr>
   </w:style>
-  <w:style w:type="paragraph" w:styleId="Title">
+  <w:style w:styleId="Title" w:type="paragraph">
     <w:name w:val="Title"/>
     <w:basedOn w:val="Normal"/>
     <w:next w:val="BodyText"/>
+    <w:link w:val="TitleChar"/>
+    <w:uiPriority w:val="10"/>
     <w:qFormat/>
+    <w:rsid w:val="00A10FD9"/>
     <w:pPr>
-      <w:keepNext/>
-      <w:keepLines/>
-      <w:spacing w:before="480" w:after="240"/>
+      <w:spacing w:after="80" w:line="240" w:lineRule="auto"/>
+      <w:contextualSpacing/>
       <w:jc w:val="center"/>
     </w:pPr>
     <w:rPr>
-      <w:rFonts w:asciiTheme="majorHAnsi" w:eastAsiaTheme="majorEastAsia" w:hAnsiTheme="majorHAnsi" w:cstheme="majorBidi"/>
-      <w:b/>
-      <w:bCs/>
-      <w:color w:val="345A8A" w:themeColor="accent1" w:themeShade="B5"/>
-      <w:sz w:val="36"/>
-      <w:szCs w:val="36"/>
-    </w:rPr>
-  </w:style>
-  <w:style w:type="paragraph" w:styleId="Subtitle">
+      <w:rFonts w:asciiTheme="majorHAnsi" w:cstheme="majorBidi" w:eastAsiaTheme="majorEastAsia" w:hAnsiTheme="majorHAnsi"/>
+      <w:sz w:val="56"/>
+      <w:szCs w:val="56"/>
+    </w:rPr>
+  </w:style>
+  <w:style w:customStyle="1" w:styleId="TitleChar" w:type="character">
+    <w:name w:val="Title Char"/>
+    <w:basedOn w:val="DefaultParagraphFont"/>
+    <w:link w:val="Title"/>
+    <w:uiPriority w:val="10"/>
+    <w:rsid w:val="00A10FD9"/>
+    <w:rPr>
+      <w:rFonts w:asciiTheme="majorHAnsi" w:cstheme="majorBidi" w:eastAsiaTheme="majorEastAsia" w:hAnsiTheme="majorHAnsi"/>
+      <w:sz w:val="56"/>
+      <w:szCs w:val="56"/>
+    </w:rPr>
+  </w:style>
+  <w:style w:styleId="Subtitle" w:type="paragraph">
     <w:name w:val="Subtitle"/>
+    <w:basedOn w:val="Title"/>
+    <w:next w:val="BodyText"/>
+    <w:link w:val="SubtitleChar"/>
+    <w:uiPriority w:val="11"/>
+    <w:qFormat/>
+    <w:rsid w:val="00A10FD9"/>
+    <w:pPr>
+      <w:numPr>
+        <w:ilvl w:val="1"/>
+      </w:numPr>
+    </w:pPr>
+    <w:rPr>
+      <w:rFonts w:cstheme="majorBidi" w:eastAsiaTheme="majorEastAsia"/>
+      <w:spacing w:val="15"/>
+      <w:sz w:val="28"/>
+      <w:szCs w:val="28"/>
+    </w:rPr>
+  </w:style>
+  <w:style w:customStyle="1" w:styleId="SubtitleChar" w:type="character">
+    <w:name w:val="Subtitle Char"/>
+    <w:basedOn w:val="DefaultParagraphFont"/>
+    <w:link w:val="Subtitle"/>
+    <w:uiPriority w:val="11"/>
+    <w:rsid w:val="00A10FD9"/>
+    <w:rPr>
+      <w:rFonts w:cstheme="majorBidi" w:eastAsiaTheme="majorEastAsia"/>
+      <w:color w:themeColor="text1" w:themeTint="A6" w:val="595959"/>
+      <w:spacing w:val="15"/>
+      <w:sz w:val="28"/>
+      <w:szCs w:val="28"/>
+    </w:rPr>
+  </w:style>
+  <w:style w:customStyle="1" w:styleId="Author" w:type="paragraph">
+    <w:name w:val="Author"/>
     <w:basedOn w:val="Title"/>
     <w:next w:val="BodyText"/>
     <w:qFormat/>
     <w:pPr>
       <w:keepNext/>
       <w:keepLines/>
-      <w:spacing w:before="240" w:after="240"/>
-      <w:jc w:val="center"/>
     </w:pPr>
     <w:rPr>
-      <w:sz w:val="30"/>
-      <w:szCs w:val="30"/>
-    </w:rPr>
-  </w:style>
-  <w:style w:type="paragraph" w:customStyle="1" w:styleId="Author">
-    <w:name w:val="Author"/>
+      <w:sz w:val="24"/>
+      <w:szCs w:val="24"/>
+    </w:rPr>
+  </w:style>
+  <w:style w:styleId="Date" w:type="paragraph">
+    <w:name w:val="Date"/>
+    <w:basedOn w:val="Title"/>
     <w:next w:val="BodyText"/>
     <w:qFormat/>
     <w:pPr>
       <w:keepNext/>
       <w:keepLines/>
-      <w:jc w:val="center"/>
     </w:pPr>
-  </w:style>
-  <w:style w:type="paragraph" w:styleId="Date">
-    <w:name w:val="Date"/>
-    <w:next w:val="BodyText"/>
+    <w:rPr>
+      <w:sz w:val="24"/>
+      <w:szCs w:val="24"/>
+    </w:rPr>
+  </w:style>
+  <w:style w:customStyle="1" w:styleId="AbstractTitle" w:type="paragraph">
+    <w:name w:val="Abstract Title"/>
+    <w:basedOn w:val="Normal"/>
+    <w:next w:val="Abstract"/>
     <w:qFormat/>
     <w:pPr>
       <w:keepNext/>
       <w:keepLines/>
+      <w:spacing w:after="0" w:before="300"/>
       <w:jc w:val="center"/>
     </w:pPr>
-  </w:style>
-  <w:style w:type="paragraph" w:customStyle="1" w:styleId="Abstract">
+    <w:rPr>
+      <w:b/>
+      <w:sz w:val="20"/>
+      <w:szCs w:val="20"/>
+    </w:rPr>
+  </w:style>
+  <w:style w:customStyle="1" w:styleId="Abstract" w:type="paragraph">
     <w:name w:val="Abstract"/>
     <w:basedOn w:val="Normal"/>
     <w:next w:val="BodyText"/>
@@ -4330,14 +4302,14 @@
     <w:pPr>
       <w:keepNext/>
       <w:keepLines/>
-      <w:spacing w:before="300" w:after="300"/>
+      <w:spacing w:after="300" w:before="100"/>
     </w:pPr>
     <w:rPr>
       <w:sz w:val="20"/>
       <w:szCs w:val="20"/>
     </w:rPr>
   </w:style>
-  <w:style w:type="paragraph" w:styleId="Bibliography">
+  <w:style w:styleId="Bibliography" w:type="paragraph">
     <w:name w:val="Bibliography"/>
     <w:basedOn w:val="Normal"/>
     <w:next w:val="Bibliography"/>
@@ -4345,195 +4317,325 @@
     <w:pPr/>
     <w:rPr/>
   </w:style>
-  <w:style w:type="paragraph" w:styleId="Heading1">
-    <w:name w:val="Heading 1"/>
+  <w:style w:styleId="Heading1" w:type="paragraph">
+    <w:name w:val="heading 1"/>
     <w:basedOn w:val="Normal"/>
     <w:next w:val="BodyText"/>
+    <w:link w:val="Heading1Char"/>
     <w:uiPriority w:val="9"/>
     <w:qFormat/>
+    <w:rsid w:val="00A10FD9"/>
     <w:pPr>
       <w:keepNext/>
       <w:keepLines/>
-      <w:spacing w:before="480" w:after="0"/>
+      <w:spacing w:after="80" w:before="360"/>
       <w:outlineLvl w:val="0"/>
     </w:pPr>
     <w:rPr>
-      <w:rFonts w:asciiTheme="majorHAnsi" w:eastAsiaTheme="majorEastAsia" w:hAnsiTheme="majorHAnsi" w:cstheme="majorBidi"/>
-      <w:b/>
-      <w:bCs/>
-      <w:color w:val="4F81BD" w:themeColor="accent1"/>
-      <w:sz w:val="32"/>
-      <w:szCs w:val="32"/>
-    </w:rPr>
-  </w:style>
-  <w:style w:type="paragraph" w:styleId="Heading2">
-    <w:name w:val="Heading 2"/>
+      <w:rFonts w:asciiTheme="majorHAnsi" w:cstheme="majorBidi" w:eastAsiaTheme="majorEastAsia" w:hAnsiTheme="majorHAnsi"/>
+      <w:color w:themeColor="accent1" w:themeShade="BF" w:val="0F4761"/>
+      <w:sz w:val="40"/>
+      <w:szCs w:val="40"/>
+    </w:rPr>
+  </w:style>
+  <w:style w:styleId="Heading2" w:type="paragraph">
+    <w:name w:val="heading 2"/>
     <w:basedOn w:val="Normal"/>
     <w:next w:val="BodyText"/>
+    <w:link w:val="Heading2Char"/>
     <w:uiPriority w:val="9"/>
+    <w:semiHidden/>
     <w:unhideWhenUsed/>
     <w:qFormat/>
+    <w:rsid w:val="00A10FD9"/>
     <w:pPr>
       <w:keepNext/>
       <w:keepLines/>
-      <w:spacing w:before="200" w:after="0"/>
+      <w:spacing w:after="80" w:before="160"/>
       <w:outlineLvl w:val="1"/>
     </w:pPr>
     <w:rPr>
-      <w:rFonts w:asciiTheme="majorHAnsi" w:eastAsiaTheme="majorEastAsia" w:hAnsiTheme="majorHAnsi" w:cstheme="majorBidi"/>
-      <w:b/>
-      <w:bCs/>
-      <w:color w:val="4F81BD" w:themeColor="accent1"/>
-      <w:sz w:val="28"/>
-      <w:szCs w:val="28"/>
-    </w:rPr>
-  </w:style>
-  <w:style w:type="paragraph" w:styleId="Heading3">
-    <w:name w:val="Heading 3"/>
+      <w:rFonts w:asciiTheme="majorHAnsi" w:cstheme="majorBidi" w:eastAsiaTheme="majorEastAsia" w:hAnsiTheme="majorHAnsi"/>
+      <w:color w:themeColor="accent1" w:themeShade="BF" w:val="0F4761"/>
+      <w:sz w:val="32"/>
+      <w:szCs w:val="32"/>
+    </w:rPr>
+  </w:style>
+  <w:style w:styleId="Heading3" w:type="paragraph">
+    <w:name w:val="heading 3"/>
     <w:basedOn w:val="Normal"/>
     <w:next w:val="BodyText"/>
+    <w:link w:val="Heading3Char"/>
     <w:uiPriority w:val="9"/>
+    <w:semiHidden/>
     <w:unhideWhenUsed/>
     <w:qFormat/>
+    <w:rsid w:val="00A10FD9"/>
     <w:pPr>
       <w:keepNext/>
       <w:keepLines/>
-      <w:spacing w:before="200" w:after="0"/>
+      <w:spacing w:after="80" w:before="160"/>
       <w:outlineLvl w:val="2"/>
     </w:pPr>
     <w:rPr>
-      <w:rFonts w:asciiTheme="majorHAnsi" w:eastAsiaTheme="majorEastAsia" w:hAnsiTheme="majorHAnsi" w:cstheme="majorBidi"/>
-      <w:b/>
-      <w:bCs/>
-      <w:color w:val="4F81BD" w:themeColor="accent1"/>
-      <w:sz w:val="24"/>
-      <w:szCs w:val="24"/>
-    </w:rPr>
-  </w:style>
-  <w:style w:type="paragraph" w:styleId="Heading4">
-    <w:name w:val="Heading 4"/>
+      <w:rFonts w:cstheme="majorBidi" w:eastAsiaTheme="majorEastAsia"/>
+      <w:color w:themeColor="accent1" w:themeShade="BF" w:val="0F4761"/>
+      <w:sz w:val="28"/>
+      <w:szCs w:val="28"/>
+    </w:rPr>
+  </w:style>
+  <w:style w:styleId="Heading4" w:type="paragraph">
+    <w:name w:val="heading 4"/>
     <w:basedOn w:val="Normal"/>
     <w:next w:val="BodyText"/>
+    <w:link w:val="Heading4Char"/>
     <w:uiPriority w:val="9"/>
+    <w:semiHidden/>
     <w:unhideWhenUsed/>
     <w:qFormat/>
+    <w:rsid w:val="00A10FD9"/>
     <w:pPr>
       <w:keepNext/>
       <w:keepLines/>
-      <w:spacing w:before="200" w:after="0"/>
+      <w:spacing w:after="40" w:before="80"/>
       <w:outlineLvl w:val="3"/>
     </w:pPr>
     <w:rPr>
-      <w:rFonts w:asciiTheme="majorHAnsi" w:eastAsiaTheme="majorEastAsia" w:hAnsiTheme="majorHAnsi" w:cstheme="majorBidi"/>
+      <w:rFonts w:cstheme="majorBidi" w:eastAsiaTheme="majorEastAsia"/>
       <w:i/>
-      <w:bCs/>
-      <w:color w:val="4F81BD" w:themeColor="accent1"/>
-      <w:sz w:val="24"/>
-      <w:szCs w:val="24"/>
-    </w:rPr>
-  </w:style>
-  <w:style w:type="paragraph" w:styleId="Heading5">
-    <w:name w:val="Heading 5"/>
+      <w:iCs/>
+      <w:color w:themeColor="accent1" w:themeShade="BF" w:val="0F4761"/>
+    </w:rPr>
+  </w:style>
+  <w:style w:styleId="Heading5" w:type="paragraph">
+    <w:name w:val="heading 5"/>
     <w:basedOn w:val="Normal"/>
     <w:next w:val="BodyText"/>
+    <w:link w:val="Heading5Char"/>
     <w:uiPriority w:val="9"/>
+    <w:semiHidden/>
     <w:unhideWhenUsed/>
     <w:qFormat/>
+    <w:rsid w:val="00A10FD9"/>
     <w:pPr>
       <w:keepNext/>
       <w:keepLines/>
-      <w:spacing w:before="200" w:after="0"/>
+      <w:spacing w:after="40" w:before="80"/>
       <w:outlineLvl w:val="4"/>
     </w:pPr>
     <w:rPr>
-      <w:rFonts w:asciiTheme="majorHAnsi" w:eastAsiaTheme="majorEastAsia" w:hAnsiTheme="majorHAnsi" w:cstheme="majorBidi"/>
-      <w:iCs/>
-      <w:color w:val="4F81BD" w:themeColor="accent1"/>
-      <w:sz w:val="24"/>
-      <w:szCs w:val="24"/>
-    </w:rPr>
-  </w:style>
-  <w:style w:type="paragraph" w:styleId="Heading6">
-    <w:name w:val="Heading 6"/>
+      <w:rFonts w:cstheme="majorBidi" w:eastAsiaTheme="majorEastAsia"/>
+      <w:color w:themeColor="accent1" w:themeShade="BF" w:val="0F4761"/>
+    </w:rPr>
+  </w:style>
+  <w:style w:styleId="Heading6" w:type="paragraph">
+    <w:name w:val="heading 6"/>
     <w:basedOn w:val="Normal"/>
     <w:next w:val="BodyText"/>
+    <w:link w:val="Heading6Char"/>
     <w:uiPriority w:val="9"/>
+    <w:semiHidden/>
     <w:unhideWhenUsed/>
     <w:qFormat/>
+    <w:rsid w:val="00A10FD9"/>
     <w:pPr>
       <w:keepNext/>
       <w:keepLines/>
-      <w:spacing w:before="200" w:after="0"/>
+      <w:spacing w:after="0" w:before="40"/>
       <w:outlineLvl w:val="5"/>
     </w:pPr>
     <w:rPr>
-      <w:rFonts w:asciiTheme="majorHAnsi" w:eastAsiaTheme="majorEastAsia" w:hAnsiTheme="majorHAnsi" w:cstheme="majorBidi"/>
-      <w:color w:val="4F81BD" w:themeColor="accent1"/>
-      <w:sz w:val="24"/>
-      <w:szCs w:val="24"/>
-    </w:rPr>
-  </w:style>
-  <w:style w:type="paragraph" w:styleId="Heading7">
-    <w:name w:val="Heading 7"/>
+      <w:rFonts w:cstheme="majorBidi" w:eastAsiaTheme="majorEastAsia"/>
+      <w:i/>
+      <w:iCs/>
+      <w:color w:themeColor="text1" w:themeTint="A6" w:val="595959"/>
+    </w:rPr>
+  </w:style>
+  <w:style w:styleId="Heading7" w:type="paragraph">
+    <w:name w:val="heading 7"/>
     <w:basedOn w:val="Normal"/>
     <w:next w:val="BodyText"/>
+    <w:link w:val="Heading7Char"/>
     <w:uiPriority w:val="9"/>
+    <w:semiHidden/>
     <w:unhideWhenUsed/>
     <w:qFormat/>
+    <w:rsid w:val="00A10FD9"/>
     <w:pPr>
       <w:keepNext/>
       <w:keepLines/>
-      <w:spacing w:before="200" w:after="0"/>
+      <w:spacing w:after="0" w:before="40"/>
       <w:outlineLvl w:val="6"/>
     </w:pPr>
     <w:rPr>
-      <w:rFonts w:asciiTheme="majorHAnsi" w:eastAsiaTheme="majorEastAsia" w:hAnsiTheme="majorHAnsi" w:cstheme="majorBidi"/>
-      <w:color w:val="4F81BD" w:themeColor="accent1"/>
-      <w:sz w:val="24"/>
-      <w:szCs w:val="24"/>
-    </w:rPr>
-  </w:style>
-  <w:style w:type="paragraph" w:styleId="Heading8">
-    <w:name w:val="Heading 8"/>
+      <w:rFonts w:cstheme="majorBidi" w:eastAsiaTheme="majorEastAsia"/>
+      <w:color w:themeColor="text1" w:themeTint="A6" w:val="595959"/>
+    </w:rPr>
+  </w:style>
+  <w:style w:styleId="Heading8" w:type="paragraph">
+    <w:name w:val="heading 8"/>
     <w:basedOn w:val="Normal"/>
     <w:next w:val="BodyText"/>
+    <w:link w:val="Heading8Char"/>
     <w:uiPriority w:val="9"/>
+    <w:semiHidden/>
     <w:unhideWhenUsed/>
     <w:qFormat/>
+    <w:rsid w:val="00A10FD9"/>
     <w:pPr>
       <w:keepNext/>
       <w:keepLines/>
-      <w:spacing w:before="200" w:after="0"/>
+      <w:spacing w:after="0"/>
       <w:outlineLvl w:val="7"/>
     </w:pPr>
     <w:rPr>
-      <w:rFonts w:asciiTheme="majorHAnsi" w:eastAsiaTheme="majorEastAsia" w:hAnsiTheme="majorHAnsi" w:cstheme="majorBidi"/>
-      <w:color w:val="4F81BD" w:themeColor="accent1"/>
-      <w:sz w:val="24"/>
-      <w:szCs w:val="24"/>
-    </w:rPr>
-  </w:style>
-  <w:style w:type="paragraph" w:styleId="Heading9">
-    <w:name w:val="Heading 9"/>
+      <w:rFonts w:cstheme="majorBidi" w:eastAsiaTheme="majorEastAsia"/>
+      <w:i/>
+      <w:iCs/>
+      <w:color w:themeColor="text1" w:themeTint="D8" w:val="272727"/>
+    </w:rPr>
+  </w:style>
+  <w:style w:styleId="Heading9" w:type="paragraph">
+    <w:name w:val="heading 9"/>
     <w:basedOn w:val="Normal"/>
     <w:next w:val="BodyText"/>
+    <w:link w:val="Heading9Char"/>
     <w:uiPriority w:val="9"/>
+    <w:semiHidden/>
     <w:unhideWhenUsed/>
     <w:qFormat/>
+    <w:rsid w:val="00A10FD9"/>
     <w:pPr>
       <w:keepNext/>
       <w:keepLines/>
-      <w:spacing w:before="200" w:after="0"/>
+      <w:spacing w:after="0"/>
       <w:outlineLvl w:val="8"/>
     </w:pPr>
     <w:rPr>
-      <w:rFonts w:asciiTheme="majorHAnsi" w:eastAsiaTheme="majorEastAsia" w:hAnsiTheme="majorHAnsi" w:cstheme="majorBidi"/>
-      <w:color w:val="4F81BD" w:themeColor="accent1"/>
-      <w:sz w:val="24"/>
-      <w:szCs w:val="24"/>
-    </w:rPr>
-  </w:style>
-  <w:style w:type="paragraph" w:styleId="BlockText">
+      <w:rFonts w:cstheme="majorBidi" w:eastAsiaTheme="majorEastAsia"/>
+      <w:color w:themeColor="text1" w:themeTint="D8" w:val="272727"/>
+    </w:rPr>
+  </w:style>
+  <w:style w:customStyle="1" w:styleId="Heading1Char" w:type="character">
+    <w:name w:val="Heading 1 Char"/>
+    <w:basedOn w:val="DefaultParagraphFont"/>
+    <w:link w:val="Heading1"/>
+    <w:uiPriority w:val="9"/>
+    <w:rsid w:val="00A10FD9"/>
+    <w:rPr>
+      <w:rFonts w:asciiTheme="majorHAnsi" w:cstheme="majorBidi" w:eastAsiaTheme="majorEastAsia" w:hAnsiTheme="majorHAnsi"/>
+      <w:color w:themeColor="accent1" w:themeShade="BF" w:val="0F4761"/>
+      <w:sz w:val="40"/>
+      <w:szCs w:val="40"/>
+    </w:rPr>
+  </w:style>
+  <w:style w:customStyle="1" w:styleId="Heading2Char" w:type="character">
+    <w:name w:val="Heading 2 Char"/>
+    <w:basedOn w:val="DefaultParagraphFont"/>
+    <w:link w:val="Heading2"/>
+    <w:uiPriority w:val="9"/>
+    <w:semiHidden/>
+    <w:rsid w:val="00A10FD9"/>
+    <w:rPr>
+      <w:rFonts w:asciiTheme="majorHAnsi" w:cstheme="majorBidi" w:eastAsiaTheme="majorEastAsia" w:hAnsiTheme="majorHAnsi"/>
+      <w:color w:themeColor="accent1" w:themeShade="BF" w:val="0F4761"/>
+      <w:sz w:val="32"/>
+      <w:szCs w:val="32"/>
+    </w:rPr>
+  </w:style>
+  <w:style w:customStyle="1" w:styleId="Heading3Char" w:type="character">
+    <w:name w:val="Heading 3 Char"/>
+    <w:basedOn w:val="DefaultParagraphFont"/>
+    <w:link w:val="Heading3"/>
+    <w:uiPriority w:val="9"/>
+    <w:semiHidden/>
+    <w:rsid w:val="00A10FD9"/>
+    <w:rPr>
+      <w:rFonts w:cstheme="majorBidi" w:eastAsiaTheme="majorEastAsia"/>
+      <w:color w:themeColor="accent1" w:themeShade="BF" w:val="0F4761"/>
+      <w:sz w:val="28"/>
+      <w:szCs w:val="28"/>
+    </w:rPr>
+  </w:style>
+  <w:style w:customStyle="1" w:styleId="Heading4Char" w:type="character">
+    <w:name w:val="Heading 4 Char"/>
+    <w:basedOn w:val="DefaultParagraphFont"/>
+    <w:link w:val="Heading4"/>
+    <w:uiPriority w:val="9"/>
+    <w:semiHidden/>
+    <w:rsid w:val="00A10FD9"/>
+    <w:rPr>
+      <w:rFonts w:cstheme="majorBidi" w:eastAsiaTheme="majorEastAsia"/>
+      <w:i/>
+      <w:iCs/>
+      <w:color w:themeColor="accent1" w:themeShade="BF" w:val="0F4761"/>
+    </w:rPr>
+  </w:style>
+  <w:style w:customStyle="1" w:styleId="Heading5Char" w:type="character">
+    <w:name w:val="Heading 5 Char"/>
+    <w:basedOn w:val="DefaultParagraphFont"/>
+    <w:link w:val="Heading5"/>
+    <w:uiPriority w:val="9"/>
+    <w:semiHidden/>
+    <w:rsid w:val="00A10FD9"/>
+    <w:rPr>
+      <w:rFonts w:cstheme="majorBidi" w:eastAsiaTheme="majorEastAsia"/>
+      <w:color w:themeColor="accent1" w:themeShade="BF" w:val="0F4761"/>
+    </w:rPr>
+  </w:style>
+  <w:style w:customStyle="1" w:styleId="Heading6Char" w:type="character">
+    <w:name w:val="Heading 6 Char"/>
+    <w:basedOn w:val="DefaultParagraphFont"/>
+    <w:link w:val="Heading6"/>
+    <w:uiPriority w:val="9"/>
+    <w:semiHidden/>
+    <w:rsid w:val="00A10FD9"/>
+    <w:rPr>
+      <w:rFonts w:cstheme="majorBidi" w:eastAsiaTheme="majorEastAsia"/>
+      <w:i/>
+      <w:iCs/>
+      <w:color w:themeColor="text1" w:themeTint="A6" w:val="595959"/>
+    </w:rPr>
+  </w:style>
+  <w:style w:customStyle="1" w:styleId="Heading7Char" w:type="character">
+    <w:name w:val="Heading 7 Char"/>
+    <w:basedOn w:val="DefaultParagraphFont"/>
+    <w:link w:val="Heading7"/>
+    <w:uiPriority w:val="9"/>
+    <w:semiHidden/>
+    <w:rsid w:val="00A10FD9"/>
+    <w:rPr>
+      <w:rFonts w:cstheme="majorBidi" w:eastAsiaTheme="majorEastAsia"/>
+      <w:color w:themeColor="text1" w:themeTint="A6" w:val="595959"/>
+    </w:rPr>
+  </w:style>
+  <w:style w:customStyle="1" w:styleId="Heading8Char" w:type="character">
+    <w:name w:val="Heading 8 Char"/>
+    <w:basedOn w:val="DefaultParagraphFont"/>
+    <w:link w:val="Heading8"/>
+    <w:uiPriority w:val="9"/>
+    <w:semiHidden/>
+    <w:rsid w:val="00A10FD9"/>
+    <w:rPr>
+      <w:rFonts w:cstheme="majorBidi" w:eastAsiaTheme="majorEastAsia"/>
+      <w:i/>
+      <w:iCs/>
+      <w:color w:themeColor="text1" w:themeTint="D8" w:val="272727"/>
+    </w:rPr>
+  </w:style>
+  <w:style w:customStyle="1" w:styleId="Heading9Char" w:type="character">
+    <w:name w:val="Heading 9 Char"/>
+    <w:basedOn w:val="DefaultParagraphFont"/>
+    <w:link w:val="Heading9"/>
+    <w:uiPriority w:val="9"/>
+    <w:semiHidden/>
+    <w:rsid w:val="00A10FD9"/>
+    <w:rPr>
+      <w:rFonts w:cstheme="majorBidi" w:eastAsiaTheme="majorEastAsia"/>
+      <w:color w:themeColor="text1" w:themeTint="D8" w:val="272727"/>
+    </w:rPr>
+  </w:style>
+  <w:style w:styleId="BlockText" w:type="paragraph">
     <w:name w:val="Block Text"/>
     <w:basedOn w:val="BodyText"/>
     <w:next w:val="BodyText"/>
@@ -4541,11 +4643,11 @@
     <w:unhideWhenUsed/>
     <w:qFormat/>
     <w:pPr>
-      <w:spacing w:before="100" w:after="100"/>
+      <w:spacing w:after="100" w:before="100"/>
       <w:ind w:firstLine="0" w:left="480" w:right="480"/>
     </w:pPr>
   </w:style>
-  <w:style w:type="paragraph" w:styleId="FootnoteText">
+  <w:style w:styleId="FootnoteText" w:type="paragraph">
     <w:name w:val="Footnote Text"/>
     <w:basedOn w:val="Normal"/>
     <w:next w:val="FootnoteText"/>
@@ -4553,28 +4655,48 @@
     <w:unhideWhenUsed/>
     <w:qFormat/>
   </w:style>
-  <w:style w:type="character" w:default="1" w:styleId="DefaultParagraphFont">
+  <w:style w:styleId="FootnoteBlockText" w:type="paragraph">
+    <w:name w:val="Footnote Block Text"/>
+    <w:basedOn w:val="FootnoteText"/>
+    <w:next w:val="FootnoteText"/>
+    <w:uiPriority w:val="9"/>
+    <w:unhideWhenUsed/>
+    <w:qFormat/>
+    <w:pPr>
+      <w:spacing w:after="100" w:before="100"/>
+      <w:ind w:firstLine="0" w:left="480" w:right="480"/>
+    </w:pPr>
+  </w:style>
+  <w:style w:default="1" w:styleId="DefaultParagraphFont" w:type="character">
     <w:name w:val="Default Paragraph Font"/>
     <w:semiHidden/>
     <w:unhideWhenUsed/>
   </w:style>
-  <w:style w:type="table" w:default="1" w:styleId="Table">
+  <w:style w:default="1" w:styleId="Table" w:type="table">
     <w:name w:val="Table"/>
     <w:basedOn w:val="TableNormal"/>
     <w:semiHidden/>
     <w:unhideWhenUsed/>
     <w:qFormat/>
     <w:tblPr>
-      <w:tblInd w:w="0" w:type="dxa"/>
+      <w:tblInd w:type="dxa" w:w="0"/>
       <w:tblCellMar>
-        <w:top w:w="0" w:type="dxa"/>
-        <w:left w:w="108" w:type="dxa"/>
-        <w:bottom w:w="0" w:type="dxa"/>
-        <w:right w:w="108" w:type="dxa"/>
+        <w:top w:type="dxa" w:w="0"/>
+        <w:left w:type="dxa" w:w="108"/>
+        <w:bottom w:type="dxa" w:w="0"/>
+        <w:right w:type="dxa" w:w="108"/>
       </w:tblCellMar>
     </w:tblPr>
-  </w:style>
-  <w:style w:type="paragraph" w:customStyle="1" w:styleId="DefinitionTerm">
+    <w:tblStylePr w:type="firstRow">
+      <w:tcPr>
+        <w:tcBorders>
+          <w:bottom w:val="single"/>
+        </w:tcBorders>
+        <w:vAlign w:val="bottom"/>
+      </w:tcPr>
+    </w:tblStylePr>
+  </w:style>
+  <w:style w:customStyle="1" w:styleId="DefinitionTerm" w:type="paragraph">
     <w:name w:val="Definition Term"/>
     <w:basedOn w:val="Normal"/>
     <w:next w:val="Definition"/>
@@ -4587,49 +4709,49 @@
       <w:b/>
     </w:rPr>
   </w:style>
-  <w:style w:type="paragraph" w:customStyle="1" w:styleId="Definition">
+  <w:style w:customStyle="1" w:styleId="Definition" w:type="paragraph">
     <w:name w:val="Definition"/>
     <w:basedOn w:val="Normal"/>
   </w:style>
-  <w:style w:type="paragraph" w:styleId="Caption">
+  <w:style w:styleId="Caption" w:type="paragraph">
     <w:name w:val="Caption"/>
     <w:basedOn w:val="Normal"/>
     <w:link w:val="BodyTextChar"/>
     <w:pPr>
-      <w:spacing w:before="0" w:after="120"/>
+      <w:spacing w:after="120" w:before="0"/>
     </w:pPr>
     <w:rPr>
       <w:i/>
     </w:rPr>
   </w:style>
-  <w:style w:type="paragraph" w:customStyle="1" w:styleId="TableCaption">
+  <w:style w:customStyle="1" w:styleId="TableCaption" w:type="paragraph">
     <w:name w:val="Table Caption"/>
     <w:basedOn w:val="Caption"/>
     <w:pPr>
       <w:keepNext/>
     </w:pPr>
   </w:style>
-  <w:style w:type="paragraph" w:customStyle="1" w:styleId="ImageCaption">
+  <w:style w:customStyle="1" w:styleId="ImageCaption" w:type="paragraph">
     <w:name w:val="Image Caption"/>
     <w:basedOn w:val="Caption"/>
   </w:style>
-  <w:style w:type="paragraph" w:customStyle="1" w:styleId="Figure">
+  <w:style w:customStyle="1" w:styleId="Figure" w:type="paragraph">
     <w:name w:val="Figure"/>
     <w:basedOn w:val="Normal"/>
   </w:style>
-  <w:style w:type="paragraph" w:customStyle="1" w:styleId="CaptionedFigure">
+  <w:style w:customStyle="1" w:styleId="CaptionedFigure" w:type="paragraph">
     <w:name w:val="Captioned Figure"/>
     <w:basedOn w:val="Figure"/>
     <w:pPr>
       <w:keepNext/>
     </w:pPr>
   </w:style>
-  <w:style w:type="character" w:customStyle="1" w:styleId="BodyTextChar">
+  <w:style w:customStyle="1" w:styleId="BodyTextChar" w:type="character">
     <w:name w:val="Body Text Char"/>
     <w:basedOn w:val="DefaultParagraphFont"/>
     <w:link w:val="BodyText"/>
   </w:style>
-  <w:style w:type="character" w:customStyle="1" w:styleId="VerbatimChar">
+  <w:style w:customStyle="1" w:styleId="VerbatimChar" w:type="character">
     <w:name w:val="Verbatim Char"/>
     <w:basedOn w:val="BodyTextChar"/>
     <w:rPr>
@@ -4637,21 +4759,25 @@
       <w:sz w:val="22"/>
     </w:rPr>
   </w:style>
-  <w:style w:type="character" w:styleId="FootnoteReference">
+  <w:style w:customStyle="1" w:styleId="SectionNumber" w:type="character">
+    <w:name w:val="Section Number"/>
+    <w:basedOn w:val="BodyTextChar"/>
+  </w:style>
+  <w:style w:styleId="FootnoteReference" w:type="character">
     <w:name w:val="Footnote Reference"/>
     <w:basedOn w:val="BodyTextChar"/>
     <w:rPr>
       <w:vertAlign w:val="superscript"/>
     </w:rPr>
   </w:style>
-  <w:style w:type="character" w:styleId="Hyperlink">
+  <w:style w:styleId="Hyperlink" w:type="character">
     <w:name w:val="Hyperlink"/>
     <w:basedOn w:val="BodyTextChar"/>
     <w:rPr>
-      <w:color w:val="4F81BD" w:themeColor="accent1"/>
-    </w:rPr>
-  </w:style>
-  <w:style w:type="paragraph" w:styleId="TOCHeading">
+      <w:color w:themeColor="accent1" w:val="4F81BD"/>
+    </w:rPr>
+  </w:style>
+  <w:style w:styleId="TOCHeading" w:type="paragraph">
     <w:name w:val="TOC Heading"/>
     <w:basedOn w:val="Heading1"/>
     <w:next w:val="BodyText"/>
@@ -4663,10 +4789,10 @@
       <w:outlineLvl w:val="9"/>
     </w:pPr>
     <w:rPr>
-      <w:rFonts w:asciiTheme="majorHAnsi" w:eastAsiaTheme="majorEastAsia" w:hAnsiTheme="majorHAnsi" w:cstheme="majorBidi"/>
+      <w:rFonts w:asciiTheme="majorHAnsi" w:cstheme="majorBidi" w:eastAsiaTheme="majorEastAsia" w:hAnsiTheme="majorHAnsi"/>
       <w:b w:val="0"/>
       <w:bCs w:val="0"/>
-      <w:color w:val="365F91" w:themeColor="accent1" w:themeShade="BF"/>
+      <w:color w:themeColor="accent1" w:themeShade="BF" w:val="365F91"/>
     </w:rPr>
   </w:style>
   <w:style w:type="paragraph" w:customStyle="1" w:styleId="SourceCode">
@@ -4681,8 +4807,8 @@
     <w:name w:val="KeywordTok"/>
     <w:basedOn w:val="VerbatimChar"/>
     <w:rPr>
+      <w:b/>
       <w:color w:val="007020"/>
-      <w:b/>
     </w:rPr>
   </w:style>
   <w:style w:type="character" w:customStyle="1" w:styleId="DataTypeTok">
@@ -4758,40 +4884,43 @@
   <w:style w:type="character" w:customStyle="1" w:styleId="ImportTok">
     <w:name w:val="ImportTok"/>
     <w:basedOn w:val="VerbatimChar"/>
-    <w:rPr/>
+    <w:rPr>
+      <w:b/>
+      <w:color w:val="008000"/>
+    </w:rPr>
   </w:style>
   <w:style w:type="character" w:customStyle="1" w:styleId="CommentTok">
     <w:name w:val="CommentTok"/>
     <w:basedOn w:val="VerbatimChar"/>
     <w:rPr>
+      <w:i/>
       <w:color w:val="60a0b0"/>
-      <w:i/>
     </w:rPr>
   </w:style>
   <w:style w:type="character" w:customStyle="1" w:styleId="DocumentationTok">
     <w:name w:val="DocumentationTok"/>
     <w:basedOn w:val="VerbatimChar"/>
     <w:rPr>
+      <w:i/>
       <w:color w:val="ba2121"/>
-      <w:i/>
     </w:rPr>
   </w:style>
   <w:style w:type="character" w:customStyle="1" w:styleId="AnnotationTok">
     <w:name w:val="AnnotationTok"/>
     <w:basedOn w:val="VerbatimChar"/>
     <w:rPr>
-      <w:color w:val="60a0b0"/>
       <w:b/>
       <w:i/>
+      <w:color w:val="60a0b0"/>
     </w:rPr>
   </w:style>
   <w:style w:type="character" w:customStyle="1" w:styleId="CommentVarTok">
     <w:name w:val="CommentVarTok"/>
     <w:basedOn w:val="VerbatimChar"/>
     <w:rPr>
-      <w:color w:val="60a0b0"/>
       <w:b/>
       <w:i/>
+      <w:color w:val="60a0b0"/>
     </w:rPr>
   </w:style>
   <w:style w:type="character" w:customStyle="1" w:styleId="OtherTok">
@@ -4819,8 +4948,8 @@
     <w:name w:val="ControlFlowTok"/>
     <w:basedOn w:val="VerbatimChar"/>
     <w:rPr>
+      <w:b/>
       <w:color w:val="007020"/>
-      <w:b/>
     </w:rPr>
   </w:style>
   <w:style w:type="character" w:customStyle="1" w:styleId="OperatorTok">
@@ -4833,7 +4962,9 @@
   <w:style w:type="character" w:customStyle="1" w:styleId="BuiltInTok">
     <w:name w:val="BuiltInTok"/>
     <w:basedOn w:val="VerbatimChar"/>
-    <w:rPr/>
+    <w:rPr>
+      <w:color w:val="008000"/>
+    </w:rPr>
   </w:style>
   <w:style w:type="character" w:customStyle="1" w:styleId="ExtensionTok">
     <w:name w:val="ExtensionTok"/>
@@ -4863,34 +4994,34 @@
     <w:name w:val="InformationTok"/>
     <w:basedOn w:val="VerbatimChar"/>
     <w:rPr>
-      <w:color w:val="60a0b0"/>
       <w:b/>
       <w:i/>
+      <w:color w:val="60a0b0"/>
     </w:rPr>
   </w:style>
   <w:style w:type="character" w:customStyle="1" w:styleId="WarningTok">
     <w:name w:val="WarningTok"/>
     <w:basedOn w:val="VerbatimChar"/>
     <w:rPr>
-      <w:color w:val="60a0b0"/>
       <w:b/>
       <w:i/>
+      <w:color w:val="60a0b0"/>
     </w:rPr>
   </w:style>
   <w:style w:type="character" w:customStyle="1" w:styleId="AlertTok">
     <w:name w:val="AlertTok"/>
     <w:basedOn w:val="VerbatimChar"/>
     <w:rPr>
+      <w:b/>
       <w:color w:val="ff0000"/>
-      <w:b/>
     </w:rPr>
   </w:style>
   <w:style w:type="character" w:customStyle="1" w:styleId="ErrorTok">
     <w:name w:val="ErrorTok"/>
     <w:basedOn w:val="VerbatimChar"/>
     <w:rPr>
+      <w:b/>
       <w:color w:val="ff0000"/>
-      <w:b/>
     </w:rPr>
   </w:style>
   <w:style w:type="character" w:customStyle="1" w:styleId="NormalTok">
@@ -4912,44 +5043,44 @@
         <a:sysClr val="window" lastClr="FFFFFF"/>
       </a:lt1>
       <a:dk2>
-        <a:srgbClr val="1F497D"/>
+        <a:srgbClr val="0E2841"/>
       </a:dk2>
       <a:lt2>
-        <a:srgbClr val="EEECE1"/>
+        <a:srgbClr val="E8E8E8"/>
       </a:lt2>
       <a:accent1>
-        <a:srgbClr val="4F81BD"/>
+        <a:srgbClr val="156082"/>
       </a:accent1>
       <a:accent2>
-        <a:srgbClr val="C0504D"/>
+        <a:srgbClr val="E97132"/>
       </a:accent2>
       <a:accent3>
-        <a:srgbClr val="9BBB59"/>
+        <a:srgbClr val="196B24"/>
       </a:accent3>
       <a:accent4>
-        <a:srgbClr val="8064A2"/>
+        <a:srgbClr val="0F9ED5"/>
       </a:accent4>
       <a:accent5>
-        <a:srgbClr val="4BACC6"/>
+        <a:srgbClr val="A02B93"/>
       </a:accent5>
       <a:accent6>
-        <a:srgbClr val="F79646"/>
+        <a:srgbClr val="4EA72E"/>
       </a:accent6>
       <a:hlink>
-        <a:srgbClr val="0000FF"/>
+        <a:srgbClr val="467886"/>
       </a:hlink>
       <a:folHlink>
-        <a:srgbClr val="800080"/>
+        <a:srgbClr val="96607D"/>
       </a:folHlink>
     </a:clrScheme>
     <a:fontScheme name="Office">
       <a:majorFont>
-        <a:latin typeface="Calibri"/>
+        <a:latin typeface="Aptos Display" panose="02110004020202020204"/>
         <a:ea typeface=""/>
         <a:cs typeface=""/>
-        <a:font script="Jpan" typeface="ＭＳ ゴシック"/>
+        <a:font script="Jpan" typeface="游ゴシック Light"/>
         <a:font script="Hang" typeface="맑은 고딕"/>
-        <a:font script="Hans" typeface="宋体"/>
+        <a:font script="Hans" typeface="等线 Light"/>
         <a:font script="Hant" typeface="新細明體"/>
         <a:font script="Arab" typeface="Times New Roman"/>
         <a:font script="Hebr" typeface="Times New Roman"/>
@@ -4976,14 +5107,32 @@
         <a:font script="Mong" typeface="Mongolian Baiti"/>
         <a:font script="Viet" typeface="Times New Roman"/>
         <a:font script="Uigh" typeface="Microsoft Uighur"/>
+        <a:font script="Geor" typeface="Sylfaen"/>
+        <a:font script="Armn" typeface="Arial"/>
+        <a:font script="Bugi" typeface="Leelawadee UI"/>
+        <a:font script="Bopo" typeface="Microsoft JhengHei"/>
+        <a:font script="Java" typeface="Javanese Text"/>
+        <a:font script="Lisu" typeface="Segoe UI"/>
+        <a:font script="Mymr" typeface="Myanmar Text"/>
+        <a:font script="Nkoo" typeface="Ebrima"/>
+        <a:font script="Olck" typeface="Nirmala UI"/>
+        <a:font script="Osma" typeface="Ebrima"/>
+        <a:font script="Phag" typeface="Phagspa"/>
+        <a:font script="Syrn" typeface="Estrangelo Edessa"/>
+        <a:font script="Syrj" typeface="Estrangelo Edessa"/>
+        <a:font script="Syre" typeface="Estrangelo Edessa"/>
+        <a:font script="Sora" typeface="Nirmala UI"/>
+        <a:font script="Tale" typeface="Microsoft Tai Le"/>
+        <a:font script="Talu" typeface="Microsoft New Tai Lue"/>
+        <a:font script="Tfng" typeface="Ebrima"/>
       </a:majorFont>
       <a:minorFont>
-        <a:latin typeface="Cambria"/>
+        <a:latin typeface="Aptos" panose="02110004020202020204"/>
         <a:ea typeface=""/>
         <a:cs typeface=""/>
-        <a:font script="Jpan" typeface="ＭＳ 明朝"/>
+        <a:font script="Jpan" typeface="游明朝"/>
         <a:font script="Hang" typeface="맑은 고딕"/>
-        <a:font script="Hans" typeface="宋体"/>
+        <a:font script="Hans" typeface="等线"/>
         <a:font script="Hant" typeface="新細明體"/>
         <a:font script="Arab" typeface="Arial"/>
         <a:font script="Hebr" typeface="Arial"/>
@@ -5010,6 +5159,24 @@
         <a:font script="Mong" typeface="Mongolian Baiti"/>
         <a:font script="Viet" typeface="Arial"/>
         <a:font script="Uigh" typeface="Microsoft Uighur"/>
+        <a:font script="Geor" typeface="Sylfaen"/>
+        <a:font script="Armn" typeface="Arial"/>
+        <a:font script="Bugi" typeface="Leelawadee UI"/>
+        <a:font script="Bopo" typeface="Microsoft JhengHei"/>
+        <a:font script="Java" typeface="Javanese Text"/>
+        <a:font script="Lisu" typeface="Segoe UI"/>
+        <a:font script="Mymr" typeface="Myanmar Text"/>
+        <a:font script="Nkoo" typeface="Ebrima"/>
+        <a:font script="Olck" typeface="Nirmala UI"/>
+        <a:font script="Osma" typeface="Ebrima"/>
+        <a:font script="Phag" typeface="Phagspa"/>
+        <a:font script="Syrn" typeface="Estrangelo Edessa"/>
+        <a:font script="Syrj" typeface="Estrangelo Edessa"/>
+        <a:font script="Syre" typeface="Estrangelo Edessa"/>
+        <a:font script="Sora" typeface="Nirmala UI"/>
+        <a:font script="Tale" typeface="Microsoft Tai Le"/>
+        <a:font script="Talu" typeface="Microsoft New Tai Lue"/>
+        <a:font script="Tfng" typeface="Ebrima"/>
       </a:minorFont>
     </a:fontScheme>
     <a:fmtScheme name="Office">
@@ -5021,200 +5188,141 @@
           <a:gsLst>
             <a:gs pos="0">
               <a:schemeClr val="phClr">
-                <a:tint val="50000"/>
-                <a:satMod val="300000"/>
+                <a:lumMod val="110000"/>
+                <a:satMod val="105000"/>
+                <a:tint val="67000"/>
               </a:schemeClr>
             </a:gs>
-            <a:gs pos="35000">
+            <a:gs pos="50000">
               <a:schemeClr val="phClr">
-                <a:tint val="37000"/>
-                <a:satMod val="300000"/>
+                <a:lumMod val="105000"/>
+                <a:satMod val="103000"/>
+                <a:tint val="73000"/>
               </a:schemeClr>
             </a:gs>
             <a:gs pos="100000">
               <a:schemeClr val="phClr">
-                <a:tint val="15000"/>
-                <a:satMod val="350000"/>
+                <a:lumMod val="105000"/>
+                <a:satMod val="109000"/>
+                <a:tint val="81000"/>
               </a:schemeClr>
             </a:gs>
           </a:gsLst>
-          <a:lin ang="16200000" scaled="1"/>
+          <a:lin ang="5400000" scaled="0"/>
         </a:gradFill>
         <a:gradFill rotWithShape="1">
           <a:gsLst>
             <a:gs pos="0">
               <a:schemeClr val="phClr">
-                <a:tint val="100000"/>
+                <a:satMod val="103000"/>
+                <a:lumMod val="102000"/>
+                <a:tint val="94000"/>
+              </a:schemeClr>
+            </a:gs>
+            <a:gs pos="50000">
+              <a:schemeClr val="phClr">
+                <a:satMod val="110000"/>
+                <a:lumMod val="100000"/>
                 <a:shade val="100000"/>
-                <a:satMod val="130000"/>
               </a:schemeClr>
             </a:gs>
             <a:gs pos="100000">
               <a:schemeClr val="phClr">
-                <a:tint val="50000"/>
-                <a:shade val="100000"/>
-                <a:satMod val="350000"/>
+                <a:lumMod val="99000"/>
+                <a:satMod val="120000"/>
+                <a:shade val="78000"/>
               </a:schemeClr>
             </a:gs>
           </a:gsLst>
-          <a:lin ang="16200000" scaled="0"/>
+          <a:lin ang="5400000" scaled="0"/>
         </a:gradFill>
       </a:fillStyleLst>
       <a:lnStyleLst>
-        <a:ln w="9525" cap="flat" cmpd="sng" algn="ctr">
-          <a:solidFill>
-            <a:schemeClr val="phClr">
-              <a:shade val="95000"/>
-              <a:satMod val="105000"/>
-            </a:schemeClr>
-          </a:solidFill>
-          <a:prstDash val="solid"/>
-        </a:ln>
-        <a:ln w="25400" cap="flat" cmpd="sng" algn="ctr">
+        <a:ln w="6350" cap="flat" cmpd="sng" algn="ctr">
           <a:solidFill>
             <a:schemeClr val="phClr"/>
           </a:solidFill>
           <a:prstDash val="solid"/>
+          <a:miter lim="800000"/>
         </a:ln>
-        <a:ln w="38100" cap="flat" cmpd="sng" algn="ctr">
+        <a:ln w="12700" cap="flat" cmpd="sng" algn="ctr">
           <a:solidFill>
             <a:schemeClr val="phClr"/>
           </a:solidFill>
           <a:prstDash val="solid"/>
+          <a:miter lim="800000"/>
+        </a:ln>
+        <a:ln w="19050" cap="flat" cmpd="sng" algn="ctr">
+          <a:solidFill>
+            <a:schemeClr val="phClr"/>
+          </a:solidFill>
+          <a:prstDash val="solid"/>
+          <a:miter lim="800000"/>
         </a:ln>
       </a:lnStyleLst>
       <a:effectStyleLst>
         <a:effectStyle>
+          <a:effectLst/>
+        </a:effectStyle>
+        <a:effectStyle>
+          <a:effectLst/>
+        </a:effectStyle>
+        <a:effectStyle>
           <a:effectLst>
-            <a:outerShdw blurRad="40000" dist="20000" dir="5400000" rotWithShape="0">
+            <a:outerShdw blurRad="57150" dist="19050" dir="5400000" algn="ctr" rotWithShape="0">
               <a:srgbClr val="000000">
-                <a:alpha val="38000"/>
+                <a:alpha val="63000"/>
               </a:srgbClr>
             </a:outerShdw>
           </a:effectLst>
-        </a:effectStyle>
-        <a:effectStyle>
-          <a:effectLst>
-            <a:outerShdw blurRad="40000" dist="23000" dir="5400000" rotWithShape="0">
-              <a:srgbClr val="000000">
-                <a:alpha val="35000"/>
-              </a:srgbClr>
-            </a:outerShdw>
-          </a:effectLst>
-        </a:effectStyle>
-        <a:effectStyle>
-          <a:effectLst>
-            <a:outerShdw blurRad="40000" dist="23000" dir="5400000" rotWithShape="0">
-              <a:srgbClr val="000000">
-                <a:alpha val="35000"/>
-              </a:srgbClr>
-            </a:outerShdw>
-          </a:effectLst>
-          <a:scene3d>
-            <a:camera prst="orthographicFront">
-              <a:rot lat="0" lon="0" rev="0"/>
-            </a:camera>
-            <a:lightRig rig="threePt" dir="t">
-              <a:rot lat="0" lon="0" rev="1200000"/>
-            </a:lightRig>
-          </a:scene3d>
-          <a:sp3d>
-            <a:bevelT w="63500" h="25400"/>
-          </a:sp3d>
         </a:effectStyle>
       </a:effectStyleLst>
       <a:bgFillStyleLst>
         <a:solidFill>
           <a:schemeClr val="phClr"/>
         </a:solidFill>
+        <a:solidFill>
+          <a:schemeClr val="phClr">
+            <a:tint val="95000"/>
+            <a:satMod val="170000"/>
+          </a:schemeClr>
+        </a:solidFill>
         <a:gradFill rotWithShape="1">
           <a:gsLst>
             <a:gs pos="0">
               <a:schemeClr val="phClr">
-                <a:tint val="40000"/>
-                <a:satMod val="350000"/>
+                <a:tint val="93000"/>
+                <a:satMod val="150000"/>
+                <a:shade val="98000"/>
+                <a:lumMod val="102000"/>
               </a:schemeClr>
             </a:gs>
-            <a:gs pos="40000">
+            <a:gs pos="50000">
               <a:schemeClr val="phClr">
-                <a:tint val="45000"/>
-                <a:shade val="99000"/>
-                <a:satMod val="350000"/>
+                <a:tint val="98000"/>
+                <a:satMod val="130000"/>
+                <a:shade val="90000"/>
+                <a:lumMod val="103000"/>
               </a:schemeClr>
             </a:gs>
             <a:gs pos="100000">
               <a:schemeClr val="phClr">
-                <a:shade val="20000"/>
-                <a:satMod val="255000"/>
+                <a:shade val="63000"/>
+                <a:satMod val="120000"/>
               </a:schemeClr>
             </a:gs>
           </a:gsLst>
-          <a:path path="circle">
-            <a:fillToRect l="50000" t="-80000" r="50000" b="180000"/>
-          </a:path>
-        </a:gradFill>
-        <a:gradFill rotWithShape="1">
-          <a:gsLst>
-            <a:gs pos="0">
-              <a:schemeClr val="phClr">
-                <a:tint val="80000"/>
-                <a:satMod val="300000"/>
-              </a:schemeClr>
-            </a:gs>
-            <a:gs pos="100000">
-              <a:schemeClr val="phClr">
-                <a:shade val="30000"/>
-                <a:satMod val="200000"/>
-              </a:schemeClr>
-            </a:gs>
-          </a:gsLst>
-          <a:path path="circle">
-            <a:fillToRect l="50000" t="50000" r="50000" b="50000"/>
-          </a:path>
+          <a:lin ang="5400000" scaled="0"/>
         </a:gradFill>
       </a:bgFillStyleLst>
     </a:fmtScheme>
   </a:themeElements>
-  <a:objectDefaults>
-    <a:spDef>
-      <a:spPr/>
-      <a:bodyPr/>
-      <a:lstStyle/>
-      <a:style>
-        <a:lnRef idx="1">
-          <a:schemeClr val="accent1"/>
-        </a:lnRef>
-        <a:fillRef idx="3">
-          <a:schemeClr val="accent1"/>
-        </a:fillRef>
-        <a:effectRef idx="2">
-          <a:schemeClr val="accent1"/>
-        </a:effectRef>
-        <a:fontRef idx="minor">
-          <a:schemeClr val="lt1"/>
-        </a:fontRef>
-      </a:style>
-    </a:spDef>
-    <a:lnDef>
-      <a:spPr/>
-      <a:bodyPr/>
-      <a:lstStyle/>
-      <a:style>
-        <a:lnRef idx="2">
-          <a:schemeClr val="accent1"/>
-        </a:lnRef>
-        <a:fillRef idx="0">
-          <a:schemeClr val="accent1"/>
-        </a:fillRef>
-        <a:effectRef idx="1">
-          <a:schemeClr val="accent1"/>
-        </a:effectRef>
-        <a:fontRef idx="minor">
-          <a:schemeClr val="tx1"/>
-        </a:fontRef>
-      </a:style>
-    </a:lnDef>
-  </a:objectDefaults>
+  <a:objectDefaults/>
   <a:extraClrSchemeLst/>
+  <a:extLst>
+    <a:ext uri="{05A4C25C-085E-4340-85A3-A5531E510DB2}">
+      <thm15:themeFamily xmlns:thm15="http://schemas.microsoft.com/office/thememl/2012/main" name="Office Theme" id="{2E142A2C-CD16-42D6-873A-C26D2A0506FA}" vid="{1BDDFF52-6CD6-40A5-AB3C-68EB2F1E4D0A}"/>
+    </a:ext>
+  </a:extLst>
 </a:theme>
 </file>